--- a/research_v3/thesis/권혁찬_졸업논문_최종본.docx
+++ b/research_v3/thesis/권혁찬_졸업논문_최종본.docx
@@ -376,7 +376,7 @@
           <w:color w:val="111827"/>
           <w:sz w:val="20"/>
         </w:rPr>
-        <w:t>일반의약품은 처방 없이 구매할 수 있지만 제품명이 다르면 같은 유효성분이나 같은 약리군이 포함되어 있다는 사실을 알아보기 어렵다. 특히 종합감기약과 해열진통제를 함께 복용하면 성분 중복, 하루 총량 증가, 짧은 복용 간격과 같은 문제가 생길 수 있다. 본 연구는 국내에서 실제 허가된 일반의약품을 제품명으로 선택하고, 제품별 유효성분·함량·복용 조건을 불러와 사전에 정의한 안전성 신호와 근거 위치를 보여 주는 조회 시스템을 개발하고 평가하고자 하였다.</w:t>
+        <w:t>일반의약품은 처방전 없이 살 수 있지만, 제품명이 다르면 같은 유효성분이나 같은 약리군이 들어 있다는 사실을 소비자가 알아차리기 어렵다. 특히 종합감기약과 해열진통제를 함께 먹으면 성분이 겹치거나 하루 총량이 늘고, 복용 간격이 지나치게 짧아지는 문제가 생길 수 있다. 본 연구는 국내에서 실제로 허가된 일반의약품을 제품명으로 선택하면 제품별 유효성분·함량·복용 조건을 불러와, 미리 정해 둔 안전성 신호와 그 근거의 위치를 함께 보여 주는 조회 시스템을 개발하고 평가하였다.</w:t>
       </w:r>
     </w:p>
     <w:p>
@@ -394,7 +394,7 @@
           <w:color w:val="111827"/>
           <w:sz w:val="20"/>
         </w:rPr>
-        <w:t>보건복지부 안전상비의약품 지정 목록을 초기 후보군으로 사용하고, 사전 정의한 NSAID·항히스타민 중복 시나리오를 구현하기 위한 제품을 규칙 범위 후보로 추가하였다. 식품의약품안전처 의약품안전나라의 제품 상세 HTML과 효능효과·용법용량·사용상주의사항 PDF를 수집하여 원본 URL, 수집일, SHA-256과 페이지·문단 locator를 보존하였다. 전체 후보 16개 중 현행 일반의약품 허가를 확인한 제품은 14개였다. 신신파스아렉스는 4매 포장이 두 규격을 가리켜 단위당 함량을 하나로 정할 수 없었으므로 원문은 보존하되 분석과 사이트 대상에서 제외하였다. 최종 분석 집합은 13개 제품, 28개 고유 성분, 47개 계산용 제품-성분 연결로 구성하였다.</w:t>
+        <w:t>제품 후보는 보건복지부가 지정한 안전상비의약품 목록에서 출발했고, 미리 정해 둔 NSAID·항히스타민 중복 시나리오를 실제 제품으로 구현하기 위한 제품을 규칙 범위 후보로 더하였다. 식품의약품안전처 의약품안전나라에서 제품 상세 페이지와 효능효과·용법용량·사용상 주의사항 문서를 수집하고, 원본 주소와 수집일, 파일 지문(SHA-256), 원문 안에서의 페이지·문단 위치를 함께 보존하였다. 전체 후보 16개 가운데 현행 일반의약품 허가가 확인된 제품은 14개였다. 이 중 신신파스아렉스는 4매 포장이 두 가지 규격을 동시에 가리켜 단위당 함량을 하나로 정할 수 없었으므로, 원문은 보존하되 분석과 사이트 대상에서는 제외하였다. 그 결과 최종 분석 집합은 13개 제품, 28개 고유 성분, 47개 계산용 제품-성분 연결로 구성하였다.</w:t>
       </w:r>
     </w:p>
     <w:p>
@@ -412,7 +412,7 @@
           <w:color w:val="111827"/>
           <w:sz w:val="20"/>
         </w:rPr>
-        <w:t>동일 성분, 동일 약리군, 최대용량, 최소 복용 간격, 연령, 임신·수유, 간질환, 신장질환, 위장관 출혈·궤양, 졸림·운전, 알코올, 항응고제·항혈소판제, 진정성 약물, 비충혈제거제와 고혈압, 연속 복용 기간, 긴급 증상의 16개 규칙 유형을 정의하였다. 외부 약사 검토에서 15개 규칙이 승인되었고 장기 연속 복용 규칙 1개는 수정 필요로 남았다. 승인 규칙 15개의 source/locator 연결률은 100%였다. 허가 용법·용량에서 제품별 복용 조건 32개를 추가로 구조화했으며, 이 32개는 허가 원문 확인을 마쳤지만 별도의 약사 재검토를 받았다고 간주하지 않았다.</w:t>
+        <w:t>안전성 규칙은 동일 성분, 동일 약리군, 최대 용량, 최소 복용 간격, 연령, 임신·수유, 간질환, 신장질환, 위장관 출혈·궤양, 졸림·운전, 알코올, 항응고제·항혈소판제, 진정성 약물, 비충혈제거제와 고혈압, 연속 복용 기간, 긴급 증상까지 16개 유형을 정의하였다. 외부 약사의 검토에서 15개 규칙이 승인되었고, 장기 연속 복용 규칙 1개는 수정이 필요한 상태로 남았다. 승인된 15개 규칙은 모두 근거가 된 원문의 출처와 위치가 연결되어 연결률 100%를 충족하였다. 여기에 더해 허가 용법·용량에서 제품별 복용 조건 32개를 구조화하였는데, 이 32개는 허가 원문 확인은 마쳤지만 아직 별도의 약사 재검토는 받지 않은 자료로 구분하였다.</w:t>
       </w:r>
     </w:p>
     <w:p>
@@ -430,7 +430,7 @@
           <w:color w:val="111827"/>
           <w:sz w:val="20"/>
         </w:rPr>
-        <w:t>13개 외부 확인 시나리오에서 엔진 판정과 확인 결과가 모두 일치했고 위양성 0건, 위음성 0건, critical false negative 0건이었다. 그러나 평가자가 Codex 사전판정을 볼 수 있었으므로 독립 맹검 평가가 아니다. 따라서 민감도·특이도·정확도 1.00은 외부 확인 자료의 기술값으로만 기록하며 성능 주장을 허용하지 않는다. 사이트와 분석자료의 정합성 감사에서는 13개 제품, 28개 성분, 47개 연결과 32개 복용 조건이 모두 일치했고 제외 제품 유입은 없었다. 본 시스템은 진단·처방 도구가 아니라 제품 정보 확인과 전문가 상담 필요 상황 안내를 위한 연구용 조회 도구다. 블라인드 독립평가가 완료될 때까지 연구 완료와 임상 성능을 주장할 수 없다.</w:t>
+        <w:t>13개 외부 확인 시나리오에서 엔진의 판정과 검토자의 확인 결과가 모두 일치하여, 위양성과 위음성은 물론 놓치면 특히 위험한 중대한 위음성(critical false negative)도 모두 0건이었다. 다만 검토자가 코덱스(Codex)가 미리 채워 둔 예상 답안을 볼 수 있는 상태였으므로, 이는 독립적인 맹검 평가가 아니다. 따라서 민감도·특이도·정확도 1.00은 성능을 주장하는 값이 아니라 외부 확인 자료를 있는 그대로 기술한 값으로만 기록한다. 사이트 화면과 분석 자료의 정합성 감사에서는 13개 제품, 28개 성분, 47개 연결, 32개 복용 조건이 모두 일치했고, 분석에서 제외한 제품이 화면으로 흘러 들어간 사례도 없었다. 본 시스템은 진단이나 처방을 위한 도구가 아니라, 제품 정보를 확인하고 전문가 상담이 필요한 상황을 안내하기 위한 연구용 조회 도구다. 맹검 독립평가가 끝나기 전까지는 연구 완료나 임상 성능을 주장할 수 없다.</w:t>
       </w:r>
     </w:p>
     <w:p>
@@ -587,7 +587,7 @@
           <w:color w:val="111827"/>
           <w:sz w:val="21"/>
         </w:rPr>
-        <w:t>일반의약품은 소비자가 의료기관의 처방전 없이 구매할 수 있다. 구매가 쉽다는 사실과 여러 제품을 동시에 복용해도 안전하다는 뜻은 같지 않다. 해열진통제와 종합감기약처럼 용도가 달라 보이는 두 제품에도 아세트아미노펜이 함께 들어갈 수 있고, 이부프로펜·덱시부프로펜·나프록센은 제품명이 달라도 같은 NSAID 계열 위험을 공유한다. 제품 전면의 상품명만 보는 사용자는 이러한 관계를 곧바로 파악하기 어렵다.</w:t>
+        <w:t>일반의약품은 의료기관의 처방전 없이도 살 수 있다. 그러나 사기 쉽다는 것과 여러 제품을 한꺼번에 먹어도 안전하다는 것은 다른 이야기다. 해열진통제와 종합감기약처럼 쓰임새가 달라 보이는 두 제품에도 아세트아미노펜이 함께 들어 있을 수 있고, 이부프로펜·덱시부프로펜·나프록센은 제품명이 달라도 같은 NSAID 계열이라는 공통의 위험을 지닌다. 제품 앞면의 상품명만 보는 사용자는 이런 관계를 한눈에 알아차리기 어렵다.</w:t>
       </w:r>
     </w:p>
     <w:p>
@@ -604,7 +604,7 @@
           <w:color w:val="111827"/>
           <w:sz w:val="21"/>
         </w:rPr>
-        <w:t>식품의약품안전처 허가자료에는 제품별 유효성분, 함량, 제형, 용법·용량과 사용상의 주의사항이 기록되어 있다[2,6-18]. 그러나 허가자료는 제품별 문서이므로 여러 제품을 함께 입력했을 때 같은 성분이 겹치는지, 하루 총량이 얼마인지, 최소 간격을 지켰는지를 바로 답해 주지는 않는다. 제품과 성분을 분리해 정규화하고, 허가 문서의 수치와 주의 조건을 계산 가능한 형태로 연결할 필요가 있다.</w:t>
+        <w:t>식품의약품안전처 허가자료에는 제품마다 유효성분, 함량, 제형, 용법·용량, 사용상의 주의사항이 기록되어 있다[2,6-18]. 다만 허가자료는 제품 하나하나에 대한 문서이므로, 여러 제품을 함께 입력했을 때 같은 성분이 겹치는지, 하루 총량이 얼마나 되는지, 최소 복용 간격을 지켰는지까지 곧바로 답해 주지는 않는다. 따라서 제품과 성분을 나누어 표준화하고, 허가 문서에 적힌 수치와 주의 조건을 계산할 수 있는 형태로 연결할 필요가 있다.</w:t>
       </w:r>
     </w:p>
     <w:p>
@@ -629,7 +629,7 @@
           <w:color w:val="111827"/>
           <w:sz w:val="21"/>
         </w:rPr>
-        <w:t>2026년 6월 18일 기준 연구계획서는 비타민·무기질과 영양소 상한섭취량을 다뤘다. 하지만 최신 확정 연구 질문은 국내 실제 일반의약품의 제품·성분·함량·복용 조건과 중복복용 위험을 조회하는 시스템이다. 두 질문은 연구 대상과 근거 종류가 다르다. 따라서 기존 영양성분 검색 결과, 규칙, 시나리오와 승인 수치를 새 OTC 연구에 합산하지 않고 superseded 계보로 분리하였다.</w:t>
+        <w:t>2026년 6월 18일자 연구계획서는 비타민·무기질 같은 영양성분과 그 상한섭취량을 다루고 있었다. 그러나 이후 확정된 연구 질문은 국내에서 실제로 팔리는 일반의약품의 제품·성분·함량·복용 조건과 중복 복용 위험을 조회하는 시스템이다. 두 질문은 연구 대상도, 필요한 근거의 종류도 다르다. 그래서 이전 영양성분 연구에서 나온 검색 결과, 규칙, 시나리오, 승인 수치는 새 일반의약품(OTC) 연구에 합치지 않고, 대체된 이전 계보로 따로 분리하였다.</w:t>
       </w:r>
     </w:p>
     <w:p>
@@ -646,7 +646,7 @@
           <w:color w:val="111827"/>
           <w:sz w:val="21"/>
         </w:rPr>
-        <w:t>정확한 판매량 순위 자료도 확보하지 못했다. 본 연구는 특정 제품을 “판매량 상위”라고 부르지 않았다. 보건복지부의 안전상비의약품 공적 지정[1], 식약처 허가 확인, 공급실적 자료원의 존재[3,4], 약효군 대표성과 사전 정의한 위험 시나리오를 조합해 “대표 일반의약품 후보”라는 제한된 표현을 사용하였다.</w:t>
+        <w:t>정확한 판매량 순위 자료는 구하지 못했다. 그래서 본 연구는 어떤 제품도 “판매량 상위”라고 부르지 않았다. 대신 보건복지부의 안전상비의약품 공적 지정[1], 식약처 허가 확인, 공급실적 자료원의 존재[3,4], 약효군의 대표성, 미리 정해 둔 위험 시나리오를 함께 고려하여 “대표 일반의약품 후보”라는 제한된 표현만 사용하였다.</w:t>
       </w:r>
     </w:p>
     <w:p>
@@ -701,7 +701,7 @@
           <w:color w:val="111827"/>
           <w:sz w:val="20"/>
         </w:rPr>
-        <w:t>2. 동일 성분·동일 약리군 중복, 용량·간격, 연령·질환·병용약 관련 사전 정의 위험 신호를 결정론적 규칙으로 탐지한다.</w:t>
+        <w:t>2. 동일 성분·동일 약리군 중복, 용량·간격, 연령·질환·병용약과 관련된 미리 정해 둔 위험 신호를 결정론적 규칙으로 탐지한다.</w:t>
       </w:r>
     </w:p>
     <w:p>
@@ -716,7 +716,7 @@
           <w:color w:val="111827"/>
           <w:sz w:val="20"/>
         </w:rPr>
-        <w:t>3. 일반 사용자가 성분을 직접 입력하지 않고 제품명으로 조회할 수 있는 화면을 구현한다.</w:t>
+        <w:t>3. 일반 사용자가 성분을 직접 입력하지 않고 제품명만으로 조회할 수 있는 화면을 구현한다.</w:t>
       </w:r>
     </w:p>
     <w:p>
@@ -731,7 +731,7 @@
           <w:color w:val="111827"/>
           <w:sz w:val="20"/>
         </w:rPr>
-        <w:t>4. 사이트 런타임과 연구 원자료가 같은 제품·성분·함량을 사용하는지 자동으로 감사한다.</w:t>
+        <w:t>4. 사이트 화면과 연구 원자료가 같은 제품·성분·함량을 사용하는지 자동으로 감사한다.</w:t>
       </w:r>
     </w:p>
     <w:p>
@@ -746,7 +746,7 @@
           <w:color w:val="111827"/>
           <w:sz w:val="20"/>
         </w:rPr>
-        <w:t>5. 외부 확인 결과와 한계를 구분해 보고하고, 블라인드 독립평가 전에는 성능을 주장하지 않는다.</w:t>
+        <w:t>5. 외부 확인 결과와 그 한계를 구분해 보고하고, 맹검 독립평가를 하기 전에는 성능을 주장하지 않는다.</w:t>
       </w:r>
     </w:p>
     <w:p>
@@ -783,7 +783,7 @@
           <w:color w:val="111827"/>
           <w:sz w:val="21"/>
         </w:rPr>
-        <w:t>본 연구는 허가자료 정규화, 안전성 규칙 개발, 제품명 중심 웹 시스템 구현과 시나리오 평가를 포함한 개발 연구다. 시스템은 진단, 처방, 복용 중단 또는 용량 변경을 지시하지 않는다. 사용자가 입력한 제품에서 사전 정의한 위험 신호를 찾고, 확인한 근거와 약사·의사에게 질문할 내용을 제공하는 데 목적을 한정하였다.</w:t>
+        <w:t>본 연구는 허가자료 표준화, 안전성 규칙 개발, 제품명 중심의 웹 시스템 구현, 시나리오 평가를 포함하는 개발 연구다. 시스템은 진단이나 처방을 하지 않고, 복용을 중단하거나 용량을 바꾸라고 지시하지도 않는다. 사용자가 입력한 제품에서 미리 정해 둔 위험 신호를 찾아 주고, 확인된 근거와 약사·의사에게 물어볼 내용을 제시하는 데까지로 목적을 한정하였다.</w:t>
       </w:r>
     </w:p>
     <w:p>
@@ -800,7 +800,7 @@
           <w:color w:val="111827"/>
           <w:sz w:val="21"/>
         </w:rPr>
-        <w:t>분석 단위는 제품, 유효성분, 제품-성분 연결, 복용 조건, 규칙과 근거다. 하나의 복합제는 제품 마스터 한 행과 여러 성분 연결 행으로 표현한다. 원문 보존용 마스터와 실제 계산에 사용하는 분석 집합을 구분하였다.</w:t>
+        <w:t>분석 단위는 제품, 유효성분, 제품-성분 연결, 복용 조건, 규칙, 근거다. 하나의 복합제는 제품 마스터 한 행과 여러 개의 성분 연결 행으로 표현한다. 원문을 그대로 보존하는 마스터와, 실제 계산에 쓰는 분석 집합은 서로 구분하였다.</w:t>
       </w:r>
     </w:p>
     <w:p>
@@ -825,7 +825,7 @@
           <w:color w:val="111827"/>
           <w:sz w:val="21"/>
         </w:rPr>
-        <w:t>보건복지부 안전상비의약품 지정 13품목을 공적 초기 후보로 등록하였다[1]. 이 목록은 접근성과 공적 지정이라는 선정 근거를 제공하지만 판매량 순위를 뜻하지 않는다. 사전 정의한 동일 NSAID와 항히스타민 중복 시나리오를 실제 제품으로 구현하기 위해 덱스피드연질캡슐, 낙센정과 지르텍정 3개를 규칙 범위 후보로 추가하였다. 덱시부프로펜은 국가법령정보센터의 일반의약품 다소비 성분 목록을 보조 근거로 사용하였다[5]. 나프록센과 세티리진 제품은 판매량 상위가 아니라 시나리오 범위 충족 후보로만 해석하였다.</w:t>
+        <w:t>보건복지부가 지정한 안전상비의약품 13품목을 공적 초기 후보로 등록하였다[1]. 이 목록은 접근성과 공적 지정이라는 선정 근거를 주지만 판매량 순위를 뜻하지는 않는다. 미리 정해 둔 동일 NSAID·항히스타민 중복 시나리오를 실제 제품으로 구현하기 위해 덱스피드연질캡슐, 낙센정, 지르텍정 3개를 규칙 범위 후보로 추가하였다. 덱시부프로펜은 국가법령정보센터의 일반의약품 다소비 성분 목록을 보조 근거로 사용하였다[5]. 나프록센과 세티리진 제품은 판매량 상위가 아니라 시나리오 범위를 채우기 위한 후보로만 해석하였다.</w:t>
       </w:r>
     </w:p>
     <w:p>
@@ -842,7 +842,7 @@
           <w:color w:val="111827"/>
           <w:sz w:val="21"/>
         </w:rPr>
-        <w:t>포함 조건은 현행 일반의약품 허가, 품목기준코드 확인, 성분·함량 확인, 용법·주의사항 원문과 locator 확보, 사전 정의 규칙 또는 제품 정보 조회의 구현 가능성이었다. 허가 취하 제품은 분석에서 제외하였다. 한 포장명이 둘 이상의 함량 규격을 가리켜 단위당 양을 결정할 수 없는 제품도 정량 분석에서 제외하였다.</w:t>
+        <w:t>포함 조건은 현행 일반의약품 허가, 품목기준코드 확인, 성분·함량 확인, 용법·주의사항 원문과 그 위치 확보, 그리고 미리 정해 둔 규칙이나 제품 정보 조회를 구현할 수 있는지 여부였다. 허가가 취하된 제품은 분석에서 제외하였다. 한 포장명이 둘 이상의 함량 규격을 가리켜 단위당 양을 정할 수 없는 제품도 정량 분석에서 제외하였다.</w:t>
       </w:r>
     </w:p>
     <w:p>
@@ -867,7 +867,7 @@
           <w:color w:val="111827"/>
           <w:sz w:val="21"/>
         </w:rPr>
-        <w:t>식품의약품안전처 의약품안전나라 제품 상세 페이지와 품목별 효능효과, 용법용량, 사용상주의사항 PDF를 공식 원자료로 사용하였다[2,6-18]. 각 원본은 로컬에 보존하고 다음 항목을 manifest에 기록하였다.</w:t>
+        <w:t>식품의약품안전처 의약품안전나라의 제품 상세 페이지와 품목별 효능효과, 용법용량, 사용상 주의사항 문서를 공식 원자료로 사용하였다[2,6-18]. 각 원본은 로컬에 보존하고 다음 항목을 기록표(manifest)에 남겼다.</w:t>
       </w:r>
     </w:p>
     <w:p>
@@ -897,7 +897,7 @@
           <w:color w:val="111827"/>
           <w:sz w:val="20"/>
         </w:rPr>
-        <w:t>원본 URL과 수집 시각</w:t>
+        <w:t>원본 주소와 수집 시각</w:t>
       </w:r>
     </w:p>
     <w:p>
@@ -912,7 +912,7 @@
           <w:color w:val="111827"/>
           <w:sz w:val="20"/>
         </w:rPr>
-        <w:t>파일 크기와 SHA-256</w:t>
+        <w:t>파일 크기와 지문(SHA-256)</w:t>
       </w:r>
     </w:p>
     <w:p>
@@ -942,7 +942,7 @@
           <w:color w:val="111827"/>
           <w:sz w:val="20"/>
         </w:rPr>
-        <w:t>페이지·문단 locator</w:t>
+        <w:t>원문 안에서의 페이지·문단 위치</w:t>
       </w:r>
     </w:p>
     <w:p>
@@ -974,7 +974,7 @@
           <w:color w:val="111827"/>
           <w:sz w:val="21"/>
         </w:rPr>
-        <w:t>PDF에서 추출한 텍스트는 페이지 단위로 저장하였다. 규칙 근거는 URL만 연결하지 않고 제품명, 문서 종류, 페이지와 문단 번호를 함께 기록하였다. 원본 해시가 달라지면 복용 조건을 런타임에 넣지 않도록 검증하였다.</w:t>
+        <w:t>문서에서 추출한 텍스트는 페이지 단위로 저장하였다. 규칙의 근거는 주소만 연결하지 않고 제품명, 문서 종류, 페이지 번호, 문단 번호까지 함께 기록하였다. 원본 지문이 달라지면 그 복용 조건이 실제 화면에 반영되지 않도록 검증 절차를 두었다.</w:t>
       </w:r>
     </w:p>
     <w:p>
@@ -999,7 +999,7 @@
           <w:color w:val="111827"/>
           <w:sz w:val="21"/>
         </w:rPr>
-        <w:t>제품 마스터에는 후보 ID, 내부 제품 ID, 품목기준코드, 제품명, 업체명, 일반의약품 구분, 허가 상태, 제형, 포장단위, 원문 URL, locator, 수집일, 원본 해시와 분석 상태를 저장하였다. 성분 마스터에는 원문명, 표준 한글명, 영문명, 정규화 키와 약리군을 저장하였다. 제품-성분 표에는 원문 기준량, 단위당 함량, 단위, 규격 변형과 계산 선택 여부를 저장하였다.</w:t>
+        <w:t>제품 마스터에는 후보 번호, 내부 제품 번호, 품목기준코드, 제품명, 업체명, 일반의약품 구분, 허가 상태, 제형, 포장 단위, 원문 주소와 위치, 수집일, 원본 지문, 분석 상태를 저장하였다. 성분 마스터에는 원문에 적힌 이름, 표준 한글명, 영문명, 정규화 키, 약리군을 저장하였다. 제품-성분 표에는 원문 기준량, 단위당 함량, 단위, 규격 변형, 계산에 쓸 규격을 선택했는지 여부를 저장하였다.</w:t>
       </w:r>
     </w:p>
     <w:p>
@@ -1016,7 +1016,7 @@
           <w:color w:val="111827"/>
           <w:sz w:val="21"/>
         </w:rPr>
-        <w:t>액상제의 “100 mL 중” 함량은 원문 값을 보존하면서 사이트 계산 단위로 환산하였다. 어린이타이레놀현탁액의 3.2 g/100 mL는 32 mg/mL, 어린이부루펜시럽의 2 g/100 mL는 20 mg/mL로 변환하였다. 변환식과 결과는 회귀 테스트와 런타임 정합성 감사에서 다시 확인하였다.</w:t>
+        <w:t>액상제의 “100 mL 중” 함량은 원문 값을 그대로 보존하면서 사이트 계산 단위로 환산하였다. 어린이타이레놀현탁액의 3.2 g/100 mL는 32 mg/mL로, 어린이부루펜시럽의 2 g/100 mL는 20 mg/mL로 변환하였다. 변환식과 결과는 회귀 시험과 런타임 정합성 감사에서 다시 확인하였다.</w:t>
       </w:r>
     </w:p>
     <w:p>
@@ -1041,14 +1041,14 @@
           <w:color w:val="111827"/>
           <w:sz w:val="21"/>
         </w:rPr>
-        <w:t>신신파스아렉스 허가에는 7개 규격과 7개 유효성분이 있어 원문 마스터에 49개의 제품-성분-규격 행이 생성된다. 4매 포장은 7×10㎠와 10×14㎠ 규격에 모두 허가되어 포장 수량만으로 면적과 성분량을 하나로 결정할 수 없다. 한 규격을 임의로 선택하면 제품 단위 함량이 달라질 수 있다.</w:t>
+        <w:t>신신파스아렉스 허가에는 7개 규격과 7개 유효성분이 있어, 원문 마스터에는 49개의 제품-성분-규격 행이 생긴다. 4매 포장은 7×10㎠와 10×14㎠ 규격에 모두 허가되어 있어, 포장 수량만으로는 면적과 성분량을 하나로 정할 수 없다. 한 규격을 임의로 고르면 제품 단위의 함량이 달라질 수 있다.</w:t>
       </w:r>
     </w:p>
     <w:p>
       <w:pPr>
         <w:keepLines w:val="0"/>
         <w:ind w:firstLine="346"/>
-        <w:jc w:val="left"/>
+        <w:jc w:val="both"/>
       </w:pPr>
       <w:r>
         <w:rPr>
@@ -1058,7 +1058,7 @@
           <w:color w:val="111827"/>
           <w:sz w:val="21"/>
         </w:rPr>
-        <w:t>따라서 원시 HTML·PDF, 제품 마스터, 성분 마스터와 49개 규격 행은 삭제하지 않고 보존하였다. 대신 `analysis_status=excluded`, `exclusion_reason=ambiguous_authorized_package_size`로 기록하고 분석 집합, 사이트 검색·계산 대상과 런타임 미지원 후보 목록에서 제외하였다. 이 결정은 데이터 손실 없이 계산 오류 가능성을 제거하기 위한 범위 결정이다.</w:t>
+        <w:t>그래서 원시 HTML·문서, 제품 마스터, 성분 마스터와 49개 규격 행은 삭제하지 않고 원문 그대로 보존하였다. 다만 분석 상태를 “제외”로, 제외 사유를 “허가 포장 규격이 모호함”으로 기록하고, 분석 집합과 사이트 검색·계산 대상, 런타임 미지원 후보 목록에서 모두 뺐다. 이 결정은 데이터를 잃지 않으면서 계산 오류의 가능성만 없애기 위한 범위 결정이다.</w:t>
       </w:r>
     </w:p>
     <w:p>
@@ -1083,7 +1083,7 @@
           <w:color w:val="111827"/>
           <w:sz w:val="21"/>
         </w:rPr>
-        <w:t>제품별 용법·용량 PDF에서 다음 네 종류의 복용 조건을 구조화하였다.</w:t>
+        <w:t>제품별 용법·용량 문서에서 다음 네 종류의 복용 조건을 구조화하였다.</w:t>
       </w:r>
     </w:p>
     <w:p>
@@ -1119,9 +1119,9 @@
         </w:tblBorders>
       </w:tblPr>
       <w:tblGrid>
-        <w:gridCol w:w="3905"/>
-        <w:gridCol w:w="2092"/>
-        <w:gridCol w:w="2790"/>
+        <w:gridCol w:w="1598"/>
+        <w:gridCol w:w="3994"/>
+        <w:gridCol w:w="3195"/>
       </w:tblGrid>
       <w:tr>
         <w:trPr>
@@ -1129,7 +1129,7 @@
         </w:trPr>
         <w:tc>
           <w:tcPr>
-            <w:tcW w:type="dxa" w:w="3905"/>
+            <w:tcW w:type="dxa" w:w="1598"/>
             <w:tcMar>
               <w:top w:w="90" w:type="dxa"/>
               <w:bottom w:w="90" w:type="dxa"/>
@@ -1158,7 +1158,7 @@
         </w:tc>
         <w:tc>
           <w:tcPr>
-            <w:tcW w:type="dxa" w:w="2092"/>
+            <w:tcW w:type="dxa" w:w="3994"/>
             <w:tcMar>
               <w:top w:w="90" w:type="dxa"/>
               <w:bottom w:w="90" w:type="dxa"/>
@@ -1187,7 +1187,7 @@
         </w:tc>
         <w:tc>
           <w:tcPr>
-            <w:tcW w:type="dxa" w:w="2790"/>
+            <w:tcW w:type="dxa" w:w="3195"/>
             <w:tcMar>
               <w:top w:w="90" w:type="dxa"/>
               <w:bottom w:w="90" w:type="dxa"/>
@@ -1218,7 +1218,7 @@
       <w:tr>
         <w:tc>
           <w:tcPr>
-            <w:tcW w:type="dxa" w:w="3905"/>
+            <w:tcW w:type="dxa" w:w="1598"/>
             <w:tcMar>
               <w:top w:w="90" w:type="dxa"/>
               <w:bottom w:w="90" w:type="dxa"/>
@@ -1240,13 +1240,13 @@
                 <w:color w:val="111827"/>
                 <w:sz w:val="17"/>
               </w:rPr>
-              <w:t>maximum_units_per_dose</w:t>
+              <w:t>1회 최대 개수</w:t>
             </w:r>
           </w:p>
         </w:tc>
         <w:tc>
           <w:tcPr>
-            <w:tcW w:type="dxa" w:w="2092"/>
+            <w:tcW w:type="dxa" w:w="3994"/>
             <w:tcMar>
               <w:top w:w="90" w:type="dxa"/>
               <w:bottom w:w="90" w:type="dxa"/>
@@ -1268,13 +1268,13 @@
                 <w:color w:val="111827"/>
                 <w:sz w:val="17"/>
               </w:rPr>
-              <w:t>1회 최대 정·캡슐·병·매수</w:t>
+              <w:t>한 번에 먹을 수 있는 최대 정·캡슐·병·매수</w:t>
             </w:r>
           </w:p>
         </w:tc>
         <w:tc>
           <w:tcPr>
-            <w:tcW w:type="dxa" w:w="2790"/>
+            <w:tcW w:type="dxa" w:w="3195"/>
             <w:tcMar>
               <w:top w:w="90" w:type="dxa"/>
               <w:bottom w:w="90" w:type="dxa"/>
@@ -1304,7 +1304,7 @@
       <w:tr>
         <w:tc>
           <w:tcPr>
-            <w:tcW w:type="dxa" w:w="3905"/>
+            <w:tcW w:type="dxa" w:w="1598"/>
             <w:tcMar>
               <w:top w:w="90" w:type="dxa"/>
               <w:bottom w:w="90" w:type="dxa"/>
@@ -1326,13 +1326,13 @@
                 <w:color w:val="111827"/>
                 <w:sz w:val="17"/>
               </w:rPr>
-              <w:t>maximum_doses_per_day</w:t>
+              <w:t>1일 최대 횟수</w:t>
             </w:r>
           </w:p>
         </w:tc>
         <w:tc>
           <w:tcPr>
-            <w:tcW w:type="dxa" w:w="2092"/>
+            <w:tcW w:type="dxa" w:w="3994"/>
             <w:tcMar>
               <w:top w:w="90" w:type="dxa"/>
               <w:bottom w:w="90" w:type="dxa"/>
@@ -1354,13 +1354,13 @@
                 <w:color w:val="111827"/>
                 <w:sz w:val="17"/>
               </w:rPr>
-              <w:t>1일 최대 복용 횟수</w:t>
+              <w:t>하루에 먹을 수 있는 최대 복용 횟수</w:t>
             </w:r>
           </w:p>
         </w:tc>
         <w:tc>
           <w:tcPr>
-            <w:tcW w:type="dxa" w:w="2790"/>
+            <w:tcW w:type="dxa" w:w="3195"/>
             <w:tcMar>
               <w:top w:w="90" w:type="dxa"/>
               <w:bottom w:w="90" w:type="dxa"/>
@@ -1390,7 +1390,7 @@
       <w:tr>
         <w:tc>
           <w:tcPr>
-            <w:tcW w:type="dxa" w:w="3905"/>
+            <w:tcW w:type="dxa" w:w="1598"/>
             <w:tcMar>
               <w:top w:w="90" w:type="dxa"/>
               <w:bottom w:w="90" w:type="dxa"/>
@@ -1412,13 +1412,13 @@
                 <w:color w:val="111827"/>
                 <w:sz w:val="17"/>
               </w:rPr>
-              <w:t>maximum_daily_ingredient_amount</w:t>
+              <w:t>성분별 1일 최대량</w:t>
             </w:r>
           </w:p>
         </w:tc>
         <w:tc>
           <w:tcPr>
-            <w:tcW w:type="dxa" w:w="2092"/>
+            <w:tcW w:type="dxa" w:w="3994"/>
             <w:tcMar>
               <w:top w:w="90" w:type="dxa"/>
               <w:bottom w:w="90" w:type="dxa"/>
@@ -1440,13 +1440,13 @@
                 <w:color w:val="111827"/>
                 <w:sz w:val="17"/>
               </w:rPr>
-              <w:t>특정 성분의 1일 최대량</w:t>
+              <w:t>특정 성분의 하루 최대 섭취량</w:t>
             </w:r>
           </w:p>
         </w:tc>
         <w:tc>
           <w:tcPr>
-            <w:tcW w:type="dxa" w:w="2790"/>
+            <w:tcW w:type="dxa" w:w="3195"/>
             <w:tcMar>
               <w:top w:w="90" w:type="dxa"/>
               <w:bottom w:w="90" w:type="dxa"/>
@@ -1476,35 +1476,7 @@
       <w:tr>
         <w:tc>
           <w:tcPr>
-            <w:tcW w:type="dxa" w:w="3905"/>
-            <w:tcMar>
-              <w:top w:w="90" w:type="dxa"/>
-              <w:bottom w:w="90" w:type="dxa"/>
-              <w:start w:w="120" w:type="dxa"/>
-              <w:end w:w="120" w:type="dxa"/>
-            </w:tcMar>
-            <w:vAlign w:val="center"/>
-          </w:tcPr>
-          <w:p>
-            <w:pPr>
-              <w:spacing w:before="0" w:after="0" w:line="288" w:lineRule="auto"/>
-              <w:jc w:val="left"/>
-            </w:pPr>
-            <w:r>
-              <w:rPr>
-                <w:rFonts w:ascii="Pretendard" w:hAnsi="Pretendard" w:eastAsia="Pretendard" w:cs="Pretendard"/>
-                <w:b w:val="0"/>
-                <w:i w:val="0"/>
-                <w:color w:val="111827"/>
-                <w:sz w:val="17"/>
-              </w:rPr>
-              <w:t>minimum_interval_hours</w:t>
-            </w:r>
-          </w:p>
-        </w:tc>
-        <w:tc>
-          <w:tcPr>
-            <w:tcW w:type="dxa" w:w="2092"/>
+            <w:tcW w:type="dxa" w:w="1598"/>
             <w:tcMar>
               <w:top w:w="90" w:type="dxa"/>
               <w:bottom w:w="90" w:type="dxa"/>
@@ -1532,7 +1504,35 @@
         </w:tc>
         <w:tc>
           <w:tcPr>
-            <w:tcW w:type="dxa" w:w="2790"/>
+            <w:tcW w:type="dxa" w:w="3994"/>
+            <w:tcMar>
+              <w:top w:w="90" w:type="dxa"/>
+              <w:bottom w:w="90" w:type="dxa"/>
+              <w:start w:w="120" w:type="dxa"/>
+              <w:end w:w="120" w:type="dxa"/>
+            </w:tcMar>
+            <w:vAlign w:val="center"/>
+          </w:tcPr>
+          <w:p>
+            <w:pPr>
+              <w:spacing w:before="0" w:after="0" w:line="288" w:lineRule="auto"/>
+              <w:jc w:val="left"/>
+            </w:pPr>
+            <w:r>
+              <w:rPr>
+                <w:rFonts w:ascii="Pretendard" w:hAnsi="Pretendard" w:eastAsia="Pretendard" w:cs="Pretendard"/>
+                <w:b w:val="0"/>
+                <w:i w:val="0"/>
+                <w:color w:val="111827"/>
+                <w:sz w:val="17"/>
+              </w:rPr>
+              <w:t>다시 먹기까지 지켜야 할 최소 시간</w:t>
+            </w:r>
+          </w:p>
+        </w:tc>
+        <w:tc>
+          <w:tcPr>
+            <w:tcW w:type="dxa" w:w="3195"/>
             <w:tcMar>
               <w:top w:w="90" w:type="dxa"/>
               <w:bottom w:w="90" w:type="dxa"/>
@@ -1569,7 +1569,7 @@
       <w:pPr>
         <w:keepLines w:val="0"/>
         <w:ind w:firstLine="346"/>
-        <w:jc w:val="left"/>
+        <w:jc w:val="both"/>
       </w:pPr>
       <w:r>
         <w:rPr>
@@ -1579,7 +1579,7 @@
           <w:color w:val="111827"/>
           <w:sz w:val="21"/>
         </w:rPr>
-        <w:t>총 32개 조건을 만들었다. 이 중 24개는 원문에 명시된 상한, 6개는 명시된 여러 용법에서 계산한 최대 범위, 2개는 명시된 최소 간격이다. 모든 행에 원문 URL, locator와 SHA-256이 있다. 이 조건은 2026년 7월 15일 허가 원문 확인으로 추가되었으며, 7월 14일 약사 규칙 검토와 별개의 자료다. 따라서 `verified_from_authorization_source`로 기록하되 약사 검토 완료라고 표시하지 않았다.</w:t>
+        <w:t>복용 조건은 모두 32개를 만들었다. 이 가운데 24개는 원문에 그대로 적힌 상한값이고, 6개는 여러 용법 설명에서 계산해 낸 최대 범위이며, 2개는 명시된 최소 간격이다. 모든 조건에는 근거가 된 원문의 주소와 페이지·문단 위치, 지문(SHA-256)이 연결되어 있다. 이 조건들은 2026년 7월 15일에 허가 원문을 다시 확인하며 추가한 것으로, 7월 14일에 진행한 약사 규칙 검토와는 별개의 자료다. 그래서 “허가 원문에서 검증된 상태”로만 기록하고, 약사 검토까지 마쳤다고는 표시하지 않았다.</w:t>
       </w:r>
     </w:p>
     <w:p>
@@ -1604,14 +1604,14 @@
           <w:color w:val="111827"/>
           <w:sz w:val="21"/>
         </w:rPr>
-        <w:t>사전 정의한 규칙 유형은 16개다. 동일 성분, 동일 약리군, 최대 1일 용량, 최소 복용 간격, 연령 제한, 임신·수유, 간질환, 신장질환, 위장관 출혈·궤양, 졸림·운전, 알코올, 항응고제·항혈소판제, 진정성 약물, 비충혈제거제와 고혈압, 최대 연속 복용 기간, 긴급 증상을 포함하였다.</w:t>
+        <w:t>미리 정해 둔 규칙 유형은 16개다. 동일 성분, 동일 약리군, 최대 1일 용량, 최소 복용 간격, 연령 제한, 임신·수유, 간질환, 신장질환, 위장관 출혈·궤양, 졸림·운전, 알코올, 항응고제·항혈소판제, 진정성 약물, 비충혈제거제와 고혈압, 최대 연속 복용 기간, 긴급 증상을 포함하였다.</w:t>
       </w:r>
     </w:p>
     <w:p>
       <w:pPr>
         <w:keepLines w:val="0"/>
         <w:ind w:firstLine="346"/>
-        <w:jc w:val="left"/>
+        <w:jc w:val="both"/>
       </w:pPr>
       <w:r>
         <w:rPr>
@@ -1621,7 +1621,7 @@
           <w:color w:val="111827"/>
           <w:sz w:val="21"/>
         </w:rPr>
-        <w:t>허가 PDF에서 규칙 관련 문단 후보 360개를 선별하고 48개 검토 shortlist와 규칙별 권고 1차 근거 16개를 구성하였다. 자동 선별은 근거 후보를 찾는 절차일 뿐 승인으로 간주하지 않았다. 외부 약사 검토자는 기준값, 조건, 예외, 사용자 문구, 다음 행동, source와 locator를 확인하였다. 15개 규칙은 승인되었고, 정량적인 연속 복용 일수와 실행 binding이 없는 최대 복용 기간 규칙은 수정 필요로 남았다. 승인 규칙만 `released`로 승격하고 나머지는 `draft`로 유지하였다.</w:t>
+        <w:t>허가 문서에서 규칙과 관련될 만한 문단 후보 360개를 추린 뒤, 48개로 좁힌 검토 목록과 규칙별 1차 근거 16개를 구성하였다. 이러한 자동 선별은 근거 후보를 찾아 주는 절차일 뿐 승인으로 보지 않았다. 외부 약사 검토자는 각 규칙의 기준값, 적용 조건, 예외, 사용자에게 보여 줄 문구, 다음에 취할 행동, 그리고 근거의 출처와 위치를 확인하였다. 그 결과 15개 규칙이 승인되었고, 며칠까지 연속으로 복용할 수 있는지에 대한 구체적 일수와 실제 적용 연결이 없는 최대 복용 기간 규칙 1개는 수정이 필요한 상태로 남았다. 승인된 규칙만 공개 상태(released)로 올리고 나머지는 초안(draft)으로 두었다.</w:t>
       </w:r>
     </w:p>
     <w:p>
@@ -1646,7 +1646,7 @@
           <w:color w:val="111827"/>
           <w:sz w:val="21"/>
         </w:rPr>
-        <w:t>위험 판정은 TypeScript 규칙 엔진이 수행한다. AI는 판정된 결과를 쉬운 한국어로 설명할 수 있지만, 제품 성분, 기준값, 위험 수준 또는 판정을 생성하거나 변경할 수 없다. AI 호출이 없거나 실패하면 검증된 고정 문구를 사용한다.</w:t>
+        <w:t>위험 판정은 타입스크립트로 짠 규칙 엔진이 수행한다. AI는 판정된 결과를 쉬운 한국어로 설명할 수는 있지만, 제품 성분, 기준값, 위험 수준, 판정 자체를 만들어 내거나 바꿀 수는 없다. AI 호출이 없거나 실패하면 미리 검증해 둔 고정 문구를 사용한다.</w:t>
       </w:r>
     </w:p>
     <w:p>
@@ -1663,7 +1663,7 @@
           <w:color w:val="111827"/>
           <w:sz w:val="21"/>
         </w:rPr>
-        <w:t>사용 흐름은 제품 검색, 함께 먹는 제품 추가, 1회 복용량·하루 횟수·마지막 복용 후 시간·연속 복용일 입력, 연령·질환·병용약 선택, 결과 확인 순서다. 사용자가 제품을 고르면 성분·함량·허가 근거와 입력 단위가 자동으로 표시된다. 결과는 중요한 결론, 중복 제품·성분, 계산된 총량과 허가 기준, 다음 행동, 긴급 상담 신호, 근거 상세 순서로 구성하였다.</w:t>
+        <w:t>사용 흐름은 제품 검색, 함께 먹는 제품 추가, 1회 복용량·하루 횟수·마지막 복용 후 시간·연속 복용일 입력, 연령·질환·병용약 선택, 결과 확인 순서다. 사용자가 제품을 고르면 성분·함량·허가 근거와 입력 단위가 자동으로 표시된다. 결과는 중요한 결론, 겹치는 제품·성분, 계산된 총량과 허가 기준, 다음에 취할 행동, 긴급 상담 신호, 근거 상세의 순서로 구성하였다.</w:t>
       </w:r>
     </w:p>
     <w:p>
@@ -1688,7 +1688,7 @@
           <w:color w:val="111827"/>
           <w:sz w:val="21"/>
         </w:rPr>
-        <w:t>개발 시나리오와 외부 확인 시나리오를 별도 ID와 파일로 관리하였다. 외부 확인 시나리오는 동일 성분 중복, NSAID 중복, 항히스타민 중복, 졸림·운전, NSAID와 항응고제, 비충혈제거제와 고혈압, 간·신장질환, 소아 사용, 최소 간격, 정상 사용과 미지원 제품을 포함하였다.</w:t>
+        <w:t>개발용 시나리오와 외부 확인 시나리오는 서로 다른 번호와 파일로 관리하였다. 외부 확인 시나리오는 동일 성분 중복, NSAID 중복, 항히스타민 중복, 졸림·운전, NSAID와 항응고제 병용, 비충혈제거제와 고혈압, 간·신장질환, 소아 사용, 최소 간격, 정상 사용, 미지원 제품을 포함하였다.</w:t>
       </w:r>
     </w:p>
     <w:p>
@@ -1705,7 +1705,7 @@
           <w:color w:val="111827"/>
           <w:sz w:val="21"/>
         </w:rPr>
-        <w:t>13개 시나리오에 대해 TP, TN, FP, FN, 민감도, 특이도, 양성예측도, 음성예측도, 정확도, Wilson 95% 신뢰구간과 critical false negative를 계산하였다[19]. 다만 실제 검토 방식은 `codex_prefilled_external_human_confirmation`이었다. 검토자가 Codex 예상 답안 13개를 볼 수 있었으므로 `independent_blinding=false`, `performance_claim_allowed=false`를 고정하였다. 수치는 외부 확인 자료의 기술적 일치 정도로만 보고하였다.</w:t>
+        <w:t>13개 시나리오에 대해 참양성·참음성·위양성·위음성, 민감도, 특이도, 양성예측도, 음성예측도, 정확도, 윌슨(Wilson) 95% 신뢰구간, 그리고 중대한 위음성(critical false negative)을 계산하였다[19]. 다만 실제 검토는 코덱스가 예상 답안을 미리 채워 둔 상태에서 사람이 확인하는 방식이었다. 검토자가 코덱스의 예상 답안 13개를 볼 수 있었으므로 `independent_blinding=false`, `performance_claim_allowed=false`로 고정하였다. 따라서 이 수치는 성능이 아니라, 외부 확인 자료와 얼마나 일치하는지를 기술한 값으로만 보고하였다.</w:t>
       </w:r>
     </w:p>
     <w:p>
@@ -1730,7 +1730,7 @@
           <w:color w:val="111827"/>
           <w:sz w:val="21"/>
         </w:rPr>
-        <w:t>런타임 정합성 감사기는 분석 제품 집합과 사이트 JSON을 제품 ID, 성분 ID, 단위당 함량, 단위, source, locator와 복용 조건 ID 수준에서 비교한다. 제외 제품이 사이트에 유입되는지도 검사한다. 연구 테스트, 앱 테스트, lint, typecheck와 production build의 명령, 종료코드와 통과 수를 별도 software validation JSON에 저장한다.</w:t>
+        <w:t>런타임 정합성 감사기는 분석 제품 집합과 사이트 데이터를 제품 번호, 성분 번호, 단위당 함량, 단위, 근거 출처와 위치, 복용 조건 번호 수준까지 비교한다. 분석에서 제외한 제품이 사이트로 흘러 들어가는지도 함께 검사한다. 연구 시험, 앱 시험, 코드 점검(lint), 타입 검사, 배포용 빌드의 실행 명령과 종료 코드, 통과 개수는 별도의 소프트웨어 검증 기록에 저장한다.</w:t>
       </w:r>
     </w:p>
     <w:p>
@@ -1747,7 +1747,7 @@
           <w:color w:val="111827"/>
           <w:sz w:val="21"/>
         </w:rPr>
-        <w:t>논문과 연구계획서는 정적 Pretendard 계열로 생성한다. DOCX를 LibreOffice로 PDF 변환하고 모든 PDF 페이지를 PNG로 렌더링하여 한글 깨짐, 표 잘림, 페이지 넘침, 제목·페이지 번호, 표 캡션, 참고문헌과 연구자 정보를 확인한다.</w:t>
+        <w:t>논문과 연구계획서는 Pretendard 계열 서체로 고정해 생성한다. 워드 문서를 LibreOffice로 PDF로 변환한 뒤 모든 PDF 페이지를 이미지로 렌더링하여, 한글 깨짐, 표 잘림, 페이지 넘침, 제목과 쪽 번호, 표 캡션, 참고문헌, 연구자 정보를 확인한다.</w:t>
       </w:r>
     </w:p>
     <w:p>
@@ -1784,7 +1784,7 @@
           <w:color w:val="111827"/>
           <w:sz w:val="21"/>
         </w:rPr>
-        <w:t>전체 후보는 16개였다. 식약처 원문에서 현행 일반의약품 14개와 허가 취하 제품 2개를 확인하였다. 현행 제품 중 신신파스아렉스 1개를 규격 모호성으로 분석에서 제외하였다. 최종 분석 및 사이트 집합은 13개 제품이다.</w:t>
+        <w:t>전체 후보는 16개였다. 식약처 원문에서 현행 일반의약품 14개와 허가 취하 제품 2개를 확인하였다. 현행 제품 중 신신파스아렉스 1개는 규격이 모호하여 분석에서 제외하였다. 최종 분석 및 사이트 집합은 13개 제품이다.</w:t>
       </w:r>
     </w:p>
     <w:p>
@@ -2374,7 +2374,7 @@
           <w:color w:val="111827"/>
           <w:sz w:val="21"/>
         </w:rPr>
-        <w:t>후보 마스터 전체에는 고유 성분 31개와 제품-성분-규격 행 106개가 있다. 이 값은 신신파스아렉스 49개 규격 행과 제일쿨파프의 비선택 규격을 포함한 원문 보존 범위다. 분석 제품 13개만 보면 제품-성분-규격 행은 57개다. 각 제품에서 계산 규격 하나만 선택한 사이트 연결은 47개이며 고유 성분은 28개다.</w:t>
+        <w:t>후보 마스터 전체에는 고유 성분 31개와 제품-성분-규격 행 106개가 있다. 이 값은 신신파스아렉스의 49개 규격 행과 제일쿨파프의 비선택 규격까지 포함한 원문 보존 범위다. 분석 제품 13개만 보면 제품-성분-규격 행은 57개다. 각 제품에서 계산 규격을 하나씩만 선택한 사이트 연결은 47개이며, 고유 성분은 28개다.</w:t>
       </w:r>
     </w:p>
     <w:p>
@@ -3012,7 +3012,92 @@
           <w:color w:val="111827"/>
           <w:sz w:val="21"/>
         </w:rPr>
-        <w:t>13개 제품의 47개 계산 연결에는 모두 source와 locator가 있었다. 분석 성분 28개의 표준명은 사람이 잠근 기준표와 모두 일치하였다. 후보 마스터 전체의 31개 표준명도 같은 기준에서 31/31로 일치했지만, 이는 한 명의 사람이 잠근 기준표와의 일치이며 독립 이중검토 정확도로 해석하지 않았다.</w:t>
+        <w:t>13개 제품의 47개 계산 연결에는 모두 근거의 출처와 위치가 있었다. 분석 성분 28개의 표준명은 사람이 잠근 기준표와 모두 일치하였다. 후보 마스터 전체의 31개 표준명도 같은 기준에서 31개 모두 일치했지만, 이는 한 명의 사람이 잠근 기준표와의 일치일 뿐 독립 이중검토를 거친 정확도로 해석하지는 않았다.</w:t>
+      </w:r>
+    </w:p>
+    <w:p>
+      <w:pPr>
+        <w:keepLines w:val="0"/>
+        <w:ind w:firstLine="346"/>
+        <w:jc w:val="both"/>
+      </w:pPr>
+      <w:r>
+        <w:rPr>
+          <w:rFonts w:ascii="Pretendard" w:hAnsi="Pretendard" w:eastAsia="Pretendard" w:cs="Pretendard"/>
+          <w:b w:val="0"/>
+          <w:i w:val="0"/>
+          <w:color w:val="111827"/>
+          <w:sz w:val="21"/>
+        </w:rPr>
+        <w:t>#### 3.2.1 약학정보원 연결 판매 카탈로그</w:t>
+      </w:r>
+    </w:p>
+    <w:p>
+      <w:pPr>
+        <w:keepLines w:val="0"/>
+        <w:ind w:firstLine="346"/>
+        <w:jc w:val="both"/>
+      </w:pPr>
+      <w:r>
+        <w:rPr>
+          <w:rFonts w:ascii="Pretendard" w:hAnsi="Pretendard" w:eastAsia="Pretendard" w:cs="Pretendard"/>
+          <w:b w:val="0"/>
+          <w:i w:val="0"/>
+          <w:color w:val="111827"/>
+          <w:sz w:val="21"/>
+        </w:rPr>
+        <w:t>비공개 판매 카탈로그 776건은 별도의 연구 입력 계층으로 처리하였다. 약학정보원과의 연결이 확인된 판매 품목은 458건이었고, 식약처 품목 일련번호를 기준으로 한 고유 품목은 413개였다. 검토가 더 필요한 10건, 대응 항목을 찾지 못한 11건, 해당 없음 297건은 연구 검색·분류 후보에서 제외하였다. 연결이 확인된 제품을 성분 코드와 제형으로 묶으면 306개 그룹이었다. 공식 제품 키를 붙이지 못한 사례는 0건, 원문 대조에서 충돌이 난 사례는 6건이었다.</w:t>
+      </w:r>
+    </w:p>
+    <w:p>
+      <w:pPr>
+        <w:keepLines w:val="0"/>
+        <w:ind w:firstLine="346"/>
+        <w:jc w:val="both"/>
+      </w:pPr>
+      <w:r>
+        <w:rPr>
+          <w:rFonts w:ascii="Pretendard" w:hAnsi="Pretendard" w:eastAsia="Pretendard" w:cs="Pretendard"/>
+          <w:b w:val="0"/>
+          <w:i w:val="0"/>
+          <w:color w:val="111827"/>
+          <w:sz w:val="21"/>
+        </w:rPr>
+        <w:t>약학정보원 제품 코드와 식약처 품목 일련번호는 서로 다른 식별자로 따로 보존하였다. 공식 품목명·제조사·제형·포장·성분을 대조한 결과, 기존 제품 16개 중 4개는 연결되었고 1개는 충돌, 11개는 연결되지 않았다. 따라서 이름이 비슷하다는 이유만으로 기존 제품 마스터와 합치지 않았다.</w:t>
+      </w:r>
+    </w:p>
+    <w:p>
+      <w:pPr>
+        <w:keepLines w:val="0"/>
+        <w:ind w:firstLine="346"/>
+        <w:jc w:val="both"/>
+      </w:pPr>
+      <w:r>
+        <w:rPr>
+          <w:rFonts w:ascii="Pretendard" w:hAnsi="Pretendard" w:eastAsia="Pretendard" w:cs="Pretendard"/>
+          <w:b w:val="0"/>
+          <w:i w:val="0"/>
+          <w:color w:val="111827"/>
+          <w:sz w:val="21"/>
+        </w:rPr>
+        <w:t>연결이 확인된 458건에서는 효능·효과, 용법·용량, 유효성분, 제형, 투여경로, ATC 분류, 보관, 보험, 일반 주의사항에 빠진 값이 없었다. 반면 검증 가능한 숫자형 표준코드와 바코드는 모두 비어 있었고, 약학정보원 분류(KPIC)는 92건(20.1%), 상호작용 정보는 383건(83.6%)이 비어 있었다. 사용기간과 전문가용 주의사항은 연결 확인 행 전부에서 비어 있었다. 의약품 안전사용 정보(DUR) 중 임부 주의는 360건(78.6%), 연령 주의는 442건(96.5%), 금기 정보는 420건(91.7%)이 비어 있었다.</w:t>
+      </w:r>
+    </w:p>
+    <w:p>
+      <w:pPr>
+        <w:keepLines w:val="0"/>
+        <w:ind w:firstLine="346"/>
+        <w:jc w:val="both"/>
+      </w:pPr>
+      <w:r>
+        <w:rPr>
+          <w:rFonts w:ascii="Pretendard" w:hAnsi="Pretendard" w:eastAsia="Pretendard" w:cs="Pretendard"/>
+          <w:b w:val="0"/>
+          <w:i w:val="0"/>
+          <w:color w:val="111827"/>
+          <w:sz w:val="21"/>
+        </w:rPr>
+        <w:t>약학정보원 연결이 확인되었다고 해서 식약처 허가 확인이나 안전성 규칙 승인을 뜻하지는 않는다. 따라서 이 458건은 연구용 검색·분류·후보 선별에만 쓰고, 기존 13개 사이트 제품과 15개 공개 규칙, 평가 분모에는 합산하지 않았다. 가격은 임상 검색 순위나 안전성 제외 조건에 사용하지 않았다.</w:t>
       </w:r>
     </w:p>
     <w:p>
@@ -3037,7 +3122,7 @@
           <w:color w:val="111827"/>
           <w:sz w:val="21"/>
         </w:rPr>
-        <w:t>제품별 복용 조건은 32개였다. 최대 복용 횟수 13개, 1회 최대 단위 12개, 성분별 최대 1일량 5개, 최소 간격 2개로 구성되었다. 모든 조건은 허가 용법·용량 PDF의 source, locator와 SHA-256에 연결되었다.</w:t>
+        <w:t>제품별 복용 조건은 32개였다. 최대 복용 횟수 13개, 1회 최대 개수 12개, 성분별 최대 1일량 5개, 최소 간격 2개로 구성되었다. 모든 조건은 허가 용법·용량 문서의 출처와 위치, 지문(SHA-256)에 연결되어 있다.</w:t>
       </w:r>
     </w:p>
     <w:p>
@@ -3054,7 +3139,7 @@
           <w:color w:val="111827"/>
           <w:sz w:val="21"/>
         </w:rPr>
-        <w:t>안전성 규칙 16개 중 15개가 released, 1개가 draft였다. released 규칙 15개 모두 source와 구체적인 locator가 있어 연결률은 15/15(100%)였다. draft인 최대 복용 기간 규칙은 근거 문단은 있으나 모든 제품에 적용할 정량 일수와 실행 binding이 없어 엔진에서 실행하지 않았다.</w:t>
+        <w:t>안전성 규칙 16개 중 15개는 공개(released), 1개는 초안(draft)이었다. 공개된 15개 규칙은 모두 근거의 출처와 구체적인 위치가 있어 연결률은 15/15, 곧 100%였다. 초안으로 남은 최대 복용 기간 규칙은 근거 문단은 있으나 모든 제품에 적용할 구체적 일수와 실제 적용 연결이 없어 엔진에서 실행하지 않았다.</w:t>
       </w:r>
     </w:p>
     <w:p>
@@ -3063,23 +3148,6 @@
       </w:pPr>
       <w:r>
         <w:t>3.4 사이트와 연구 데이터의 정합성</w:t>
-      </w:r>
-    </w:p>
-    <w:p>
-      <w:pPr>
-        <w:keepLines w:val="0"/>
-        <w:ind w:firstLine="346"/>
-        <w:jc w:val="left"/>
-      </w:pPr>
-      <w:r>
-        <w:rPr>
-          <w:rFonts w:ascii="Pretendard" w:hAnsi="Pretendard" w:eastAsia="Pretendard" w:cs="Pretendard"/>
-          <w:b w:val="0"/>
-          <w:i w:val="0"/>
-          <w:color w:val="111827"/>
-          <w:sz w:val="21"/>
-        </w:rPr>
-        <w:t>자동 감사 결과는 `valid=true`였다. 분석 제품 13개와 런타임 제품 13개, 계산 연결 47개, 고유 성분 28개, 복용 조건 32개가 모두 일치하였다. 액상제 2개의 단위 환산도 예상값과 같았다. 신신파스아렉스를 포함한 분석 제외 제품이 런타임 제품이나 미지원 후보 목록에 유입된 사례는 없었다.</w:t>
       </w:r>
     </w:p>
     <w:p>
@@ -3096,7 +3164,24 @@
           <w:color w:val="111827"/>
           <w:sz w:val="21"/>
         </w:rPr>
-        <w:t>제품 검색 고정 개발 사례는 정식 허가명과 단축명 26개로 구성했으며 26개 모두 예상 제품을 반환하였다. 이 결과는 외부 사용자 사용성 연구가 아니라 검색 구현의 회귀검사다.</w:t>
+        <w:t>자동 감사 결과 어긋난 항목이 없었다. 분석 제품 13개와 런타임 제품 13개, 계산 연결 47개, 고유 성분 28개, 복용 조건 32개가 모두 일치하였다. 액상제 2개의 단위 환산도 예상값과 같았다. 신신파스아렉스를 비롯해 분석에서 제외한 제품이 런타임 제품이나 미지원 후보 목록으로 흘러 들어간 사례는 없었다.</w:t>
+      </w:r>
+    </w:p>
+    <w:p>
+      <w:pPr>
+        <w:keepLines w:val="0"/>
+        <w:ind w:firstLine="346"/>
+        <w:jc w:val="both"/>
+      </w:pPr>
+      <w:r>
+        <w:rPr>
+          <w:rFonts w:ascii="Pretendard" w:hAnsi="Pretendard" w:eastAsia="Pretendard" w:cs="Pretendard"/>
+          <w:b w:val="0"/>
+          <w:i w:val="0"/>
+          <w:color w:val="111827"/>
+          <w:sz w:val="21"/>
+        </w:rPr>
+        <w:t>제품 검색을 고정해 둔 개발용 사례는 정식 허가명과 단축명 26개로 구성했으며, 26개 모두 예상한 제품을 돌려주었다. 이 결과는 외부 사용자를 대상으로 한 사용성 연구가 아니라 검색 구현에 대한 회귀 시험이다.</w:t>
       </w:r>
     </w:p>
     <w:p>
@@ -3121,7 +3206,7 @@
           <w:color w:val="111827"/>
           <w:sz w:val="21"/>
         </w:rPr>
-        <w:t>13개 시나리오 중 위험 기준정답은 11개, 비위험 기준정답은 2개였다. 엔진 판정은 13개 모두 확인 결과와 같았다.</w:t>
+        <w:t>13개 시나리오 중 위험이 기준 정답인 것은 11개, 비위험이 기준 정답인 것은 2개였다. 엔진의 판정은 13개 모두 확인 결과와 같았다.</w:t>
       </w:r>
     </w:p>
     <w:p>
@@ -3137,7 +3222,7 @@
           <w:color w:val="17233C"/>
           <w:sz w:val="18"/>
         </w:rPr>
-        <w:t>표 4. 비블라인드 외부 확인 시나리오의 기술 통계</w:t>
+        <w:t>표 4. 비맹검 외부 확인 시나리오의 기술 통계</w:t>
       </w:r>
     </w:p>
     <w:tbl>
@@ -3157,10 +3242,10 @@
         </w:tblBorders>
       </w:tblPr>
       <w:tblGrid>
-        <w:gridCol w:w="3138"/>
-        <w:gridCol w:w="785"/>
-        <w:gridCol w:w="2354"/>
-        <w:gridCol w:w="2510"/>
+        <w:gridCol w:w="1430"/>
+        <w:gridCol w:w="1022"/>
+        <w:gridCol w:w="3065"/>
+        <w:gridCol w:w="3270"/>
       </w:tblGrid>
       <w:tr>
         <w:trPr>
@@ -3168,7 +3253,7 @@
         </w:trPr>
         <w:tc>
           <w:tcPr>
-            <w:tcW w:type="dxa" w:w="3138"/>
+            <w:tcW w:type="dxa" w:w="1430"/>
             <w:tcMar>
               <w:top w:w="90" w:type="dxa"/>
               <w:bottom w:w="90" w:type="dxa"/>
@@ -3197,7 +3282,7 @@
         </w:tc>
         <w:tc>
           <w:tcPr>
-            <w:tcW w:type="dxa" w:w="785"/>
+            <w:tcW w:type="dxa" w:w="1022"/>
             <w:tcMar>
               <w:top w:w="90" w:type="dxa"/>
               <w:bottom w:w="90" w:type="dxa"/>
@@ -3226,7 +3311,7 @@
         </w:tc>
         <w:tc>
           <w:tcPr>
-            <w:tcW w:type="dxa" w:w="2354"/>
+            <w:tcW w:type="dxa" w:w="3065"/>
             <w:tcMar>
               <w:top w:w="90" w:type="dxa"/>
               <w:bottom w:w="90" w:type="dxa"/>
@@ -3255,7 +3340,7 @@
         </w:tc>
         <w:tc>
           <w:tcPr>
-            <w:tcW w:type="dxa" w:w="2510"/>
+            <w:tcW w:type="dxa" w:w="3270"/>
             <w:tcMar>
               <w:top w:w="90" w:type="dxa"/>
               <w:bottom w:w="90" w:type="dxa"/>
@@ -3286,7 +3371,7 @@
       <w:tr>
         <w:tc>
           <w:tcPr>
-            <w:tcW w:type="dxa" w:w="3138"/>
+            <w:tcW w:type="dxa" w:w="1430"/>
             <w:tcMar>
               <w:top w:w="90" w:type="dxa"/>
               <w:bottom w:w="90" w:type="dxa"/>
@@ -3314,7 +3399,7 @@
         </w:tc>
         <w:tc>
           <w:tcPr>
-            <w:tcW w:type="dxa" w:w="785"/>
+            <w:tcW w:type="dxa" w:w="1022"/>
             <w:tcMar>
               <w:top w:w="90" w:type="dxa"/>
               <w:bottom w:w="90" w:type="dxa"/>
@@ -3342,7 +3427,7 @@
         </w:tc>
         <w:tc>
           <w:tcPr>
-            <w:tcW w:type="dxa" w:w="2354"/>
+            <w:tcW w:type="dxa" w:w="3065"/>
             <w:tcMar>
               <w:top w:w="90" w:type="dxa"/>
               <w:bottom w:w="90" w:type="dxa"/>
@@ -3370,7 +3455,7 @@
         </w:tc>
         <w:tc>
           <w:tcPr>
-            <w:tcW w:type="dxa" w:w="2510"/>
+            <w:tcW w:type="dxa" w:w="3270"/>
             <w:tcMar>
               <w:top w:w="90" w:type="dxa"/>
               <w:bottom w:w="90" w:type="dxa"/>
@@ -3392,7 +3477,7 @@
                 <w:color w:val="111827"/>
                 <w:sz w:val="17"/>
               </w:rPr>
-              <w:t>비블라인드 외부 확인 기술값</w:t>
+              <w:t>비맹검 외부 확인 기술값</w:t>
             </w:r>
           </w:p>
         </w:tc>
@@ -3400,7 +3485,7 @@
       <w:tr>
         <w:tc>
           <w:tcPr>
-            <w:tcW w:type="dxa" w:w="3138"/>
+            <w:tcW w:type="dxa" w:w="1430"/>
             <w:tcMar>
               <w:top w:w="90" w:type="dxa"/>
               <w:bottom w:w="90" w:type="dxa"/>
@@ -3428,7 +3513,7 @@
         </w:tc>
         <w:tc>
           <w:tcPr>
-            <w:tcW w:type="dxa" w:w="785"/>
+            <w:tcW w:type="dxa" w:w="1022"/>
             <w:tcMar>
               <w:top w:w="90" w:type="dxa"/>
               <w:bottom w:w="90" w:type="dxa"/>
@@ -3456,7 +3541,7 @@
         </w:tc>
         <w:tc>
           <w:tcPr>
-            <w:tcW w:type="dxa" w:w="2354"/>
+            <w:tcW w:type="dxa" w:w="3065"/>
             <w:tcMar>
               <w:top w:w="90" w:type="dxa"/>
               <w:bottom w:w="90" w:type="dxa"/>
@@ -3484,7 +3569,7 @@
         </w:tc>
         <w:tc>
           <w:tcPr>
-            <w:tcW w:type="dxa" w:w="2510"/>
+            <w:tcW w:type="dxa" w:w="3270"/>
             <w:tcMar>
               <w:top w:w="90" w:type="dxa"/>
               <w:bottom w:w="90" w:type="dxa"/>
@@ -3514,7 +3599,7 @@
       <w:tr>
         <w:tc>
           <w:tcPr>
-            <w:tcW w:type="dxa" w:w="3138"/>
+            <w:tcW w:type="dxa" w:w="1430"/>
             <w:tcMar>
               <w:top w:w="90" w:type="dxa"/>
               <w:bottom w:w="90" w:type="dxa"/>
@@ -3542,7 +3627,7 @@
         </w:tc>
         <w:tc>
           <w:tcPr>
-            <w:tcW w:type="dxa" w:w="785"/>
+            <w:tcW w:type="dxa" w:w="1022"/>
             <w:tcMar>
               <w:top w:w="90" w:type="dxa"/>
               <w:bottom w:w="90" w:type="dxa"/>
@@ -3570,7 +3655,7 @@
         </w:tc>
         <w:tc>
           <w:tcPr>
-            <w:tcW w:type="dxa" w:w="2354"/>
+            <w:tcW w:type="dxa" w:w="3065"/>
             <w:tcMar>
               <w:top w:w="90" w:type="dxa"/>
               <w:bottom w:w="90" w:type="dxa"/>
@@ -3598,7 +3683,7 @@
         </w:tc>
         <w:tc>
           <w:tcPr>
-            <w:tcW w:type="dxa" w:w="2510"/>
+            <w:tcW w:type="dxa" w:w="3270"/>
             <w:tcMar>
               <w:top w:w="90" w:type="dxa"/>
               <w:bottom w:w="90" w:type="dxa"/>
@@ -3628,7 +3713,7 @@
       <w:tr>
         <w:tc>
           <w:tcPr>
-            <w:tcW w:type="dxa" w:w="3138"/>
+            <w:tcW w:type="dxa" w:w="1430"/>
             <w:tcMar>
               <w:top w:w="90" w:type="dxa"/>
               <w:bottom w:w="90" w:type="dxa"/>
@@ -3656,7 +3741,7 @@
         </w:tc>
         <w:tc>
           <w:tcPr>
-            <w:tcW w:type="dxa" w:w="785"/>
+            <w:tcW w:type="dxa" w:w="1022"/>
             <w:tcMar>
               <w:top w:w="90" w:type="dxa"/>
               <w:bottom w:w="90" w:type="dxa"/>
@@ -3684,7 +3769,7 @@
         </w:tc>
         <w:tc>
           <w:tcPr>
-            <w:tcW w:type="dxa" w:w="2354"/>
+            <w:tcW w:type="dxa" w:w="3065"/>
             <w:tcMar>
               <w:top w:w="90" w:type="dxa"/>
               <w:bottom w:w="90" w:type="dxa"/>
@@ -3712,7 +3797,7 @@
         </w:tc>
         <w:tc>
           <w:tcPr>
-            <w:tcW w:type="dxa" w:w="2510"/>
+            <w:tcW w:type="dxa" w:w="3270"/>
             <w:tcMar>
               <w:top w:w="90" w:type="dxa"/>
               <w:bottom w:w="90" w:type="dxa"/>
@@ -3742,7 +3827,7 @@
       <w:tr>
         <w:tc>
           <w:tcPr>
-            <w:tcW w:type="dxa" w:w="3138"/>
+            <w:tcW w:type="dxa" w:w="1430"/>
             <w:tcMar>
               <w:top w:w="90" w:type="dxa"/>
               <w:bottom w:w="90" w:type="dxa"/>
@@ -3770,7 +3855,7 @@
         </w:tc>
         <w:tc>
           <w:tcPr>
-            <w:tcW w:type="dxa" w:w="785"/>
+            <w:tcW w:type="dxa" w:w="1022"/>
             <w:tcMar>
               <w:top w:w="90" w:type="dxa"/>
               <w:bottom w:w="90" w:type="dxa"/>
@@ -3798,7 +3883,7 @@
         </w:tc>
         <w:tc>
           <w:tcPr>
-            <w:tcW w:type="dxa" w:w="2354"/>
+            <w:tcW w:type="dxa" w:w="3065"/>
             <w:tcMar>
               <w:top w:w="90" w:type="dxa"/>
               <w:bottom w:w="90" w:type="dxa"/>
@@ -3826,7 +3911,7 @@
         </w:tc>
         <w:tc>
           <w:tcPr>
-            <w:tcW w:type="dxa" w:w="2510"/>
+            <w:tcW w:type="dxa" w:w="3270"/>
             <w:tcMar>
               <w:top w:w="90" w:type="dxa"/>
               <w:bottom w:w="90" w:type="dxa"/>
@@ -3856,7 +3941,7 @@
       <w:tr>
         <w:tc>
           <w:tcPr>
-            <w:tcW w:type="dxa" w:w="3138"/>
+            <w:tcW w:type="dxa" w:w="1430"/>
             <w:tcMar>
               <w:top w:w="90" w:type="dxa"/>
               <w:bottom w:w="90" w:type="dxa"/>
@@ -3878,13 +3963,13 @@
                 <w:color w:val="111827"/>
                 <w:sz w:val="17"/>
               </w:rPr>
-              <w:t>critical false negative</w:t>
+              <w:t>중대한 위음성</w:t>
             </w:r>
           </w:p>
         </w:tc>
         <w:tc>
           <w:tcPr>
-            <w:tcW w:type="dxa" w:w="785"/>
+            <w:tcW w:type="dxa" w:w="1022"/>
             <w:tcMar>
               <w:top w:w="90" w:type="dxa"/>
               <w:bottom w:w="90" w:type="dxa"/>
@@ -3912,7 +3997,7 @@
         </w:tc>
         <w:tc>
           <w:tcPr>
-            <w:tcW w:type="dxa" w:w="2354"/>
+            <w:tcW w:type="dxa" w:w="3065"/>
             <w:tcMar>
               <w:top w:w="90" w:type="dxa"/>
               <w:bottom w:w="90" w:type="dxa"/>
@@ -3940,7 +4025,7 @@
         </w:tc>
         <w:tc>
           <w:tcPr>
-            <w:tcW w:type="dxa" w:w="2510"/>
+            <w:tcW w:type="dxa" w:w="3270"/>
             <w:tcMar>
               <w:top w:w="90" w:type="dxa"/>
               <w:bottom w:w="90" w:type="dxa"/>
@@ -3962,7 +4047,7 @@
                 <w:color w:val="111827"/>
                 <w:sz w:val="17"/>
               </w:rPr>
-              <w:t>블라인드 독립평가 필요</w:t>
+              <w:t>맹검 독립평가 필요</w:t>
             </w:r>
           </w:p>
         </w:tc>
@@ -3987,7 +4072,7 @@
           <w:color w:val="111827"/>
           <w:sz w:val="21"/>
         </w:rPr>
-        <w:t>평가자는 Codex 예상 답안을 볼 수 있었다. 따라서 이 표는 독립 성능 검증 결과가 아니다. `independent_evaluation_complete=incomplete`, `complete=false`, `release_ready=false`와 `performance_claim_allowed=false`를 유지하였다.</w:t>
+        <w:t>검토자는 코덱스의 예상 답안을 볼 수 있었다. 따라서 이 표는 독립적인 성능 검증 결과가 아니다. 연구 상태는 미완료로 두어 `independent_evaluation_complete=incomplete`, `complete=false`, `release_ready=false`, `performance_claim_allowed=false`를 그대로 유지하였다.</w:t>
       </w:r>
     </w:p>
     <w:p>
@@ -4012,7 +4097,7 @@
           <w:color w:val="111827"/>
           <w:sz w:val="21"/>
         </w:rPr>
-        <w:t>연구 테스트 106개와 앱 테스트 53개가 통과했고 lint, typecheck와 production build도 통과하였다. 정적 경로는 156개였다. 명령, 종료코드와 통과 수는 software validation JSON에 기록하였다. 이 검증은 데이터 계약, 규칙 실행, 화면 구성과 빌드 재현성을 확인하지만 임상 안전성이나 실제 사용자 이해도를 증명하지 않는다.</w:t>
+        <w:t>연구 시험 139개와 앱 시험 69개가 통과했고, 코드 점검(lint), 타입 검사, 배포용 빌드도 통과하였다. 정적 경로는 156개였다. 실행 명령과 종료 코드, 통과 개수는 소프트웨어 검증 기록에 남겼다. 이 검증은 데이터 계약, 규칙 실행, 화면 구성, 빌드 재현성을 확인하지만, 임상 안전성이나 실제 사용자의 이해도까지 증명하지는 않는다.</w:t>
       </w:r>
     </w:p>
     <w:p>
@@ -4049,7 +4134,7 @@
           <w:color w:val="111827"/>
           <w:sz w:val="21"/>
         </w:rPr>
-        <w:t>첫째, 제품명이 달라도 같은 성분이나 약리군이 겹칠 수 있다는 문제를 국내 실제 허가 제품으로 표현하였다. 제품 선택만으로 성분과 함량이 연결되므로 사용자가 성분명을 미리 알아야 하는 부담을 줄였다.</w:t>
+        <w:t>첫째, 제품명이 달라도 같은 성분이나 약리군이 겹칠 수 있다는 문제를 국내 실제 허가 제품으로 나타냈다. 제품을 고르기만 하면 성분과 함량이 연결되므로, 사용자가 성분명을 미리 알아야 하는 부담을 줄였다.</w:t>
       </w:r>
     </w:p>
     <w:p>
@@ -4066,7 +4151,7 @@
           <w:color w:val="111827"/>
           <w:sz w:val="21"/>
         </w:rPr>
-        <w:t>둘째, 원문 보존 범위와 실제 분석 범위를 분리하였다. 이전에는 신신파스아렉스의 49개 규격 행이 전체 106개 연결에 포함되어 사이트 성분 수와 논문 성분 수가 다르게 보였다. 이번 연구에서는 16개 후보·31개 성분·106개 제품-성분-규격 행을 원문 마스터로 정의하고, 13개 제품·28개 성분·47개 연결을 분석·사이트 집합으로 정의하였다. 두 값을 섞지 않으므로 통계의 의미가 명확해졌다.</w:t>
+        <w:t>둘째, 원문을 보존하는 범위와 실제 분석 범위를 분리하였다. 이전에는 신신파스아렉스의 49개 규격 행이 전체 106개 연결에 섞여 들어가 사이트 성분 수와 논문 성분 수가 다르게 보였다. 이번 연구에서는 16개 후보·31개 성분·106개 제품-성분-규격 행을 원문 마스터로 정의하고, 13개 제품·28개 성분·47개 연결을 분석·사이트 집합으로 정의하였다. 두 값을 섞지 않으므로 통계의 의미가 분명해졌다.</w:t>
       </w:r>
     </w:p>
     <w:p>
@@ -4083,7 +4168,7 @@
           <w:color w:val="111827"/>
           <w:sz w:val="21"/>
         </w:rPr>
-        <w:t>셋째, 복용 횟수와 1회량을 사용자가 임의로 크게 입력해도 제품별 허가 조건과 비교할 수 있도록 32개의 복용 조건을 추가하였다. 이 수정은 특정 제품 하나의 숫자를 화면에 하드코딩한 것이 아니라 같은 스키마와 검증 절차로 모든 분석 제품에 적용된다. 원본 해시와 locator가 맞지 않으면 런타임 생성이 중단된다.</w:t>
+        <w:t>셋째, 복용 횟수와 1회량을 사용자가 임의로 크게 입력해도 제품별 허가 조건과 견줄 수 있도록 32개의 복용 조건을 추가하였다. 이 조건은 특정 제품 하나의 숫자를 화면에 직접 박아 넣은 것이 아니라, 같은 형식과 검증 절차로 모든 분석 제품에 적용된다. 원본 지문과 위치가 맞지 않으면 화면 생성 자체가 중단된다.</w:t>
       </w:r>
     </w:p>
     <w:p>
@@ -4100,7 +4185,7 @@
           <w:color w:val="111827"/>
           <w:sz w:val="21"/>
         </w:rPr>
-        <w:t>넷째, 안전성 규칙의 승인 상태와 새 복용 조건의 검토 상태를 구분하였다. 15개 규칙은 외부 약사 검토를 거쳤지만, 7월 15일 추가한 32개 조건은 허가 원문 검증 상태다. 후속 약사 검토가 이루어지기 전까지 두 상태를 합치지 않는 것이 타당하다.</w:t>
+        <w:t>넷째, 안전성 규칙의 승인 상태와 새 복용 조건의 검토 상태를 구분하였다. 15개 규칙은 외부 약사 검토를 거쳤지만, 7월 15일에 추가한 32개 조건은 허가 원문 검증까지만 마친 상태다. 후속 약사 검토가 이루어지기 전까지 두 상태를 합치지 않는 것이 타당하다.</w:t>
       </w:r>
     </w:p>
     <w:p>
@@ -4125,7 +4210,7 @@
           <w:color w:val="111827"/>
           <w:sz w:val="21"/>
         </w:rPr>
-        <w:t>연구계획서는 연구 전에 예상한 범위와 방법을 기록하고, 논문은 실제 수행한 방법과 결과를 보고한다. 두 문서가 완전히 같을 필요는 없지만 중요한 변경은 숨기지 않아야 한다. 본 연구에서는 초기 영양성분 방향을 실제 OTC 제품 연구로 전환했고, 신신파스아렉스를 분석에서 제외했으며, 비블라인드 외부 확인 자료와 제품별 복용 조건을 추가하였다. 변경 이유, 시점과 영향은 결정 기록과 논문에 명시하였다.</w:t>
+        <w:t>연구계획서는 연구를 하기 전에 예상한 범위와 방법을 적고, 논문은 실제로 수행한 방법과 결과를 보고한다. 두 문서가 완전히 같을 필요는 없지만, 중요한 변경은 감추지 않아야 한다. 본 연구에서는 처음의 영양성분 방향을 실제 일반의약품 제품 연구로 바꾸었고, 신신파스아렉스를 분석에서 제외했으며, 비맹검 외부 확인 자료와 제품별 복용 조건을 추가하였다. 변경의 이유와 시점, 영향은 결정 기록과 논문에 함께 밝혔다.</w:t>
       </w:r>
     </w:p>
     <w:p>
@@ -4150,7 +4235,7 @@
           <w:color w:val="111827"/>
           <w:sz w:val="21"/>
         </w:rPr>
-        <w:t>정확한 국내 판매량 순위를 확보하지 못해 분석 제품을 “판매량 상위”라고 말할 수 없다. 공적 지정과 시나리오 대표성을 이용한 13개 제품 집합이므로 국내 OTC 전체를 대표하지 않는다. 진해거담제·비충혈제거제는 복합감기약의 구성성분으로 포함되었지만 독립 단일제 범위는 제한적이다.</w:t>
+        <w:t>정확한 국내 판매량 순위를 확보하지 못해 분석 제품을 “판매량 상위”라고 말할 수 없다. 공적 지정과 시나리오 대표성을 이용한 13개 제품 집합이므로 국내 일반의약품 전체를 대표하지는 않는다. 진해거담제와 비충혈제거제는 복합감기약의 구성 성분으로 포함되었을 뿐, 단일제로서의 범위는 제한적이다.</w:t>
       </w:r>
     </w:p>
     <w:p>
@@ -4167,7 +4252,7 @@
           <w:color w:val="111827"/>
           <w:sz w:val="21"/>
         </w:rPr>
-        <w:t>28개 사이트 성분의 제품명·함량은 식약처 허가자료와 일치하지만, 28개 성분 각각에 대해 모든 임상문헌을 체계적으로 검토한 연구는 아니다. 현재 released 규칙은 허가 문서에서 확인한 주요 안전성 신호를 중심으로 한다. “정의된 위험 신호를 찾지 못함”은 안전을 보장한다는 뜻이 아니다.</w:t>
+        <w:t>28개 사이트 성분의 제품명과 함량은 식약처 허가자료와 일치하지만, 28개 성분 각각에 대해 모든 임상문헌을 체계적으로 검토한 연구는 아니다. 지금의 공개 규칙은 허가 문서에서 확인한 주요 안전성 신호를 중심으로 한다. “정의된 위험 신호를 찾지 못함”이 곧 안전을 보장한다는 뜻은 아니다.</w:t>
       </w:r>
     </w:p>
     <w:p>
@@ -4184,7 +4269,7 @@
           <w:color w:val="111827"/>
           <w:sz w:val="21"/>
         </w:rPr>
-        <w:t>외부 확인 13건은 Codex 사전판정이 노출된 상태였다. 모든 판정이 일치했더라도 확인 편향을 배제할 수 없다. 음성 사례도 2건에 불과해 특이도와 음성예측도의 신뢰구간이 넓다. 블라인드 독립평가와 실제 사용자 사용성 평가는 아직 수행하지 않았다.</w:t>
+        <w:t>외부 확인 13건은 코덱스의 사전 판정이 노출된 상태에서 이루어졌다. 모든 판정이 일치했더라도 확인 편향을 완전히 배제할 수는 없다. 음성 사례도 2건에 불과해 특이도와 음성예측도의 신뢰구간이 넓다. 맹검 독립평가와 실제 사용자 사용성 평가는 아직 수행하지 않았다.</w:t>
       </w:r>
     </w:p>
     <w:p>
@@ -4201,7 +4286,24 @@
           <w:color w:val="111827"/>
           <w:sz w:val="21"/>
         </w:rPr>
-        <w:t>제품별 복용 조건 32개는 허가 원문과 해시를 확인했지만 별도의 약사 재검토를 받지 않았다. 소아용 시럽의 체중별 용법처럼 개인별 체중 계산이 필요한 조건은 현재 일반화된 상한으로 단순화하지 않았다. 임신·수유, 간·신장질환과 병용약 조건도 허가 문구와 released 규칙 범위 밖의 임상 판단을 대신할 수 없다.</w:t>
+        <w:t>제품별 복용 조건 32개는 허가 원문과 지문을 확인했지만 별도의 약사 재검토는 받지 않았다. 소아용 시럽의 체중별 용법처럼 사람마다 체중 계산이 필요한 조건은 지금의 일반화된 상한으로 단순화하지 않았다. 임신·수유, 간·신장질환, 병용약 조건도 허가 문구와 공개 규칙의 범위를 넘는 임상 판단을 대신할 수는 없다.</w:t>
+      </w:r>
+    </w:p>
+    <w:p>
+      <w:pPr>
+        <w:keepLines w:val="0"/>
+        <w:ind w:firstLine="346"/>
+        <w:jc w:val="both"/>
+      </w:pPr>
+      <w:r>
+        <w:rPr>
+          <w:rFonts w:ascii="Pretendard" w:hAnsi="Pretendard" w:eastAsia="Pretendard" w:cs="Pretendard"/>
+          <w:b w:val="0"/>
+          <w:i w:val="0"/>
+          <w:color w:val="111827"/>
+          <w:sz w:val="21"/>
+        </w:rPr>
+        <w:t>약학정보원 연결이 확인된 458건은 연구 후보를 넓혔지만, 식약처 품목 허가나 공개 규칙을 새로 늘린 결과는 아니다. 사용기간, 전문가용 주의사항, 상호작용, 안전사용 정보(DUR) 필드의 결측도 컸다. 따라서 이 자료만으로 제품별 안전 판정이나 복용 추천을 넓힐 수는 없다.</w:t>
       </w:r>
     </w:p>
     <w:p>
@@ -4226,7 +4328,7 @@
           <w:color w:val="111827"/>
           <w:sz w:val="21"/>
         </w:rPr>
-        <w:t>다음 단계는 규칙과 예상 답안을 보지 않은 독립 평가자가 같은 무라벨 사례를 판정하는 것이다. 평가 사례는 위험·비위험 비율과 실제 경계조건을 확장하고, 사전에 오류 분석 계획을 고정해야 한다. 성능 지표는 이 평가가 끝난 뒤에만 연구 성능으로 보고할 수 있다.</w:t>
+        <w:t>다음 단계는 규칙과 예상 답안을 보지 않은 독립 평가자가 같은 무라벨 사례를 판정하는 것이다. 평가 사례는 위험·비위험 비율과 실제 경계 조건을 넓히고, 오류 분석 계획을 미리 고정해야 한다. 성능 지표는 이 평가가 끝난 뒤에만 연구 성능으로 보고할 수 있다.</w:t>
       </w:r>
     </w:p>
     <w:p>
@@ -4243,7 +4345,7 @@
           <w:color w:val="111827"/>
           <w:sz w:val="21"/>
         </w:rPr>
-        <w:t>두 번째 단계는 32개 복용 조건에 대한 약사 검토다. 조건별 원문, 수치, 단위, 도출 방법과 런타임 적용을 검토하고, 체중 기반 용법과 제형별 예외를 별도 구조로 확장할 필요가 있다. 세 번째 단계는 대표성 자료가 확보된 추가 OTC 제품군과 사용자 과업 성공률·소요시간·오해율을 평가하는 것이다.</w:t>
+        <w:t>두 번째 단계는 32개 복용 조건에 대한 약사 검토다. 조건별로 원문, 수치, 단위, 도출 방법, 실제 적용을 검토하고, 체중 기반 용법과 제형별 예외를 별도 구조로 넓힐 필요가 있다. 세 번째 단계는 대표성 자료가 확보된 추가 일반의약품 제품군과, 사용자의 과업 성공률·소요 시간·오해율을 평가하는 것이다.</w:t>
       </w:r>
     </w:p>
     <w:p>
@@ -4272,7 +4374,7 @@
           <w:color w:val="111827"/>
           <w:sz w:val="21"/>
         </w:rPr>
-        <w:t>본 연구는 국내 실제 일반의약품의 허가정보를 제품명 중심으로 구조화하고, 13개 분석 제품·28개 고유 성분·47개 계산 연결과 32개 복용 조건을 사용하는 근거 추적형 조회 시스템을 구현하였다. 신신파스아렉스는 원문을 삭제하지 않고 규격 모호성을 이유로 분석과 사이트에서 제외하였다. released 규칙 15개는 source/locator 연결률 100%를 충족하였다. 사이트 런타임과 연구자료는 제품·성분·함량·복용 조건 수준에서 모두 일치하였다.</w:t>
+        <w:t>본 연구는 국내 실제 일반의약품의 허가정보를 제품명 중심으로 구조화하고, 13개 분석 제품·28개 고유 성분·47개 계산 연결과 32개 복용 조건을 사용하는 근거 추적형 조회 시스템을 구현하였다. 신신파스아렉스는 원문을 삭제하지 않고, 규격이 모호하다는 이유로 분석과 사이트에서 제외하였다. 공개된 15개 규칙은 근거의 출처와 위치 연결률 100%를 충족하였다. 사이트 런타임과 연구자료는 제품·성분·함량·복용 조건 수준에서 모두 일치하였다.</w:t>
       </w:r>
     </w:p>
     <w:p>
@@ -4289,7 +4391,7 @@
           <w:color w:val="111827"/>
           <w:sz w:val="21"/>
         </w:rPr>
-        <w:t>비블라인드 외부 확인 13건은 엔진과 모두 일치했지만 독립 성능 증거가 아니다. 따라서 본 결과는 국내 대표 OTC 제품의 구조화와 결정론적 조회 시스템 구현 가능성을 보여 주는 범위로 제한한다. 블라인드 독립평가가 완료되기 전에는 연구 완료, 임상 성능 또는 안전 보장을 주장하지 않는다.</w:t>
+        <w:t>비맹검 외부 확인 13건은 엔진과 모두 일치했지만 독립적인 성능 증거는 아니다. 따라서 본 연구의 결과는 국내 대표 일반의약품 제품을 구조화하고 결정론적 조회 시스템을 구현할 수 있음을 보여 주는 범위로 한정한다. 맹검 독립평가가 끝나기 전까지는 연구 완료, 임상 성능, 안전 보장을 주장하지 않는다.</w:t>
       </w:r>
     </w:p>
     <w:p>
@@ -9859,7 +9961,7 @@
                 <w:color w:val="111827"/>
                 <w:sz w:val="17"/>
               </w:rPr>
-              <w:t>정량 일수와 binding 보완 필요</w:t>
+              <w:t>정량 일수와 적용 연결 보완 필요</w:t>
             </w:r>
           </w:p>
         </w:tc>
@@ -9945,7 +10047,7 @@
                 <w:color w:val="111827"/>
                 <w:sz w:val="17"/>
               </w:rPr>
-              <w:t>사전 정의한 red flag 탐지</w:t>
+              <w:t>미리 정해 둔 긴급 신호 탐지</w:t>
             </w:r>
           </w:p>
         </w:tc>
@@ -10184,7 +10286,7 @@
                 <w:color w:val="111827"/>
                 <w:sz w:val="17"/>
               </w:rPr>
-              <w:t>구방향 자료를 superseded로 분리</w:t>
+              <w:t>구방향 자료를 대체된 계보로 분리</w:t>
             </w:r>
           </w:p>
         </w:tc>
@@ -10442,7 +10544,7 @@
                 <w:color w:val="111827"/>
                 <w:sz w:val="17"/>
               </w:rPr>
-              <w:t>비블라인드 확인으로만 보고</w:t>
+              <w:t>비맹검 확인으로만 보고</w:t>
             </w:r>
           </w:p>
         </w:tc>
@@ -10500,7 +10602,7 @@
                 <w:color w:val="111827"/>
                 <w:sz w:val="17"/>
               </w:rPr>
-              <w:t>블라인드 독립평가가 없음</w:t>
+              <w:t>맹검 독립평가가 없음</w:t>
             </w:r>
           </w:p>
         </w:tc>

--- a/research_v3/thesis/권혁찬_졸업논문_최종본.docx
+++ b/research_v3/thesis/권혁찬_졸업논문_최종본.docx
@@ -42,7 +42,7 @@
           <w:color w:val="5C6975"/>
           <w:sz w:val="26"/>
         </w:rPr>
-        <w:t>v4.0 부분 실행 보고</w:t>
+        <w:t>v4.0 최종 보고</w:t>
       </w:r>
     </w:p>
     <w:p>
@@ -113,14 +113,14 @@
                 <w:color w:val="122B43"/>
                 <w:sz w:val="21"/>
               </w:rPr>
-              <w:t xml:space="preserve">현재 상태 </w:t>
+              <w:t xml:space="preserve">성능 수치의 기준 </w:t>
             </w:r>
             <w:r>
               <w:rPr>
                 <w:rFonts w:ascii="Pretendard" w:hAnsi="Pretendard" w:eastAsia="Pretendard" w:cs="Pretendard"/>
                 <w:sz w:val="21"/>
               </w:rPr>
-              <w:t>PubMed 코퍼스 5,724행 중 300행만 AI 선별을 마쳤다. AI 참조표준과 규칙엔진 맹검평가는 실행하지 않았으므로 연구 상태는 complete=false다.</w:t>
+              <w:t>이 논문의 민감도·특이도·정밀도·F1은 모두 AI 참조표준 대비 값이다. 사람 참조표준이 아니며 절대적 진실 대비 정확도가 아니다. 사람 판정은 0건이다.</w:t>
             </w:r>
           </w:p>
         </w:tc>
@@ -141,7 +141,7 @@
           <w:rFonts w:ascii="Pretendard" w:hAnsi="Pretendard" w:eastAsia="Pretendard" w:cs="Pretendard"/>
           <w:sz w:val="21"/>
         </w:rPr>
-        <w:t>이 연구는 국내 일반의약품을 제품명으로 입력하면 중복 성분, 최대용량, 복용 간격, 연령, 질환, 병용약 위험 신호를 허가원문과 함께 보여 주는 조회 시스템을 다룬다. 결정론적 허가원문 층에는 분석 제품 13개, 고유 성분 28개, 제품-성분 연결 47개, 복용 조건 32개가 포함된다. 문헌은 이 판정을 대신하지 않고 위해 연관성을 설명하는 별도 참고 근거층으로 설계했다.</w:t>
+        <w:t>이 연구는 국내 일반의약품을 제품명으로 입력하면 중복 성분, 최대용량, 복용 간격, 연령, 질환, 병용약 위험 신호를 허가원문과 함께 보여 주는 조회 시스템을 다룬다. 결정론적 허가원문 층에는 분석 제품 13개, 고유 성분 28개, 제품-성분 연결 47개, 복용 조건 32개가 포함된다. 규칙은 전체 16개이고 그중 15개가 source 와 locator 를 갖춘 released 상태다. 문헌은 이 판정을 대신하지 않고 위해 연관성을 설명하는 별도 참고 근거층으로 설계했다.</w:t>
       </w:r>
     </w:p>
     <w:p>
@@ -154,7 +154,7 @@
           <w:rFonts w:ascii="Pretendard" w:hAnsi="Pretendard" w:eastAsia="Pretendard" w:cs="Pretendard"/>
           <w:sz w:val="21"/>
         </w:rPr>
-        <w:t>AI는 허가원문에서 확인한 성분과 규칙 범위를 입력받아 PICOS 질문 5개를 만들고 PubMed를 검색했다. 검색 결과는 질문 합계 5,742건이었고, 중복 제거 뒤 PMID 5,724개를 확보했다. 초록 보유 문헌은 5,424개, 제목만 있는 문헌은 300개였다.</w:t>
+        <w:t>AI는 허가원문에서 확인한 성분과 규칙 범위만 입력받아 PICOS 질문 5개를 만들고 PubMed를 검색했다. 질문별 hit 합계는 5,742건이었고 중복 제거 뒤 고유 PMID 5,724개를 확보했다. 초록 보유 문헌은 5,424개, 제목만 있는 문헌은 300개였다. 코퍼스 전체 5,724행을 선별해 커버리지 1.0을 달성했으며 retain 2,240건, deprioritize 3,423건, uncertain 61건이었다.</w:t>
       </w:r>
     </w:p>
     <w:p>
@@ -167,7 +167,7 @@
           <w:rFonts w:ascii="Pretendard" w:hAnsi="Pretendard" w:eastAsia="Pretendard" w:cs="Pretendard"/>
           <w:sz w:val="21"/>
         </w:rPr>
-        <w:t>로컬 AI 모델은 전체 중 300행을 판정했다. 커버리지는 5.24%이며, retain 13건, deprioritize 270건, uncertain 17건이었다. 전체 선별, AI 참조표준 채점, 규칙엔진 맹검 독립평가가 끝나지 않았으므로 민감도·특이도·F1 또는 성능 주장을 제시하지 않는다.</w:t>
+        <w:t>선별기의 재현도는 층화 표본 300건에 대한 독립 AI 참조표준으로 측정했다. AI 참조표준 대비 민감도 0.8482, 특이도 0.9047, F1 0.8484, 일치도 0.8828였다. 규칙엔진은 무라벨 사례 237건을 3라운드 맹검 판정하고 라벨을 SHA-256으로 잠근 뒤에야 예측을 연결하는 절차로 평가했다. released 규칙 15종 210건에서 AI 참조표준 대비 특이도 1.0000, 정밀도 1.0000, 민감도 0.5702, F1 0.7263였고 위양성 0건, 위음성 49건이었다.</w:t>
       </w:r>
     </w:p>
     <w:p>
@@ -180,7 +180,7 @@
           <w:rFonts w:ascii="Pretendard" w:hAnsi="Pretendard" w:eastAsia="Pretendard" w:cs="Pretendard"/>
           <w:sz w:val="21"/>
         </w:rPr>
-        <w:t>핵심어: 일반의약품, 식약처 허가원문, 제품명 기반 조회, PubMed, AI 문헌 선별, 계보 분리</w:t>
+        <w:t>규칙 16개 전부에 초록 문장 단위 locator 를 가진 문헌 근거를 연결했다(링크 20건, 고유 논문 19편). 허가원문과 어긋나는 4건은 지우지 않고 conflict 로 보존했다. 핵심어: 일반의약품, 식약처 허가원문, 제품명 기반 조회, PubMed, AI 문헌 선별, AI 참조표준, 맹검 독립평가</w:t>
       </w:r>
     </w:p>
     <w:p>
@@ -235,18 +235,10 @@
     </w:p>
     <w:p>
       <w:pPr>
-        <w:pStyle w:val="Heading1"/>
-      </w:pPr>
-      <w:r>
-        <w:t>2. 연구 방법</w:t>
-      </w:r>
-    </w:p>
-    <w:p>
-      <w:pPr>
         <w:pStyle w:val="Heading2"/>
       </w:pPr>
       <w:r>
-        <w:t>2.1 허가원문 결정층</w:t>
+        <w:t>1.3 연구 질문</w:t>
       </w:r>
     </w:p>
     <w:p>
@@ -259,7 +251,49 @@
           <w:rFonts w:ascii="Pretendard" w:hAnsi="Pretendard" w:eastAsia="Pretendard" w:cs="Pretendard"/>
           <w:sz w:val="21"/>
         </w:rPr>
-        <w:t>식약처 의약품상세정보의 제품·원료약품·용법용량·사용상의주의사항을 구조화했다. 분석 집합은 제품 13개와 고유 성분 28개다. 계산에 사용하는 제품-성분 연결은 47개이며 복용 조건은 32개다. released 규칙은 15개, 전체 규칙은 16개다.</w:t>
+        <w:t>첫째, 식약처 허가원문만으로 제품명 기반 위험 신호 판정을 구성할 수 있는가. 둘째, AI가 사람의 개입 없이 문헌 질문을 설계하고 코퍼스 전체를 선별할 수 있는가. 셋째, 그렇게 만든 규칙엔진의 판정이 독립적으로 구성한 참조표준과 얼마나 일치하는가. 넷째, 일치하지 않는 지점은 무엇 때문인가.</w:t>
+      </w:r>
+    </w:p>
+    <w:p>
+      <w:pPr>
+        <w:pStyle w:val="Heading1"/>
+      </w:pPr>
+      <w:r>
+        <w:t>2. 연구 방법</w:t>
+      </w:r>
+    </w:p>
+    <w:p>
+      <w:pPr>
+        <w:pStyle w:val="Heading2"/>
+      </w:pPr>
+      <w:r>
+        <w:t>2.1 두 층 구조</w:t>
+      </w:r>
+    </w:p>
+    <w:p>
+      <w:pPr>
+        <w:spacing w:after="160" w:line="348" w:lineRule="auto"/>
+        <w:jc w:val="left"/>
+      </w:pPr>
+      <w:r>
+        <w:rPr>
+          <w:rFonts w:ascii="Pretendard" w:hAnsi="Pretendard" w:eastAsia="Pretendard" w:cs="Pretendard"/>
+          <w:sz w:val="21"/>
+        </w:rPr>
+        <w:t>이 연구의 근거는 두 층으로 나뉜다. 결정층은 식약처 허가원문이며 제품, 성분, 함량, 복용 조건, 규칙 판정을 확정한다. 설명층은 PubMed 문헌이며 판정의 배경을 설명하지만 판정을 바꾸지 못한다. 두 층은 별도 파일과 별도 컬럼에 저장하고, 문헌 근거에는 규칙을 배포시킬 권한을 주지 않는다.</w:t>
+      </w:r>
+    </w:p>
+    <w:p>
+      <w:pPr>
+        <w:spacing w:after="160" w:line="348" w:lineRule="auto"/>
+        <w:jc w:val="left"/>
+      </w:pPr>
+      <w:r>
+        <w:rPr>
+          <w:rFonts w:ascii="Pretendard" w:hAnsi="Pretendard" w:eastAsia="Pretendard" w:cs="Pretendard"/>
+          <w:sz w:val="21"/>
+        </w:rPr>
+        <w:t>식약처 의약품상세정보의 제품·원료약품·용법용량·사용상의주의사항을 구조화했다. 분석 집합은 제품 13개와 고유 성분 28개다. 계산에 사용하는 제품-성분 연결은 47개이며 복용 조건은 32개다. released 규칙은 15개, 전체 규칙은 16개다. 복용 조건 개수와 released 규칙 개수는 서로 다른 상태이므로 합치지 않는다.</w:t>
       </w:r>
     </w:p>
     <w:p>
@@ -280,7 +314,7 @@
           <w:rFonts w:ascii="Pretendard" w:hAnsi="Pretendard" w:eastAsia="Pretendard" w:cs="Pretendard"/>
           <w:sz w:val="21"/>
         </w:rPr>
-        <w:t>AI에는 28개 성분, 16개 규칙의 유형과 범위, PubMed 단일 자료원이라는 제약만 제공했다. 이전 영양성분 검색식이나 결과 수치는 제공하지 않았다. AI는 아세트아미노펜, NSAID, 감기·알레르기 복합성분, 소화제 복합성분, 외용 진통성분의 다섯 질문으로 묶었다. 각 질문에는 대상, 노출, 비교, 결과, 연구설계와 MeSH·제목/초록 검색어를 기록했다.</w:t>
+        <w:t>AI에는 성분 28개, 규칙 16개의 유형과 범위, PubMed 단일 자료원이라는 제약만 제공했다. 이전 영양성분 검색식이나 결과 수치는 제공하지 않았다. AI는 아세트아미노펜, NSAID, 감기·알레르기 복합성분, 소화제 복합성분, 외용 진통성분의 5개 질문으로 묶었다. 각 질문에는 대상, 노출, 비교, 결과, 연구설계와 MeSH·제목/초록 검색어를 기록했다. 질문 설계 프롬프트는 SHA-256 2ea152bb42f8b472… 로 고정했다.</w:t>
       </w:r>
     </w:p>
     <w:tbl>
@@ -797,7 +831,7 @@
         <w:pStyle w:val="Heading2"/>
       </w:pPr>
       <w:r>
-        <w:t>2.4 로컬 AI 선별</w:t>
+        <w:t>2.4 문헌 선별</w:t>
       </w:r>
     </w:p>
     <w:p>
@@ -810,7 +844,15 @@
           <w:rFonts w:ascii="Pretendard" w:hAnsi="Pretendard" w:eastAsia="Pretendard" w:cs="Pretendard"/>
           <w:sz w:val="21"/>
         </w:rPr>
-        <w:t>선별기는 외부 API가 아니라 로컬에 저장된 Qwen/Qwen2.5-3B-Instruct 모델을 사용했다. 라벨은 retain, deprioritize, uncertain 세 가지다. 초록이 없으면 title_only로 구분하고 신뢰도 상한을 low로 제한했다. 100행을 한 배치로 처리하고 JSONL 체크포인트를 append-only로 기록했다.</w:t>
+        <w:t>선별 판정은 에이전트가 배치 카드를 직접 읽고 직접 기록했다(agent_direct). 지역 언어모델을 띄우지 않았고 외부 LLM API를 호출하지 않았으며 하위 에이전트에 위임하지 않았다. 라벨은 retain, deprioritize, uncertain 세 가지다. 초록이 없으면 title_only 로 구분하고 신뢰도 상한을 low 로 제한했다. 배치는 115개이고 전체 5,724행이 정확히 한 번씩 배치에 들어갔다. 판정은 append-only JSONL 체크포인트로 기록했으며 선별 프롬프트는 SHA-256 58186692d7cd2241… 로 실행 중 고정했다.</w:t>
+      </w:r>
+    </w:p>
+    <w:p>
+      <w:pPr>
+        <w:pStyle w:val="Heading2"/>
+      </w:pPr>
+      <w:r>
+        <w:t>2.5 AI 참조표준</w:t>
       </w:r>
     </w:p>
     <w:p>
@@ -823,7 +865,49 @@
           <w:rFonts w:ascii="Pretendard" w:hAnsi="Pretendard" w:eastAsia="Pretendard" w:cs="Pretendard"/>
           <w:sz w:val="21"/>
         </w:rPr>
-        <w:t>AI 참조표준은 선별 프롬프트와 다른 PICOS 요소별 프롬프트로 세 번 독립 채점하도록 계획했다. 규칙엔진 맹검평가는 실제 제품 구성에서 무라벨 사례를 만든 뒤 AI 라벨을 먼저 잠그고 엔진 예측을 연결하도록 설계했다. 이번 실행에서는 두 절차를 시작하지 않았다.</w:t>
+        <w:t>선별 결과의 재현도를 재기 위해 선별과 다른 프롬프트로 독립 참조표준을 만들었다. 근거 형태(초록 보유 여부) × 선별 판정의 6개 층에서 층별 최소 배정을 둔 뒤 총 300건을 뽑았고, 모든 지표에 층 가중치를 적용했다. 참조표준은 주제 적합성을 통째로 묻지 않고 P·I·C·O·S 다섯 요소를 따로 판정한 뒤 도구가 코드 규칙으로 종합 라벨을 도출한다. 카드에는 선별 판정·신뢰도·이유 코드를 제거하고 라운드별 별칭만 노출했으며 참조표준 프롬프트는 SHA-256 a163cf06e85f6979… 로 고정했다.</w:t>
+      </w:r>
+    </w:p>
+    <w:p>
+      <w:pPr>
+        <w:pStyle w:val="Heading2"/>
+      </w:pPr>
+      <w:r>
+        <w:t>2.6 규칙엔진 AI 맹검 독립평가</w:t>
+      </w:r>
+    </w:p>
+    <w:p>
+      <w:pPr>
+        <w:spacing w:after="160" w:line="348" w:lineRule="auto"/>
+        <w:jc w:val="left"/>
+      </w:pPr>
+      <w:r>
+        <w:rPr>
+          <w:rFonts w:ascii="Pretendard" w:hAnsi="Pretendard" w:eastAsia="Pretendard" w:cs="Pretendard"/>
+          <w:sz w:val="21"/>
+        </w:rPr>
+        <w:t>실제 허가 데이터에서 정답 라벨과 엔진 예측이 없는 사례 237건을 만들었다. 사례 카드에는 제품명, 성분과 함량, 복용량, 정규화된 허가 상한, 식약처 허가원문 발췌(용법·용량과 사용상의 주의)와 사용자 조건만 넣고 규칙 ID·심각도·바인딩 표는 넣지 않았다. 라운드별 무작위 순서로 3회 판정한 뒤 다수결 라벨을 SHA-256으로 잠갔고, 잠금 해시를 검증한 다음에야 배포 규칙 15종만으로 엔진 예측을 기록했다. 지표 계산 단계는 잠금 시각이 예측 시각보다 앞선다는 것을 다시 확인한 뒤에만 실행된다.</w:t>
+      </w:r>
+    </w:p>
+    <w:p>
+      <w:pPr>
+        <w:pStyle w:val="Heading2"/>
+      </w:pPr>
+      <w:r>
+        <w:t>2.7 문헌 근거 연결</w:t>
+      </w:r>
+    </w:p>
+    <w:p>
+      <w:pPr>
+        <w:spacing w:after="160" w:line="348" w:lineRule="auto"/>
+        <w:jc w:val="left"/>
+      </w:pPr>
+      <w:r>
+        <w:rPr>
+          <w:rFonts w:ascii="Pretendard" w:hAnsi="Pretendard" w:eastAsia="Pretendard" w:cs="Pretendard"/>
+          <w:sz w:val="21"/>
+        </w:rPr>
+        <w:t>retain 판정을 받은 문헌만 규칙에 연결했다. 연결 단위는 규칙 1건 × 논문 1편이며 각 연결은 초록의 문장 인덱스와 그 문장의 원문 인용을 함께 저장한다. 빌드할 때마다 코퍼스의 초록에서 해당 인덱스 문장을 다시 뽑아 저장된 인용문과 글자 단위로 대조하고, 어긋나면 빌드를 실패시킨다. 허가원문과 문헌이 다른 방향을 가리키면 어느 한쪽을 지우지 않고 conflict 로 보존한다.</w:t>
       </w:r>
     </w:p>
     <w:p>
@@ -839,7 +923,7 @@
         <w:pStyle w:val="Heading2"/>
       </w:pPr>
       <w:r>
-        <w:t>3.1 허가원문 층</w:t>
+        <w:t>3.1 허가원문 결정층</w:t>
       </w:r>
     </w:p>
     <w:tbl>
@@ -1319,7 +1403,7 @@
                 <w:rFonts w:ascii="Pretendard" w:hAnsi="Pretendard" w:eastAsia="Pretendard" w:cs="Pretendard"/>
                 <w:sz w:val="18"/>
               </w:rPr>
-              <w:t>source와 locator를 가진 규칙</w:t>
+              <w:t>전체 16개 중 source·locator 완비</w:t>
             </w:r>
           </w:p>
         </w:tc>
@@ -1335,7 +1419,7 @@
         <w:pStyle w:val="Heading2"/>
       </w:pPr>
       <w:r>
-        <w:t>3.2 문헌 검색층</w:t>
+        <w:t>3.2 문헌 검색층과 선별</w:t>
       </w:r>
     </w:p>
     <w:tbl>
@@ -1507,7 +1591,7 @@
                 <w:rFonts w:ascii="Pretendard" w:hAnsi="Pretendard" w:eastAsia="Pretendard" w:cs="Pretendard"/>
                 <w:sz w:val="18"/>
               </w:rPr>
-              <w:t>28개 성분과 16개 규칙 유형을 포괄</w:t>
+              <w:t>성분 28개와 규칙 16개 유형을 포괄</w:t>
             </w:r>
           </w:p>
         </w:tc>
@@ -1738,7 +1822,7 @@
                 <w:rFonts w:ascii="Pretendard" w:hAnsi="Pretendard" w:eastAsia="Pretendard" w:cs="Pretendard"/>
                 <w:sz w:val="18"/>
               </w:rPr>
-              <w:t>제목과 초록으로 선별 가능</w:t>
+              <w:t>제목과 초록으로 선별</w:t>
             </w:r>
           </w:p>
         </w:tc>
@@ -1820,6 +1904,314 @@
           </w:p>
         </w:tc>
       </w:tr>
+      <w:tr>
+        <w:trPr>
+          <w:cantSplit/>
+        </w:trPr>
+        <w:tc>
+          <w:tcPr>
+            <w:tcW w:type="dxa" w:w="2500"/>
+            <w:vAlign w:val="center"/>
+            <w:tcMar>
+              <w:top w:w="100" w:type="dxa"/>
+              <w:start w:w="120" w:type="dxa"/>
+              <w:bottom w:w="100" w:type="dxa"/>
+              <w:end w:w="120" w:type="dxa"/>
+            </w:tcMar>
+          </w:tcPr>
+          <w:p>
+            <w:pPr>
+              <w:jc w:val="left"/>
+            </w:pPr>
+            <w:r>
+              <w:rPr>
+                <w:rFonts w:ascii="Pretendard Medium" w:hAnsi="Pretendard Medium" w:eastAsia="Pretendard Medium" w:cs="Pretendard Medium"/>
+                <w:sz w:val="18"/>
+              </w:rPr>
+              <w:t>선별 완료</w:t>
+            </w:r>
+          </w:p>
+        </w:tc>
+        <w:tc>
+          <w:tcPr>
+            <w:tcW w:type="dxa" w:w="1800"/>
+            <w:vAlign w:val="center"/>
+            <w:tcMar>
+              <w:top w:w="100" w:type="dxa"/>
+              <w:start w:w="120" w:type="dxa"/>
+              <w:bottom w:w="100" w:type="dxa"/>
+              <w:end w:w="120" w:type="dxa"/>
+            </w:tcMar>
+          </w:tcPr>
+          <w:p>
+            <w:pPr>
+              <w:jc w:val="center"/>
+            </w:pPr>
+            <w:r>
+              <w:rPr>
+                <w:rFonts w:ascii="Pretendard" w:hAnsi="Pretendard" w:eastAsia="Pretendard" w:cs="Pretendard"/>
+                <w:sz w:val="18"/>
+              </w:rPr>
+              <w:t>5,724행</w:t>
+            </w:r>
+          </w:p>
+        </w:tc>
+        <w:tc>
+          <w:tcPr>
+            <w:tcW w:type="dxa" w:w="4700"/>
+            <w:vAlign w:val="center"/>
+            <w:tcMar>
+              <w:top w:w="100" w:type="dxa"/>
+              <w:start w:w="120" w:type="dxa"/>
+              <w:bottom w:w="100" w:type="dxa"/>
+              <w:end w:w="120" w:type="dxa"/>
+            </w:tcMar>
+          </w:tcPr>
+          <w:p>
+            <w:pPr>
+              <w:jc w:val="left"/>
+            </w:pPr>
+            <w:r>
+              <w:rPr>
+                <w:rFonts w:ascii="Pretendard" w:hAnsi="Pretendard" w:eastAsia="Pretendard" w:cs="Pretendard"/>
+                <w:sz w:val="18"/>
+              </w:rPr>
+              <w:t>커버리지 1.0, 누락·중복 0</w:t>
+            </w:r>
+          </w:p>
+        </w:tc>
+      </w:tr>
+      <w:tr>
+        <w:trPr>
+          <w:cantSplit/>
+        </w:trPr>
+        <w:tc>
+          <w:tcPr>
+            <w:tcW w:type="dxa" w:w="2500"/>
+            <w:vAlign w:val="center"/>
+            <w:tcMar>
+              <w:top w:w="100" w:type="dxa"/>
+              <w:start w:w="120" w:type="dxa"/>
+              <w:bottom w:w="100" w:type="dxa"/>
+              <w:end w:w="120" w:type="dxa"/>
+            </w:tcMar>
+          </w:tcPr>
+          <w:p>
+            <w:pPr>
+              <w:jc w:val="left"/>
+            </w:pPr>
+            <w:r>
+              <w:rPr>
+                <w:rFonts w:ascii="Pretendard Medium" w:hAnsi="Pretendard Medium" w:eastAsia="Pretendard Medium" w:cs="Pretendard Medium"/>
+                <w:sz w:val="18"/>
+              </w:rPr>
+              <w:t>retain</w:t>
+            </w:r>
+          </w:p>
+        </w:tc>
+        <w:tc>
+          <w:tcPr>
+            <w:tcW w:type="dxa" w:w="1800"/>
+            <w:vAlign w:val="center"/>
+            <w:tcMar>
+              <w:top w:w="100" w:type="dxa"/>
+              <w:start w:w="120" w:type="dxa"/>
+              <w:bottom w:w="100" w:type="dxa"/>
+              <w:end w:w="120" w:type="dxa"/>
+            </w:tcMar>
+          </w:tcPr>
+          <w:p>
+            <w:pPr>
+              <w:jc w:val="center"/>
+            </w:pPr>
+            <w:r>
+              <w:rPr>
+                <w:rFonts w:ascii="Pretendard" w:hAnsi="Pretendard" w:eastAsia="Pretendard" w:cs="Pretendard"/>
+                <w:sz w:val="18"/>
+              </w:rPr>
+              <w:t>2,240건</w:t>
+            </w:r>
+          </w:p>
+        </w:tc>
+        <w:tc>
+          <w:tcPr>
+            <w:tcW w:type="dxa" w:w="4700"/>
+            <w:vAlign w:val="center"/>
+            <w:tcMar>
+              <w:top w:w="100" w:type="dxa"/>
+              <w:start w:w="120" w:type="dxa"/>
+              <w:bottom w:w="100" w:type="dxa"/>
+              <w:end w:w="120" w:type="dxa"/>
+            </w:tcMar>
+          </w:tcPr>
+          <w:p>
+            <w:pPr>
+              <w:jc w:val="left"/>
+            </w:pPr>
+            <w:r>
+              <w:rPr>
+                <w:rFonts w:ascii="Pretendard" w:hAnsi="Pretendard" w:eastAsia="Pretendard" w:cs="Pretendard"/>
+                <w:sz w:val="18"/>
+              </w:rPr>
+              <w:t>직접 근거 후보</w:t>
+            </w:r>
+          </w:p>
+        </w:tc>
+      </w:tr>
+      <w:tr>
+        <w:trPr>
+          <w:cantSplit/>
+        </w:trPr>
+        <w:tc>
+          <w:tcPr>
+            <w:tcW w:type="dxa" w:w="2500"/>
+            <w:vAlign w:val="center"/>
+            <w:tcMar>
+              <w:top w:w="100" w:type="dxa"/>
+              <w:start w:w="120" w:type="dxa"/>
+              <w:bottom w:w="100" w:type="dxa"/>
+              <w:end w:w="120" w:type="dxa"/>
+            </w:tcMar>
+          </w:tcPr>
+          <w:p>
+            <w:pPr>
+              <w:jc w:val="left"/>
+            </w:pPr>
+            <w:r>
+              <w:rPr>
+                <w:rFonts w:ascii="Pretendard Medium" w:hAnsi="Pretendard Medium" w:eastAsia="Pretendard Medium" w:cs="Pretendard Medium"/>
+                <w:sz w:val="18"/>
+              </w:rPr>
+              <w:t>deprioritize</w:t>
+            </w:r>
+          </w:p>
+        </w:tc>
+        <w:tc>
+          <w:tcPr>
+            <w:tcW w:type="dxa" w:w="1800"/>
+            <w:vAlign w:val="center"/>
+            <w:tcMar>
+              <w:top w:w="100" w:type="dxa"/>
+              <w:start w:w="120" w:type="dxa"/>
+              <w:bottom w:w="100" w:type="dxa"/>
+              <w:end w:w="120" w:type="dxa"/>
+            </w:tcMar>
+          </w:tcPr>
+          <w:p>
+            <w:pPr>
+              <w:jc w:val="center"/>
+            </w:pPr>
+            <w:r>
+              <w:rPr>
+                <w:rFonts w:ascii="Pretendard" w:hAnsi="Pretendard" w:eastAsia="Pretendard" w:cs="Pretendard"/>
+                <w:sz w:val="18"/>
+              </w:rPr>
+              <w:t>3,423건</w:t>
+            </w:r>
+          </w:p>
+        </w:tc>
+        <w:tc>
+          <w:tcPr>
+            <w:tcW w:type="dxa" w:w="4700"/>
+            <w:vAlign w:val="center"/>
+            <w:tcMar>
+              <w:top w:w="100" w:type="dxa"/>
+              <w:start w:w="120" w:type="dxa"/>
+              <w:bottom w:w="100" w:type="dxa"/>
+              <w:end w:w="120" w:type="dxa"/>
+            </w:tcMar>
+          </w:tcPr>
+          <w:p>
+            <w:pPr>
+              <w:jc w:val="left"/>
+            </w:pPr>
+            <w:r>
+              <w:rPr>
+                <w:rFonts w:ascii="Pretendard" w:hAnsi="Pretendard" w:eastAsia="Pretendard" w:cs="Pretendard"/>
+                <w:sz w:val="18"/>
+              </w:rPr>
+              <w:t>질문 직접성이 낮음</w:t>
+            </w:r>
+          </w:p>
+        </w:tc>
+      </w:tr>
+      <w:tr>
+        <w:trPr>
+          <w:cantSplit/>
+        </w:trPr>
+        <w:tc>
+          <w:tcPr>
+            <w:tcW w:type="dxa" w:w="2500"/>
+            <w:vAlign w:val="center"/>
+            <w:tcMar>
+              <w:top w:w="100" w:type="dxa"/>
+              <w:start w:w="120" w:type="dxa"/>
+              <w:bottom w:w="100" w:type="dxa"/>
+              <w:end w:w="120" w:type="dxa"/>
+            </w:tcMar>
+          </w:tcPr>
+          <w:p>
+            <w:pPr>
+              <w:jc w:val="left"/>
+            </w:pPr>
+            <w:r>
+              <w:rPr>
+                <w:rFonts w:ascii="Pretendard Medium" w:hAnsi="Pretendard Medium" w:eastAsia="Pretendard Medium" w:cs="Pretendard Medium"/>
+                <w:sz w:val="18"/>
+              </w:rPr>
+              <w:t>uncertain</w:t>
+            </w:r>
+          </w:p>
+        </w:tc>
+        <w:tc>
+          <w:tcPr>
+            <w:tcW w:type="dxa" w:w="1800"/>
+            <w:vAlign w:val="center"/>
+            <w:tcMar>
+              <w:top w:w="100" w:type="dxa"/>
+              <w:start w:w="120" w:type="dxa"/>
+              <w:bottom w:w="100" w:type="dxa"/>
+              <w:end w:w="120" w:type="dxa"/>
+            </w:tcMar>
+          </w:tcPr>
+          <w:p>
+            <w:pPr>
+              <w:jc w:val="center"/>
+            </w:pPr>
+            <w:r>
+              <w:rPr>
+                <w:rFonts w:ascii="Pretendard" w:hAnsi="Pretendard" w:eastAsia="Pretendard" w:cs="Pretendard"/>
+                <w:sz w:val="18"/>
+              </w:rPr>
+              <w:t>61건</w:t>
+            </w:r>
+          </w:p>
+        </w:tc>
+        <w:tc>
+          <w:tcPr>
+            <w:tcW w:type="dxa" w:w="4700"/>
+            <w:vAlign w:val="center"/>
+            <w:tcMar>
+              <w:top w:w="100" w:type="dxa"/>
+              <w:start w:w="120" w:type="dxa"/>
+              <w:bottom w:w="100" w:type="dxa"/>
+              <w:end w:w="120" w:type="dxa"/>
+            </w:tcMar>
+          </w:tcPr>
+          <w:p>
+            <w:pPr>
+              <w:jc w:val="left"/>
+            </w:pPr>
+            <w:r>
+              <w:rPr>
+                <w:rFonts w:ascii="Pretendard" w:hAnsi="Pretendard" w:eastAsia="Pretendard" w:cs="Pretendard"/>
+                <w:sz w:val="18"/>
+              </w:rPr>
+              <w:t>초록만으로 확정 어려움</w:t>
+            </w:r>
+          </w:p>
+        </w:tc>
+      </w:tr>
     </w:tbl>
     <w:p>
       <w:pPr>
@@ -1836,7 +2228,7 @@
         <w:pStyle w:val="Heading2"/>
       </w:pPr>
       <w:r>
-        <w:t>3.3 AI 선별 부분 결과</w:t>
+        <w:t>3.3 선별기의 AI 참조표준 대비 재현도</w:t>
       </w:r>
     </w:p>
     <w:tbl>
@@ -1960,7 +2352,7 @@
                 <w:rFonts w:ascii="Pretendard Medium" w:hAnsi="Pretendard Medium" w:eastAsia="Pretendard Medium" w:cs="Pretendard Medium"/>
                 <w:sz w:val="18"/>
               </w:rPr>
-              <w:t>판정 완료</w:t>
+              <w:t>층화 표본</w:t>
             </w:r>
           </w:p>
         </w:tc>
@@ -1984,7 +2376,7 @@
                 <w:rFonts w:ascii="Pretendard" w:hAnsi="Pretendard" w:eastAsia="Pretendard" w:cs="Pretendard"/>
                 <w:sz w:val="18"/>
               </w:rPr>
-              <w:t>300/5,724행</w:t>
+              <w:t>300건</w:t>
             </w:r>
           </w:p>
         </w:tc>
@@ -2008,7 +2400,7 @@
                 <w:rFonts w:ascii="Pretendard" w:hAnsi="Pretendard" w:eastAsia="Pretendard" w:cs="Pretendard"/>
                 <w:sz w:val="18"/>
               </w:rPr>
-              <w:t>전체 선별 미완료</w:t>
+              <w:t>6개 층, 층 가중치 적용</w:t>
             </w:r>
           </w:p>
         </w:tc>
@@ -2037,7 +2429,7 @@
                 <w:rFonts w:ascii="Pretendard Medium" w:hAnsi="Pretendard Medium" w:eastAsia="Pretendard Medium" w:cs="Pretendard Medium"/>
                 <w:sz w:val="18"/>
               </w:rPr>
-              <w:t>커버리지</w:t>
+              <w:t>채점 대상</w:t>
             </w:r>
           </w:p>
         </w:tc>
@@ -2061,7 +2453,7 @@
                 <w:rFonts w:ascii="Pretendard" w:hAnsi="Pretendard" w:eastAsia="Pretendard" w:cs="Pretendard"/>
                 <w:sz w:val="18"/>
               </w:rPr>
-              <w:t>5.24%</w:t>
+              <w:t>255건</w:t>
             </w:r>
           </w:p>
         </w:tc>
@@ -2085,7 +2477,7 @@
                 <w:rFonts w:ascii="Pretendard" w:hAnsi="Pretendard" w:eastAsia="Pretendard" w:cs="Pretendard"/>
                 <w:sz w:val="18"/>
               </w:rPr>
-              <w:t>1.0 미달</w:t>
+              <w:t>참조표준 uncertain 45건 제외</w:t>
             </w:r>
           </w:p>
         </w:tc>
@@ -2114,7 +2506,7 @@
                 <w:rFonts w:ascii="Pretendard Medium" w:hAnsi="Pretendard Medium" w:eastAsia="Pretendard Medium" w:cs="Pretendard Medium"/>
                 <w:sz w:val="18"/>
               </w:rPr>
-              <w:t>retain</w:t>
+              <w:t>AI 참조표준 대비 민감도</w:t>
             </w:r>
           </w:p>
         </w:tc>
@@ -2138,7 +2530,7 @@
                 <w:rFonts w:ascii="Pretendard" w:hAnsi="Pretendard" w:eastAsia="Pretendard" w:cs="Pretendard"/>
                 <w:sz w:val="18"/>
               </w:rPr>
-              <w:t>13건</w:t>
+              <w:t>0.8482</w:t>
             </w:r>
           </w:p>
         </w:tc>
@@ -2162,7 +2554,7 @@
                 <w:rFonts w:ascii="Pretendard" w:hAnsi="Pretendard" w:eastAsia="Pretendard" w:cs="Pretendard"/>
                 <w:sz w:val="18"/>
               </w:rPr>
-              <w:t>직접 근거 후보</w:t>
+              <w:t>참조표준 retain 을 선별이 retain 으로 본 비율</w:t>
             </w:r>
           </w:p>
         </w:tc>
@@ -2191,7 +2583,7 @@
                 <w:rFonts w:ascii="Pretendard Medium" w:hAnsi="Pretendard Medium" w:eastAsia="Pretendard Medium" w:cs="Pretendard Medium"/>
                 <w:sz w:val="18"/>
               </w:rPr>
-              <w:t>deprioritize</w:t>
+              <w:t>AI 참조표준 대비 특이도</w:t>
             </w:r>
           </w:p>
         </w:tc>
@@ -2215,7 +2607,7 @@
                 <w:rFonts w:ascii="Pretendard" w:hAnsi="Pretendard" w:eastAsia="Pretendard" w:cs="Pretendard"/>
                 <w:sz w:val="18"/>
               </w:rPr>
-              <w:t>270건</w:t>
+              <w:t>0.9047</w:t>
             </w:r>
           </w:p>
         </w:tc>
@@ -2239,7 +2631,7 @@
                 <w:rFonts w:ascii="Pretendard" w:hAnsi="Pretendard" w:eastAsia="Pretendard" w:cs="Pretendard"/>
                 <w:sz w:val="18"/>
               </w:rPr>
-              <w:t>질문 직접성이 낮음</w:t>
+              <w:t>참조표준 deprioritize 를 선별이 걸러낸 비율</w:t>
             </w:r>
           </w:p>
         </w:tc>
@@ -2268,7 +2660,7 @@
                 <w:rFonts w:ascii="Pretendard Medium" w:hAnsi="Pretendard Medium" w:eastAsia="Pretendard Medium" w:cs="Pretendard Medium"/>
                 <w:sz w:val="18"/>
               </w:rPr>
-              <w:t>uncertain</w:t>
+              <w:t>AI 참조표준 대비 정밀도</w:t>
             </w:r>
           </w:p>
         </w:tc>
@@ -2292,7 +2684,7 @@
                 <w:rFonts w:ascii="Pretendard" w:hAnsi="Pretendard" w:eastAsia="Pretendard" w:cs="Pretendard"/>
                 <w:sz w:val="18"/>
               </w:rPr>
-              <w:t>17건</w:t>
+              <w:t>0.8487</w:t>
             </w:r>
           </w:p>
         </w:tc>
@@ -2316,7 +2708,238 @@
                 <w:rFonts w:ascii="Pretendard" w:hAnsi="Pretendard" w:eastAsia="Pretendard" w:cs="Pretendard"/>
                 <w:sz w:val="18"/>
               </w:rPr>
-              <w:t>추가 정보 없이는 확정 어려움</w:t>
+              <w:t>선별 retain 중 참조표준도 retain 인 비율</w:t>
+            </w:r>
+          </w:p>
+        </w:tc>
+      </w:tr>
+      <w:tr>
+        <w:trPr>
+          <w:cantSplit/>
+        </w:trPr>
+        <w:tc>
+          <w:tcPr>
+            <w:tcW w:type="dxa" w:w="2500"/>
+            <w:vAlign w:val="center"/>
+            <w:tcMar>
+              <w:top w:w="100" w:type="dxa"/>
+              <w:start w:w="120" w:type="dxa"/>
+              <w:bottom w:w="100" w:type="dxa"/>
+              <w:end w:w="120" w:type="dxa"/>
+            </w:tcMar>
+          </w:tcPr>
+          <w:p>
+            <w:pPr>
+              <w:jc w:val="left"/>
+            </w:pPr>
+            <w:r>
+              <w:rPr>
+                <w:rFonts w:ascii="Pretendard Medium" w:hAnsi="Pretendard Medium" w:eastAsia="Pretendard Medium" w:cs="Pretendard Medium"/>
+                <w:sz w:val="18"/>
+              </w:rPr>
+              <w:t>AI 참조표준 대비 F1</w:t>
+            </w:r>
+          </w:p>
+        </w:tc>
+        <w:tc>
+          <w:tcPr>
+            <w:tcW w:type="dxa" w:w="1800"/>
+            <w:vAlign w:val="center"/>
+            <w:tcMar>
+              <w:top w:w="100" w:type="dxa"/>
+              <w:start w:w="120" w:type="dxa"/>
+              <w:bottom w:w="100" w:type="dxa"/>
+              <w:end w:w="120" w:type="dxa"/>
+            </w:tcMar>
+          </w:tcPr>
+          <w:p>
+            <w:pPr>
+              <w:jc w:val="center"/>
+            </w:pPr>
+            <w:r>
+              <w:rPr>
+                <w:rFonts w:ascii="Pretendard" w:hAnsi="Pretendard" w:eastAsia="Pretendard" w:cs="Pretendard"/>
+                <w:sz w:val="18"/>
+              </w:rPr>
+              <w:t>0.8484</w:t>
+            </w:r>
+          </w:p>
+        </w:tc>
+        <w:tc>
+          <w:tcPr>
+            <w:tcW w:type="dxa" w:w="4700"/>
+            <w:vAlign w:val="center"/>
+            <w:tcMar>
+              <w:top w:w="100" w:type="dxa"/>
+              <w:start w:w="120" w:type="dxa"/>
+              <w:bottom w:w="100" w:type="dxa"/>
+              <w:end w:w="120" w:type="dxa"/>
+            </w:tcMar>
+          </w:tcPr>
+          <w:p>
+            <w:pPr>
+              <w:jc w:val="left"/>
+            </w:pPr>
+            <w:r>
+              <w:rPr>
+                <w:rFonts w:ascii="Pretendard" w:hAnsi="Pretendard" w:eastAsia="Pretendard" w:cs="Pretendard"/>
+                <w:sz w:val="18"/>
+              </w:rPr>
+              <w:t>민감도와 정밀도의 조화평균</w:t>
+            </w:r>
+          </w:p>
+        </w:tc>
+      </w:tr>
+      <w:tr>
+        <w:trPr>
+          <w:cantSplit/>
+        </w:trPr>
+        <w:tc>
+          <w:tcPr>
+            <w:tcW w:type="dxa" w:w="2500"/>
+            <w:vAlign w:val="center"/>
+            <w:tcMar>
+              <w:top w:w="100" w:type="dxa"/>
+              <w:start w:w="120" w:type="dxa"/>
+              <w:bottom w:w="100" w:type="dxa"/>
+              <w:end w:w="120" w:type="dxa"/>
+            </w:tcMar>
+          </w:tcPr>
+          <w:p>
+            <w:pPr>
+              <w:jc w:val="left"/>
+            </w:pPr>
+            <w:r>
+              <w:rPr>
+                <w:rFonts w:ascii="Pretendard Medium" w:hAnsi="Pretendard Medium" w:eastAsia="Pretendard Medium" w:cs="Pretendard Medium"/>
+                <w:sz w:val="18"/>
+              </w:rPr>
+              <w:t>AI 참조표준 대비 일치도</w:t>
+            </w:r>
+          </w:p>
+        </w:tc>
+        <w:tc>
+          <w:tcPr>
+            <w:tcW w:type="dxa" w:w="1800"/>
+            <w:vAlign w:val="center"/>
+            <w:tcMar>
+              <w:top w:w="100" w:type="dxa"/>
+              <w:start w:w="120" w:type="dxa"/>
+              <w:bottom w:w="100" w:type="dxa"/>
+              <w:end w:w="120" w:type="dxa"/>
+            </w:tcMar>
+          </w:tcPr>
+          <w:p>
+            <w:pPr>
+              <w:jc w:val="center"/>
+            </w:pPr>
+            <w:r>
+              <w:rPr>
+                <w:rFonts w:ascii="Pretendard" w:hAnsi="Pretendard" w:eastAsia="Pretendard" w:cs="Pretendard"/>
+                <w:sz w:val="18"/>
+              </w:rPr>
+              <w:t>0.8828</w:t>
+            </w:r>
+          </w:p>
+        </w:tc>
+        <w:tc>
+          <w:tcPr>
+            <w:tcW w:type="dxa" w:w="4700"/>
+            <w:vAlign w:val="center"/>
+            <w:tcMar>
+              <w:top w:w="100" w:type="dxa"/>
+              <w:start w:w="120" w:type="dxa"/>
+              <w:bottom w:w="100" w:type="dxa"/>
+              <w:end w:w="120" w:type="dxa"/>
+            </w:tcMar>
+          </w:tcPr>
+          <w:p>
+            <w:pPr>
+              <w:jc w:val="left"/>
+            </w:pPr>
+            <w:r>
+              <w:rPr>
+                <w:rFonts w:ascii="Pretendard" w:hAnsi="Pretendard" w:eastAsia="Pretendard" w:cs="Pretendard"/>
+                <w:sz w:val="18"/>
+              </w:rPr>
+              <w:t>가중 일치 비율</w:t>
+            </w:r>
+          </w:p>
+        </w:tc>
+      </w:tr>
+      <w:tr>
+        <w:trPr>
+          <w:cantSplit/>
+        </w:trPr>
+        <w:tc>
+          <w:tcPr>
+            <w:tcW w:type="dxa" w:w="2500"/>
+            <w:vAlign w:val="center"/>
+            <w:tcMar>
+              <w:top w:w="100" w:type="dxa"/>
+              <w:start w:w="120" w:type="dxa"/>
+              <w:bottom w:w="100" w:type="dxa"/>
+              <w:end w:w="120" w:type="dxa"/>
+            </w:tcMar>
+          </w:tcPr>
+          <w:p>
+            <w:pPr>
+              <w:jc w:val="left"/>
+            </w:pPr>
+            <w:r>
+              <w:rPr>
+                <w:rFonts w:ascii="Pretendard Medium" w:hAnsi="Pretendard Medium" w:eastAsia="Pretendard Medium" w:cs="Pretendard Medium"/>
+                <w:sz w:val="18"/>
+              </w:rPr>
+              <w:t>보정 유병률</w:t>
+            </w:r>
+          </w:p>
+        </w:tc>
+        <w:tc>
+          <w:tcPr>
+            <w:tcW w:type="dxa" w:w="1800"/>
+            <w:vAlign w:val="center"/>
+            <w:tcMar>
+              <w:top w:w="100" w:type="dxa"/>
+              <w:start w:w="120" w:type="dxa"/>
+              <w:bottom w:w="100" w:type="dxa"/>
+              <w:end w:w="120" w:type="dxa"/>
+            </w:tcMar>
+          </w:tcPr>
+          <w:p>
+            <w:pPr>
+              <w:jc w:val="center"/>
+            </w:pPr>
+            <w:r>
+              <w:rPr>
+                <w:rFonts w:ascii="Pretendard" w:hAnsi="Pretendard" w:eastAsia="Pretendard" w:cs="Pretendard"/>
+                <w:sz w:val="18"/>
+              </w:rPr>
+              <w:t>0.3932</w:t>
+            </w:r>
+          </w:p>
+        </w:tc>
+        <w:tc>
+          <w:tcPr>
+            <w:tcW w:type="dxa" w:w="4700"/>
+            <w:vAlign w:val="center"/>
+            <w:tcMar>
+              <w:top w:w="100" w:type="dxa"/>
+              <w:start w:w="120" w:type="dxa"/>
+              <w:bottom w:w="100" w:type="dxa"/>
+              <w:end w:w="120" w:type="dxa"/>
+            </w:tcMar>
+          </w:tcPr>
+          <w:p>
+            <w:pPr>
+              <w:jc w:val="left"/>
+            </w:pPr>
+            <w:r>
+              <w:rPr>
+                <w:rFonts w:ascii="Pretendard" w:hAnsi="Pretendard" w:eastAsia="Pretendard" w:cs="Pretendard"/>
+                <w:sz w:val="18"/>
+              </w:rPr>
+              <w:t>Rogan–Gladen 보정</w:t>
             </w:r>
           </w:p>
         </w:tc>
@@ -2326,6 +2949,1422 @@
       <w:pPr>
         <w:spacing w:after="40"/>
       </w:pPr>
+    </w:p>
+    <w:p>
+      <w:pPr>
+        <w:spacing w:after="160" w:line="348" w:lineRule="auto"/>
+        <w:jc w:val="left"/>
+      </w:pPr>
+      <w:r>
+        <w:rPr>
+          <w:rFonts w:ascii="Pretendard" w:hAnsi="Pretendard" w:eastAsia="Pretendard" w:cs="Pretendard"/>
+          <w:sz w:val="21"/>
+        </w:rPr>
+        <w:t>보정 유병률을 코퍼스 전체에 적용하면 실제 retain 문헌은 약 2,251건으로 추정되며 95% 신뢰구간은 0.3519–0.4355이다. 라운드 3회의 평균 일치도는 1.0000였다. 이 값은 같은 평가자가 같은 명시적 규칙을 재적용한 결과이므로 판정 안정성이지 서로 다른 평가자 간 신뢰도가 아니다.</w:t>
+      </w:r>
+    </w:p>
+    <w:p>
+      <w:pPr>
+        <w:pStyle w:val="Heading2"/>
+      </w:pPr>
+      <w:r>
+        <w:t>3.4 규칙엔진의 AI 참조표준 대비 성능</w:t>
+      </w:r>
+    </w:p>
+    <w:tbl>
+      <w:tblPr>
+        <w:tblStyle w:val="TableGrid"/>
+        <w:tblW w:type="dxa" w:w="9000"/>
+        <w:tblLayout w:type="fixed"/>
+        <w:tblLook w:firstColumn="1" w:firstRow="1" w:lastColumn="0" w:lastRow="0" w:noHBand="0" w:noVBand="1" w:val="04A0"/>
+        <w:jc w:val="left"/>
+        <w:tblInd w:w="120" w:type="dxa"/>
+      </w:tblPr>
+      <w:tblGrid>
+        <w:gridCol w:w="2500"/>
+        <w:gridCol w:w="1800"/>
+        <w:gridCol w:w="4700"/>
+      </w:tblGrid>
+      <w:tr>
+        <w:trPr>
+          <w:cantSplit/>
+        </w:trPr>
+        <w:tc>
+          <w:tcPr>
+            <w:tcW w:type="dxa" w:w="2500"/>
+            <w:vAlign w:val="center"/>
+            <w:tcMar>
+              <w:top w:w="100" w:type="dxa"/>
+              <w:start w:w="120" w:type="dxa"/>
+              <w:bottom w:w="100" w:type="dxa"/>
+              <w:end w:w="120" w:type="dxa"/>
+            </w:tcMar>
+            <w:shd w:fill="EEF3F7"/>
+          </w:tcPr>
+          <w:p>
+            <w:pPr>
+              <w:jc w:val="center"/>
+            </w:pPr>
+            <w:r>
+              <w:rPr>
+                <w:rFonts w:ascii="Pretendard SemiBold" w:hAnsi="Pretendard SemiBold" w:eastAsia="Pretendard SemiBold" w:cs="Pretendard SemiBold"/>
+                <w:color w:val="122B43"/>
+                <w:sz w:val="19"/>
+              </w:rPr>
+              <w:t>항목</w:t>
+            </w:r>
+          </w:p>
+        </w:tc>
+        <w:tc>
+          <w:tcPr>
+            <w:tcW w:type="dxa" w:w="1800"/>
+            <w:vAlign w:val="center"/>
+            <w:tcMar>
+              <w:top w:w="100" w:type="dxa"/>
+              <w:start w:w="120" w:type="dxa"/>
+              <w:bottom w:w="100" w:type="dxa"/>
+              <w:end w:w="120" w:type="dxa"/>
+            </w:tcMar>
+            <w:shd w:fill="EEF3F7"/>
+          </w:tcPr>
+          <w:p>
+            <w:pPr>
+              <w:jc w:val="center"/>
+            </w:pPr>
+            <w:r>
+              <w:rPr>
+                <w:rFonts w:ascii="Pretendard SemiBold" w:hAnsi="Pretendard SemiBold" w:eastAsia="Pretendard SemiBold" w:cs="Pretendard SemiBold"/>
+                <w:color w:val="122B43"/>
+                <w:sz w:val="19"/>
+              </w:rPr>
+              <w:t>값</w:t>
+            </w:r>
+          </w:p>
+        </w:tc>
+        <w:tc>
+          <w:tcPr>
+            <w:tcW w:type="dxa" w:w="4700"/>
+            <w:vAlign w:val="center"/>
+            <w:tcMar>
+              <w:top w:w="100" w:type="dxa"/>
+              <w:start w:w="120" w:type="dxa"/>
+              <w:bottom w:w="100" w:type="dxa"/>
+              <w:end w:w="120" w:type="dxa"/>
+            </w:tcMar>
+            <w:shd w:fill="EEF3F7"/>
+          </w:tcPr>
+          <w:p>
+            <w:pPr>
+              <w:jc w:val="center"/>
+            </w:pPr>
+            <w:r>
+              <w:rPr>
+                <w:rFonts w:ascii="Pretendard SemiBold" w:hAnsi="Pretendard SemiBold" w:eastAsia="Pretendard SemiBold" w:cs="Pretendard SemiBold"/>
+                <w:color w:val="122B43"/>
+                <w:sz w:val="19"/>
+              </w:rPr>
+              <w:t>해석</w:t>
+            </w:r>
+          </w:p>
+        </w:tc>
+      </w:tr>
+      <w:tr>
+        <w:trPr>
+          <w:cantSplit/>
+        </w:trPr>
+        <w:tc>
+          <w:tcPr>
+            <w:tcW w:type="dxa" w:w="2500"/>
+            <w:vAlign w:val="center"/>
+            <w:tcMar>
+              <w:top w:w="100" w:type="dxa"/>
+              <w:start w:w="120" w:type="dxa"/>
+              <w:bottom w:w="100" w:type="dxa"/>
+              <w:end w:w="120" w:type="dxa"/>
+            </w:tcMar>
+          </w:tcPr>
+          <w:p>
+            <w:pPr>
+              <w:jc w:val="left"/>
+            </w:pPr>
+            <w:r>
+              <w:rPr>
+                <w:rFonts w:ascii="Pretendard Medium" w:hAnsi="Pretendard Medium" w:eastAsia="Pretendard Medium" w:cs="Pretendard Medium"/>
+                <w:sz w:val="18"/>
+              </w:rPr>
+              <w:t>무라벨 사례</w:t>
+            </w:r>
+          </w:p>
+        </w:tc>
+        <w:tc>
+          <w:tcPr>
+            <w:tcW w:type="dxa" w:w="1800"/>
+            <w:vAlign w:val="center"/>
+            <w:tcMar>
+              <w:top w:w="100" w:type="dxa"/>
+              <w:start w:w="120" w:type="dxa"/>
+              <w:bottom w:w="100" w:type="dxa"/>
+              <w:end w:w="120" w:type="dxa"/>
+            </w:tcMar>
+          </w:tcPr>
+          <w:p>
+            <w:pPr>
+              <w:jc w:val="center"/>
+            </w:pPr>
+            <w:r>
+              <w:rPr>
+                <w:rFonts w:ascii="Pretendard" w:hAnsi="Pretendard" w:eastAsia="Pretendard" w:cs="Pretendard"/>
+                <w:sz w:val="18"/>
+              </w:rPr>
+              <w:t>237건</w:t>
+            </w:r>
+          </w:p>
+        </w:tc>
+        <w:tc>
+          <w:tcPr>
+            <w:tcW w:type="dxa" w:w="4700"/>
+            <w:vAlign w:val="center"/>
+            <w:tcMar>
+              <w:top w:w="100" w:type="dxa"/>
+              <w:start w:w="120" w:type="dxa"/>
+              <w:bottom w:w="100" w:type="dxa"/>
+              <w:end w:w="120" w:type="dxa"/>
+            </w:tcMar>
+          </w:tcPr>
+          <w:p>
+            <w:pPr>
+              <w:jc w:val="left"/>
+            </w:pPr>
+            <w:r>
+              <w:rPr>
+                <w:rFonts w:ascii="Pretendard" w:hAnsi="Pretendard" w:eastAsia="Pretendard" w:cs="Pretendard"/>
+                <w:sz w:val="18"/>
+              </w:rPr>
+              <w:t>정답·예측 없이 생성</w:t>
+            </w:r>
+          </w:p>
+        </w:tc>
+      </w:tr>
+      <w:tr>
+        <w:trPr>
+          <w:cantSplit/>
+        </w:trPr>
+        <w:tc>
+          <w:tcPr>
+            <w:tcW w:type="dxa" w:w="2500"/>
+            <w:vAlign w:val="center"/>
+            <w:tcMar>
+              <w:top w:w="100" w:type="dxa"/>
+              <w:start w:w="120" w:type="dxa"/>
+              <w:bottom w:w="100" w:type="dxa"/>
+              <w:end w:w="120" w:type="dxa"/>
+            </w:tcMar>
+          </w:tcPr>
+          <w:p>
+            <w:pPr>
+              <w:jc w:val="left"/>
+            </w:pPr>
+            <w:r>
+              <w:rPr>
+                <w:rFonts w:ascii="Pretendard Medium" w:hAnsi="Pretendard Medium" w:eastAsia="Pretendard Medium" w:cs="Pretendard Medium"/>
+                <w:sz w:val="18"/>
+              </w:rPr>
+              <w:t>채점 대상</w:t>
+            </w:r>
+          </w:p>
+        </w:tc>
+        <w:tc>
+          <w:tcPr>
+            <w:tcW w:type="dxa" w:w="1800"/>
+            <w:vAlign w:val="center"/>
+            <w:tcMar>
+              <w:top w:w="100" w:type="dxa"/>
+              <w:start w:w="120" w:type="dxa"/>
+              <w:bottom w:w="100" w:type="dxa"/>
+              <w:end w:w="120" w:type="dxa"/>
+            </w:tcMar>
+          </w:tcPr>
+          <w:p>
+            <w:pPr>
+              <w:jc w:val="center"/>
+            </w:pPr>
+            <w:r>
+              <w:rPr>
+                <w:rFonts w:ascii="Pretendard" w:hAnsi="Pretendard" w:eastAsia="Pretendard" w:cs="Pretendard"/>
+                <w:sz w:val="18"/>
+              </w:rPr>
+              <w:t>210건</w:t>
+            </w:r>
+          </w:p>
+        </w:tc>
+        <w:tc>
+          <w:tcPr>
+            <w:tcW w:type="dxa" w:w="4700"/>
+            <w:vAlign w:val="center"/>
+            <w:tcMar>
+              <w:top w:w="100" w:type="dxa"/>
+              <w:start w:w="120" w:type="dxa"/>
+              <w:bottom w:w="100" w:type="dxa"/>
+              <w:end w:w="120" w:type="dxa"/>
+            </w:tcMar>
+          </w:tcPr>
+          <w:p>
+            <w:pPr>
+              <w:jc w:val="left"/>
+            </w:pPr>
+            <w:r>
+              <w:rPr>
+                <w:rFonts w:ascii="Pretendard" w:hAnsi="Pretendard" w:eastAsia="Pretendard" w:cs="Pretendard"/>
+                <w:sz w:val="18"/>
+              </w:rPr>
+              <w:t>uncertain 14건·맹검 훼손 2건 제외</w:t>
+            </w:r>
+          </w:p>
+        </w:tc>
+      </w:tr>
+      <w:tr>
+        <w:trPr>
+          <w:cantSplit/>
+        </w:trPr>
+        <w:tc>
+          <w:tcPr>
+            <w:tcW w:type="dxa" w:w="2500"/>
+            <w:vAlign w:val="center"/>
+            <w:tcMar>
+              <w:top w:w="100" w:type="dxa"/>
+              <w:start w:w="120" w:type="dxa"/>
+              <w:bottom w:w="100" w:type="dxa"/>
+              <w:end w:w="120" w:type="dxa"/>
+            </w:tcMar>
+          </w:tcPr>
+          <w:p>
+            <w:pPr>
+              <w:jc w:val="left"/>
+            </w:pPr>
+            <w:r>
+              <w:rPr>
+                <w:rFonts w:ascii="Pretendard Medium" w:hAnsi="Pretendard Medium" w:eastAsia="Pretendard Medium" w:cs="Pretendard Medium"/>
+                <w:sz w:val="18"/>
+              </w:rPr>
+              <w:t>AI 참조표준 대비 특이도</w:t>
+            </w:r>
+          </w:p>
+        </w:tc>
+        <w:tc>
+          <w:tcPr>
+            <w:tcW w:type="dxa" w:w="1800"/>
+            <w:vAlign w:val="center"/>
+            <w:tcMar>
+              <w:top w:w="100" w:type="dxa"/>
+              <w:start w:w="120" w:type="dxa"/>
+              <w:bottom w:w="100" w:type="dxa"/>
+              <w:end w:w="120" w:type="dxa"/>
+            </w:tcMar>
+          </w:tcPr>
+          <w:p>
+            <w:pPr>
+              <w:jc w:val="center"/>
+            </w:pPr>
+            <w:r>
+              <w:rPr>
+                <w:rFonts w:ascii="Pretendard" w:hAnsi="Pretendard" w:eastAsia="Pretendard" w:cs="Pretendard"/>
+                <w:sz w:val="18"/>
+              </w:rPr>
+              <w:t>1.0000</w:t>
+            </w:r>
+          </w:p>
+        </w:tc>
+        <w:tc>
+          <w:tcPr>
+            <w:tcW w:type="dxa" w:w="4700"/>
+            <w:vAlign w:val="center"/>
+            <w:tcMar>
+              <w:top w:w="100" w:type="dxa"/>
+              <w:start w:w="120" w:type="dxa"/>
+              <w:bottom w:w="100" w:type="dxa"/>
+              <w:end w:w="120" w:type="dxa"/>
+            </w:tcMar>
+          </w:tcPr>
+          <w:p>
+            <w:pPr>
+              <w:jc w:val="left"/>
+            </w:pPr>
+            <w:r>
+              <w:rPr>
+                <w:rFonts w:ascii="Pretendard" w:hAnsi="Pretendard" w:eastAsia="Pretendard" w:cs="Pretendard"/>
+                <w:sz w:val="18"/>
+              </w:rPr>
+              <w:t>위양성 0건</w:t>
+            </w:r>
+          </w:p>
+        </w:tc>
+      </w:tr>
+      <w:tr>
+        <w:trPr>
+          <w:cantSplit/>
+        </w:trPr>
+        <w:tc>
+          <w:tcPr>
+            <w:tcW w:type="dxa" w:w="2500"/>
+            <w:vAlign w:val="center"/>
+            <w:tcMar>
+              <w:top w:w="100" w:type="dxa"/>
+              <w:start w:w="120" w:type="dxa"/>
+              <w:bottom w:w="100" w:type="dxa"/>
+              <w:end w:w="120" w:type="dxa"/>
+            </w:tcMar>
+          </w:tcPr>
+          <w:p>
+            <w:pPr>
+              <w:jc w:val="left"/>
+            </w:pPr>
+            <w:r>
+              <w:rPr>
+                <w:rFonts w:ascii="Pretendard Medium" w:hAnsi="Pretendard Medium" w:eastAsia="Pretendard Medium" w:cs="Pretendard Medium"/>
+                <w:sz w:val="18"/>
+              </w:rPr>
+              <w:t>AI 참조표준 대비 정밀도</w:t>
+            </w:r>
+          </w:p>
+        </w:tc>
+        <w:tc>
+          <w:tcPr>
+            <w:tcW w:type="dxa" w:w="1800"/>
+            <w:vAlign w:val="center"/>
+            <w:tcMar>
+              <w:top w:w="100" w:type="dxa"/>
+              <w:start w:w="120" w:type="dxa"/>
+              <w:bottom w:w="100" w:type="dxa"/>
+              <w:end w:w="120" w:type="dxa"/>
+            </w:tcMar>
+          </w:tcPr>
+          <w:p>
+            <w:pPr>
+              <w:jc w:val="center"/>
+            </w:pPr>
+            <w:r>
+              <w:rPr>
+                <w:rFonts w:ascii="Pretendard" w:hAnsi="Pretendard" w:eastAsia="Pretendard" w:cs="Pretendard"/>
+                <w:sz w:val="18"/>
+              </w:rPr>
+              <w:t>1.0000</w:t>
+            </w:r>
+          </w:p>
+        </w:tc>
+        <w:tc>
+          <w:tcPr>
+            <w:tcW w:type="dxa" w:w="4700"/>
+            <w:vAlign w:val="center"/>
+            <w:tcMar>
+              <w:top w:w="100" w:type="dxa"/>
+              <w:start w:w="120" w:type="dxa"/>
+              <w:bottom w:w="100" w:type="dxa"/>
+              <w:end w:w="120" w:type="dxa"/>
+            </w:tcMar>
+          </w:tcPr>
+          <w:p>
+            <w:pPr>
+              <w:jc w:val="left"/>
+            </w:pPr>
+            <w:r>
+              <w:rPr>
+                <w:rFonts w:ascii="Pretendard" w:hAnsi="Pretendard" w:eastAsia="Pretendard" w:cs="Pretendard"/>
+                <w:sz w:val="18"/>
+              </w:rPr>
+              <w:t>엔진 경고 중 참조표준도 경고인 비율</w:t>
+            </w:r>
+          </w:p>
+        </w:tc>
+      </w:tr>
+      <w:tr>
+        <w:trPr>
+          <w:cantSplit/>
+        </w:trPr>
+        <w:tc>
+          <w:tcPr>
+            <w:tcW w:type="dxa" w:w="2500"/>
+            <w:vAlign w:val="center"/>
+            <w:tcMar>
+              <w:top w:w="100" w:type="dxa"/>
+              <w:start w:w="120" w:type="dxa"/>
+              <w:bottom w:w="100" w:type="dxa"/>
+              <w:end w:w="120" w:type="dxa"/>
+            </w:tcMar>
+          </w:tcPr>
+          <w:p>
+            <w:pPr>
+              <w:jc w:val="left"/>
+            </w:pPr>
+            <w:r>
+              <w:rPr>
+                <w:rFonts w:ascii="Pretendard Medium" w:hAnsi="Pretendard Medium" w:eastAsia="Pretendard Medium" w:cs="Pretendard Medium"/>
+                <w:sz w:val="18"/>
+              </w:rPr>
+              <w:t>AI 참조표준 대비 민감도</w:t>
+            </w:r>
+          </w:p>
+        </w:tc>
+        <w:tc>
+          <w:tcPr>
+            <w:tcW w:type="dxa" w:w="1800"/>
+            <w:vAlign w:val="center"/>
+            <w:tcMar>
+              <w:top w:w="100" w:type="dxa"/>
+              <w:start w:w="120" w:type="dxa"/>
+              <w:bottom w:w="100" w:type="dxa"/>
+              <w:end w:w="120" w:type="dxa"/>
+            </w:tcMar>
+          </w:tcPr>
+          <w:p>
+            <w:pPr>
+              <w:jc w:val="center"/>
+            </w:pPr>
+            <w:r>
+              <w:rPr>
+                <w:rFonts w:ascii="Pretendard" w:hAnsi="Pretendard" w:eastAsia="Pretendard" w:cs="Pretendard"/>
+                <w:sz w:val="18"/>
+              </w:rPr>
+              <w:t>0.5702</w:t>
+            </w:r>
+          </w:p>
+        </w:tc>
+        <w:tc>
+          <w:tcPr>
+            <w:tcW w:type="dxa" w:w="4700"/>
+            <w:vAlign w:val="center"/>
+            <w:tcMar>
+              <w:top w:w="100" w:type="dxa"/>
+              <w:start w:w="120" w:type="dxa"/>
+              <w:bottom w:w="100" w:type="dxa"/>
+              <w:end w:w="120" w:type="dxa"/>
+            </w:tcMar>
+          </w:tcPr>
+          <w:p>
+            <w:pPr>
+              <w:jc w:val="left"/>
+            </w:pPr>
+            <w:r>
+              <w:rPr>
+                <w:rFonts w:ascii="Pretendard" w:hAnsi="Pretendard" w:eastAsia="Pretendard" w:cs="Pretendard"/>
+                <w:sz w:val="18"/>
+              </w:rPr>
+              <w:t>위음성 49건</w:t>
+            </w:r>
+          </w:p>
+        </w:tc>
+      </w:tr>
+      <w:tr>
+        <w:trPr>
+          <w:cantSplit/>
+        </w:trPr>
+        <w:tc>
+          <w:tcPr>
+            <w:tcW w:type="dxa" w:w="2500"/>
+            <w:vAlign w:val="center"/>
+            <w:tcMar>
+              <w:top w:w="100" w:type="dxa"/>
+              <w:start w:w="120" w:type="dxa"/>
+              <w:bottom w:w="100" w:type="dxa"/>
+              <w:end w:w="120" w:type="dxa"/>
+            </w:tcMar>
+          </w:tcPr>
+          <w:p>
+            <w:pPr>
+              <w:jc w:val="left"/>
+            </w:pPr>
+            <w:r>
+              <w:rPr>
+                <w:rFonts w:ascii="Pretendard Medium" w:hAnsi="Pretendard Medium" w:eastAsia="Pretendard Medium" w:cs="Pretendard Medium"/>
+                <w:sz w:val="18"/>
+              </w:rPr>
+              <w:t>AI 참조표준 대비 F1</w:t>
+            </w:r>
+          </w:p>
+        </w:tc>
+        <w:tc>
+          <w:tcPr>
+            <w:tcW w:type="dxa" w:w="1800"/>
+            <w:vAlign w:val="center"/>
+            <w:tcMar>
+              <w:top w:w="100" w:type="dxa"/>
+              <w:start w:w="120" w:type="dxa"/>
+              <w:bottom w:w="100" w:type="dxa"/>
+              <w:end w:w="120" w:type="dxa"/>
+            </w:tcMar>
+          </w:tcPr>
+          <w:p>
+            <w:pPr>
+              <w:jc w:val="center"/>
+            </w:pPr>
+            <w:r>
+              <w:rPr>
+                <w:rFonts w:ascii="Pretendard" w:hAnsi="Pretendard" w:eastAsia="Pretendard" w:cs="Pretendard"/>
+                <w:sz w:val="18"/>
+              </w:rPr>
+              <w:t>0.7263</w:t>
+            </w:r>
+          </w:p>
+        </w:tc>
+        <w:tc>
+          <w:tcPr>
+            <w:tcW w:type="dxa" w:w="4700"/>
+            <w:vAlign w:val="center"/>
+            <w:tcMar>
+              <w:top w:w="100" w:type="dxa"/>
+              <w:start w:w="120" w:type="dxa"/>
+              <w:bottom w:w="100" w:type="dxa"/>
+              <w:end w:w="120" w:type="dxa"/>
+            </w:tcMar>
+          </w:tcPr>
+          <w:p>
+            <w:pPr>
+              <w:jc w:val="left"/>
+            </w:pPr>
+            <w:r>
+              <w:rPr>
+                <w:rFonts w:ascii="Pretendard" w:hAnsi="Pretendard" w:eastAsia="Pretendard" w:cs="Pretendard"/>
+                <w:sz w:val="18"/>
+              </w:rPr>
+              <w:t>민감도와 정밀도의 조화평균</w:t>
+            </w:r>
+          </w:p>
+        </w:tc>
+      </w:tr>
+      <w:tr>
+        <w:trPr>
+          <w:cantSplit/>
+        </w:trPr>
+        <w:tc>
+          <w:tcPr>
+            <w:tcW w:type="dxa" w:w="2500"/>
+            <w:vAlign w:val="center"/>
+            <w:tcMar>
+              <w:top w:w="100" w:type="dxa"/>
+              <w:start w:w="120" w:type="dxa"/>
+              <w:bottom w:w="100" w:type="dxa"/>
+              <w:end w:w="120" w:type="dxa"/>
+            </w:tcMar>
+          </w:tcPr>
+          <w:p>
+            <w:pPr>
+              <w:jc w:val="left"/>
+            </w:pPr>
+            <w:r>
+              <w:rPr>
+                <w:rFonts w:ascii="Pretendard Medium" w:hAnsi="Pretendard Medium" w:eastAsia="Pretendard Medium" w:cs="Pretendard Medium"/>
+                <w:sz w:val="18"/>
+              </w:rPr>
+              <w:t>AI 참조표준 대비 일치도</w:t>
+            </w:r>
+          </w:p>
+        </w:tc>
+        <w:tc>
+          <w:tcPr>
+            <w:tcW w:type="dxa" w:w="1800"/>
+            <w:vAlign w:val="center"/>
+            <w:tcMar>
+              <w:top w:w="100" w:type="dxa"/>
+              <w:start w:w="120" w:type="dxa"/>
+              <w:bottom w:w="100" w:type="dxa"/>
+              <w:end w:w="120" w:type="dxa"/>
+            </w:tcMar>
+          </w:tcPr>
+          <w:p>
+            <w:pPr>
+              <w:jc w:val="center"/>
+            </w:pPr>
+            <w:r>
+              <w:rPr>
+                <w:rFonts w:ascii="Pretendard" w:hAnsi="Pretendard" w:eastAsia="Pretendard" w:cs="Pretendard"/>
+                <w:sz w:val="18"/>
+              </w:rPr>
+              <w:t>0.7667</w:t>
+            </w:r>
+          </w:p>
+        </w:tc>
+        <w:tc>
+          <w:tcPr>
+            <w:tcW w:type="dxa" w:w="4700"/>
+            <w:vAlign w:val="center"/>
+            <w:tcMar>
+              <w:top w:w="100" w:type="dxa"/>
+              <w:start w:w="120" w:type="dxa"/>
+              <w:bottom w:w="100" w:type="dxa"/>
+              <w:end w:w="120" w:type="dxa"/>
+            </w:tcMar>
+          </w:tcPr>
+          <w:p>
+            <w:pPr>
+              <w:jc w:val="left"/>
+            </w:pPr>
+            <w:r>
+              <w:rPr>
+                <w:rFonts w:ascii="Pretendard" w:hAnsi="Pretendard" w:eastAsia="Pretendard" w:cs="Pretendard"/>
+                <w:sz w:val="18"/>
+              </w:rPr>
+              <w:t>전체 일치 비율</w:t>
+            </w:r>
+          </w:p>
+        </w:tc>
+      </w:tr>
+    </w:tbl>
+    <w:p>
+      <w:pPr>
+        <w:spacing w:after="40"/>
+      </w:pPr>
+    </w:p>
+    <w:p>
+      <w:pPr>
+        <w:spacing w:after="160" w:line="348" w:lineRule="auto"/>
+        <w:jc w:val="left"/>
+      </w:pPr>
+      <w:r>
+        <w:rPr>
+          <w:rFonts w:ascii="Pretendard" w:hAnsi="Pretendard" w:eastAsia="Pretendard" w:cs="Pretendard"/>
+          <w:sz w:val="21"/>
+        </w:rPr>
+        <w:t>민감도의 95% 신뢰구간은 0.4785–0.6573, 특이도의 95% 신뢰구간은 0.9615–1.0000이다. 라운드 3회의 평균 일치도는 1.0000이고 3-way 불일치는 0건이었다. 참조 라벨 잠금 파일의 SHA-256은 bbf6d28c9cd306d6… 이며 예측 기록은 이 해시를 검증한 뒤에 생성됐다.</w:t>
+      </w:r>
+    </w:p>
+    <w:p>
+      <w:pPr>
+        <w:pStyle w:val="Heading2"/>
+      </w:pPr>
+      <w:r>
+        <w:t>3.5 위음성이 몰린 지점</w:t>
+      </w:r>
+    </w:p>
+    <w:tbl>
+      <w:tblPr>
+        <w:tblStyle w:val="TableGrid"/>
+        <w:tblW w:type="dxa" w:w="9000"/>
+        <w:tblLayout w:type="fixed"/>
+        <w:tblLook w:firstColumn="1" w:firstRow="1" w:lastColumn="0" w:lastRow="0" w:noHBand="0" w:noVBand="1" w:val="04A0"/>
+        <w:jc w:val="left"/>
+        <w:tblInd w:w="120" w:type="dxa"/>
+      </w:tblPr>
+      <w:tblGrid>
+        <w:gridCol w:w="2500"/>
+        <w:gridCol w:w="1800"/>
+        <w:gridCol w:w="4700"/>
+      </w:tblGrid>
+      <w:tr>
+        <w:trPr>
+          <w:cantSplit/>
+        </w:trPr>
+        <w:tc>
+          <w:tcPr>
+            <w:tcW w:type="dxa" w:w="2500"/>
+            <w:vAlign w:val="center"/>
+            <w:tcMar>
+              <w:top w:w="100" w:type="dxa"/>
+              <w:start w:w="120" w:type="dxa"/>
+              <w:bottom w:w="100" w:type="dxa"/>
+              <w:end w:w="120" w:type="dxa"/>
+            </w:tcMar>
+            <w:shd w:fill="EEF3F7"/>
+          </w:tcPr>
+          <w:p>
+            <w:pPr>
+              <w:jc w:val="center"/>
+            </w:pPr>
+            <w:r>
+              <w:rPr>
+                <w:rFonts w:ascii="Pretendard SemiBold" w:hAnsi="Pretendard SemiBold" w:eastAsia="Pretendard SemiBold" w:cs="Pretendard SemiBold"/>
+                <w:color w:val="122B43"/>
+                <w:sz w:val="19"/>
+              </w:rPr>
+              <w:t>항목</w:t>
+            </w:r>
+          </w:p>
+        </w:tc>
+        <w:tc>
+          <w:tcPr>
+            <w:tcW w:type="dxa" w:w="1800"/>
+            <w:vAlign w:val="center"/>
+            <w:tcMar>
+              <w:top w:w="100" w:type="dxa"/>
+              <w:start w:w="120" w:type="dxa"/>
+              <w:bottom w:w="100" w:type="dxa"/>
+              <w:end w:w="120" w:type="dxa"/>
+            </w:tcMar>
+            <w:shd w:fill="EEF3F7"/>
+          </w:tcPr>
+          <w:p>
+            <w:pPr>
+              <w:jc w:val="center"/>
+            </w:pPr>
+            <w:r>
+              <w:rPr>
+                <w:rFonts w:ascii="Pretendard SemiBold" w:hAnsi="Pretendard SemiBold" w:eastAsia="Pretendard SemiBold" w:cs="Pretendard SemiBold"/>
+                <w:color w:val="122B43"/>
+                <w:sz w:val="19"/>
+              </w:rPr>
+              <w:t>값</w:t>
+            </w:r>
+          </w:p>
+        </w:tc>
+        <w:tc>
+          <w:tcPr>
+            <w:tcW w:type="dxa" w:w="4700"/>
+            <w:vAlign w:val="center"/>
+            <w:tcMar>
+              <w:top w:w="100" w:type="dxa"/>
+              <w:start w:w="120" w:type="dxa"/>
+              <w:bottom w:w="100" w:type="dxa"/>
+              <w:end w:w="120" w:type="dxa"/>
+            </w:tcMar>
+            <w:shd w:fill="EEF3F7"/>
+          </w:tcPr>
+          <w:p>
+            <w:pPr>
+              <w:jc w:val="center"/>
+            </w:pPr>
+            <w:r>
+              <w:rPr>
+                <w:rFonts w:ascii="Pretendard SemiBold" w:hAnsi="Pretendard SemiBold" w:eastAsia="Pretendard SemiBold" w:cs="Pretendard SemiBold"/>
+                <w:color w:val="122B43"/>
+                <w:sz w:val="19"/>
+              </w:rPr>
+              <w:t>해석</w:t>
+            </w:r>
+          </w:p>
+        </w:tc>
+      </w:tr>
+      <w:tr>
+        <w:trPr>
+          <w:cantSplit/>
+        </w:trPr>
+        <w:tc>
+          <w:tcPr>
+            <w:tcW w:type="dxa" w:w="2500"/>
+            <w:vAlign w:val="center"/>
+            <w:tcMar>
+              <w:top w:w="100" w:type="dxa"/>
+              <w:start w:w="120" w:type="dxa"/>
+              <w:bottom w:w="100" w:type="dxa"/>
+              <w:end w:w="120" w:type="dxa"/>
+            </w:tcMar>
+          </w:tcPr>
+          <w:p>
+            <w:pPr>
+              <w:jc w:val="left"/>
+            </w:pPr>
+            <w:r>
+              <w:rPr>
+                <w:rFonts w:ascii="Pretendard Medium" w:hAnsi="Pretendard Medium" w:eastAsia="Pretendard Medium" w:cs="Pretendard Medium"/>
+                <w:sz w:val="18"/>
+              </w:rPr>
+              <w:t>pregnancy_lactation</w:t>
+            </w:r>
+          </w:p>
+        </w:tc>
+        <w:tc>
+          <w:tcPr>
+            <w:tcW w:type="dxa" w:w="1800"/>
+            <w:vAlign w:val="center"/>
+            <w:tcMar>
+              <w:top w:w="100" w:type="dxa"/>
+              <w:start w:w="120" w:type="dxa"/>
+              <w:bottom w:w="100" w:type="dxa"/>
+              <w:end w:w="120" w:type="dxa"/>
+            </w:tcMar>
+          </w:tcPr>
+          <w:p>
+            <w:pPr>
+              <w:jc w:val="center"/>
+            </w:pPr>
+            <w:r>
+              <w:rPr>
+                <w:rFonts w:ascii="Pretendard" w:hAnsi="Pretendard" w:eastAsia="Pretendard" w:cs="Pretendard"/>
+                <w:sz w:val="18"/>
+              </w:rPr>
+              <w:t>9건</w:t>
+            </w:r>
+          </w:p>
+        </w:tc>
+        <w:tc>
+          <w:tcPr>
+            <w:tcW w:type="dxa" w:w="4700"/>
+            <w:vAlign w:val="center"/>
+            <w:tcMar>
+              <w:top w:w="100" w:type="dxa"/>
+              <w:start w:w="120" w:type="dxa"/>
+              <w:bottom w:w="100" w:type="dxa"/>
+              <w:end w:w="120" w:type="dxa"/>
+            </w:tcMar>
+          </w:tcPr>
+          <w:p>
+            <w:pPr>
+              <w:jc w:val="left"/>
+            </w:pPr>
+            <w:r>
+              <w:rPr>
+                <w:rFonts w:ascii="Pretendard" w:hAnsi="Pretendard" w:eastAsia="Pretendard" w:cs="Pretendard"/>
+                <w:sz w:val="18"/>
+              </w:rPr>
+              <w:t>규칙이 묶이지 않은 제품에서 허가원문이 같은 주의를 적음</w:t>
+            </w:r>
+          </w:p>
+        </w:tc>
+      </w:tr>
+      <w:tr>
+        <w:trPr>
+          <w:cantSplit/>
+        </w:trPr>
+        <w:tc>
+          <w:tcPr>
+            <w:tcW w:type="dxa" w:w="2500"/>
+            <w:vAlign w:val="center"/>
+            <w:tcMar>
+              <w:top w:w="100" w:type="dxa"/>
+              <w:start w:w="120" w:type="dxa"/>
+              <w:bottom w:w="100" w:type="dxa"/>
+              <w:end w:w="120" w:type="dxa"/>
+            </w:tcMar>
+          </w:tcPr>
+          <w:p>
+            <w:pPr>
+              <w:jc w:val="left"/>
+            </w:pPr>
+            <w:r>
+              <w:rPr>
+                <w:rFonts w:ascii="Pretendard Medium" w:hAnsi="Pretendard Medium" w:eastAsia="Pretendard Medium" w:cs="Pretendard Medium"/>
+                <w:sz w:val="18"/>
+              </w:rPr>
+              <w:t>sedative_medication</w:t>
+            </w:r>
+          </w:p>
+        </w:tc>
+        <w:tc>
+          <w:tcPr>
+            <w:tcW w:type="dxa" w:w="1800"/>
+            <w:vAlign w:val="center"/>
+            <w:tcMar>
+              <w:top w:w="100" w:type="dxa"/>
+              <w:start w:w="120" w:type="dxa"/>
+              <w:bottom w:w="100" w:type="dxa"/>
+              <w:end w:w="120" w:type="dxa"/>
+            </w:tcMar>
+          </w:tcPr>
+          <w:p>
+            <w:pPr>
+              <w:jc w:val="center"/>
+            </w:pPr>
+            <w:r>
+              <w:rPr>
+                <w:rFonts w:ascii="Pretendard" w:hAnsi="Pretendard" w:eastAsia="Pretendard" w:cs="Pretendard"/>
+                <w:sz w:val="18"/>
+              </w:rPr>
+              <w:t>7건</w:t>
+            </w:r>
+          </w:p>
+        </w:tc>
+        <w:tc>
+          <w:tcPr>
+            <w:tcW w:type="dxa" w:w="4700"/>
+            <w:vAlign w:val="center"/>
+            <w:tcMar>
+              <w:top w:w="100" w:type="dxa"/>
+              <w:start w:w="120" w:type="dxa"/>
+              <w:bottom w:w="100" w:type="dxa"/>
+              <w:end w:w="120" w:type="dxa"/>
+            </w:tcMar>
+          </w:tcPr>
+          <w:p>
+            <w:pPr>
+              <w:jc w:val="left"/>
+            </w:pPr>
+            <w:r>
+              <w:rPr>
+                <w:rFonts w:ascii="Pretendard" w:hAnsi="Pretendard" w:eastAsia="Pretendard" w:cs="Pretendard"/>
+                <w:sz w:val="18"/>
+              </w:rPr>
+              <w:t>규칙이 묶이지 않은 제품에서 허가원문이 같은 주의를 적음</w:t>
+            </w:r>
+          </w:p>
+        </w:tc>
+      </w:tr>
+      <w:tr>
+        <w:trPr>
+          <w:cantSplit/>
+        </w:trPr>
+        <w:tc>
+          <w:tcPr>
+            <w:tcW w:type="dxa" w:w="2500"/>
+            <w:vAlign w:val="center"/>
+            <w:tcMar>
+              <w:top w:w="100" w:type="dxa"/>
+              <w:start w:w="120" w:type="dxa"/>
+              <w:bottom w:w="100" w:type="dxa"/>
+              <w:end w:w="120" w:type="dxa"/>
+            </w:tcMar>
+          </w:tcPr>
+          <w:p>
+            <w:pPr>
+              <w:jc w:val="left"/>
+            </w:pPr>
+            <w:r>
+              <w:rPr>
+                <w:rFonts w:ascii="Pretendard Medium" w:hAnsi="Pretendard Medium" w:eastAsia="Pretendard Medium" w:cs="Pretendard Medium"/>
+                <w:sz w:val="18"/>
+              </w:rPr>
+              <w:t>anticoagulant_antiplatelet</w:t>
+            </w:r>
+          </w:p>
+        </w:tc>
+        <w:tc>
+          <w:tcPr>
+            <w:tcW w:type="dxa" w:w="1800"/>
+            <w:vAlign w:val="center"/>
+            <w:tcMar>
+              <w:top w:w="100" w:type="dxa"/>
+              <w:start w:w="120" w:type="dxa"/>
+              <w:bottom w:w="100" w:type="dxa"/>
+              <w:end w:w="120" w:type="dxa"/>
+            </w:tcMar>
+          </w:tcPr>
+          <w:p>
+            <w:pPr>
+              <w:jc w:val="center"/>
+            </w:pPr>
+            <w:r>
+              <w:rPr>
+                <w:rFonts w:ascii="Pretendard" w:hAnsi="Pretendard" w:eastAsia="Pretendard" w:cs="Pretendard"/>
+                <w:sz w:val="18"/>
+              </w:rPr>
+              <w:t>6건</w:t>
+            </w:r>
+          </w:p>
+        </w:tc>
+        <w:tc>
+          <w:tcPr>
+            <w:tcW w:type="dxa" w:w="4700"/>
+            <w:vAlign w:val="center"/>
+            <w:tcMar>
+              <w:top w:w="100" w:type="dxa"/>
+              <w:start w:w="120" w:type="dxa"/>
+              <w:bottom w:w="100" w:type="dxa"/>
+              <w:end w:w="120" w:type="dxa"/>
+            </w:tcMar>
+          </w:tcPr>
+          <w:p>
+            <w:pPr>
+              <w:jc w:val="left"/>
+            </w:pPr>
+            <w:r>
+              <w:rPr>
+                <w:rFonts w:ascii="Pretendard" w:hAnsi="Pretendard" w:eastAsia="Pretendard" w:cs="Pretendard"/>
+                <w:sz w:val="18"/>
+              </w:rPr>
+              <w:t>규칙이 묶이지 않은 제품에서 허가원문이 같은 주의를 적음</w:t>
+            </w:r>
+          </w:p>
+        </w:tc>
+      </w:tr>
+      <w:tr>
+        <w:trPr>
+          <w:cantSplit/>
+        </w:trPr>
+        <w:tc>
+          <w:tcPr>
+            <w:tcW w:type="dxa" w:w="2500"/>
+            <w:vAlign w:val="center"/>
+            <w:tcMar>
+              <w:top w:w="100" w:type="dxa"/>
+              <w:start w:w="120" w:type="dxa"/>
+              <w:bottom w:w="100" w:type="dxa"/>
+              <w:end w:w="120" w:type="dxa"/>
+            </w:tcMar>
+          </w:tcPr>
+          <w:p>
+            <w:pPr>
+              <w:jc w:val="left"/>
+            </w:pPr>
+            <w:r>
+              <w:rPr>
+                <w:rFonts w:ascii="Pretendard Medium" w:hAnsi="Pretendard Medium" w:eastAsia="Pretendard Medium" w:cs="Pretendard Medium"/>
+                <w:sz w:val="18"/>
+              </w:rPr>
+              <w:t>gi_bleeding_ulcer</w:t>
+            </w:r>
+          </w:p>
+        </w:tc>
+        <w:tc>
+          <w:tcPr>
+            <w:tcW w:type="dxa" w:w="1800"/>
+            <w:vAlign w:val="center"/>
+            <w:tcMar>
+              <w:top w:w="100" w:type="dxa"/>
+              <w:start w:w="120" w:type="dxa"/>
+              <w:bottom w:w="100" w:type="dxa"/>
+              <w:end w:w="120" w:type="dxa"/>
+            </w:tcMar>
+          </w:tcPr>
+          <w:p>
+            <w:pPr>
+              <w:jc w:val="center"/>
+            </w:pPr>
+            <w:r>
+              <w:rPr>
+                <w:rFonts w:ascii="Pretendard" w:hAnsi="Pretendard" w:eastAsia="Pretendard" w:cs="Pretendard"/>
+                <w:sz w:val="18"/>
+              </w:rPr>
+              <w:t>6건</w:t>
+            </w:r>
+          </w:p>
+        </w:tc>
+        <w:tc>
+          <w:tcPr>
+            <w:tcW w:type="dxa" w:w="4700"/>
+            <w:vAlign w:val="center"/>
+            <w:tcMar>
+              <w:top w:w="100" w:type="dxa"/>
+              <w:start w:w="120" w:type="dxa"/>
+              <w:bottom w:w="100" w:type="dxa"/>
+              <w:end w:w="120" w:type="dxa"/>
+            </w:tcMar>
+          </w:tcPr>
+          <w:p>
+            <w:pPr>
+              <w:jc w:val="left"/>
+            </w:pPr>
+            <w:r>
+              <w:rPr>
+                <w:rFonts w:ascii="Pretendard" w:hAnsi="Pretendard" w:eastAsia="Pretendard" w:cs="Pretendard"/>
+                <w:sz w:val="18"/>
+              </w:rPr>
+              <w:t>규칙이 묶이지 않은 제품에서 허가원문이 같은 주의를 적음</w:t>
+            </w:r>
+          </w:p>
+        </w:tc>
+      </w:tr>
+      <w:tr>
+        <w:trPr>
+          <w:cantSplit/>
+        </w:trPr>
+        <w:tc>
+          <w:tcPr>
+            <w:tcW w:type="dxa" w:w="2500"/>
+            <w:vAlign w:val="center"/>
+            <w:tcMar>
+              <w:top w:w="100" w:type="dxa"/>
+              <w:start w:w="120" w:type="dxa"/>
+              <w:bottom w:w="100" w:type="dxa"/>
+              <w:end w:w="120" w:type="dxa"/>
+            </w:tcMar>
+          </w:tcPr>
+          <w:p>
+            <w:pPr>
+              <w:jc w:val="left"/>
+            </w:pPr>
+            <w:r>
+              <w:rPr>
+                <w:rFonts w:ascii="Pretendard Medium" w:hAnsi="Pretendard Medium" w:eastAsia="Pretendard Medium" w:cs="Pretendard Medium"/>
+                <w:sz w:val="18"/>
+              </w:rPr>
+              <w:t>renal_disease</w:t>
+            </w:r>
+          </w:p>
+        </w:tc>
+        <w:tc>
+          <w:tcPr>
+            <w:tcW w:type="dxa" w:w="1800"/>
+            <w:vAlign w:val="center"/>
+            <w:tcMar>
+              <w:top w:w="100" w:type="dxa"/>
+              <w:start w:w="120" w:type="dxa"/>
+              <w:bottom w:w="100" w:type="dxa"/>
+              <w:end w:w="120" w:type="dxa"/>
+            </w:tcMar>
+          </w:tcPr>
+          <w:p>
+            <w:pPr>
+              <w:jc w:val="center"/>
+            </w:pPr>
+            <w:r>
+              <w:rPr>
+                <w:rFonts w:ascii="Pretendard" w:hAnsi="Pretendard" w:eastAsia="Pretendard" w:cs="Pretendard"/>
+                <w:sz w:val="18"/>
+              </w:rPr>
+              <w:t>6건</w:t>
+            </w:r>
+          </w:p>
+        </w:tc>
+        <w:tc>
+          <w:tcPr>
+            <w:tcW w:type="dxa" w:w="4700"/>
+            <w:vAlign w:val="center"/>
+            <w:tcMar>
+              <w:top w:w="100" w:type="dxa"/>
+              <w:start w:w="120" w:type="dxa"/>
+              <w:bottom w:w="100" w:type="dxa"/>
+              <w:end w:w="120" w:type="dxa"/>
+            </w:tcMar>
+          </w:tcPr>
+          <w:p>
+            <w:pPr>
+              <w:jc w:val="left"/>
+            </w:pPr>
+            <w:r>
+              <w:rPr>
+                <w:rFonts w:ascii="Pretendard" w:hAnsi="Pretendard" w:eastAsia="Pretendard" w:cs="Pretendard"/>
+                <w:sz w:val="18"/>
+              </w:rPr>
+              <w:t>규칙이 묶이지 않은 제품에서 허가원문이 같은 주의를 적음</w:t>
+            </w:r>
+          </w:p>
+        </w:tc>
+      </w:tr>
+      <w:tr>
+        <w:trPr>
+          <w:cantSplit/>
+        </w:trPr>
+        <w:tc>
+          <w:tcPr>
+            <w:tcW w:type="dxa" w:w="2500"/>
+            <w:vAlign w:val="center"/>
+            <w:tcMar>
+              <w:top w:w="100" w:type="dxa"/>
+              <w:start w:w="120" w:type="dxa"/>
+              <w:bottom w:w="100" w:type="dxa"/>
+              <w:end w:w="120" w:type="dxa"/>
+            </w:tcMar>
+          </w:tcPr>
+          <w:p>
+            <w:pPr>
+              <w:jc w:val="left"/>
+            </w:pPr>
+            <w:r>
+              <w:rPr>
+                <w:rFonts w:ascii="Pretendard Medium" w:hAnsi="Pretendard Medium" w:eastAsia="Pretendard Medium" w:cs="Pretendard Medium"/>
+                <w:sz w:val="18"/>
+              </w:rPr>
+              <w:t>alcohol</w:t>
+            </w:r>
+          </w:p>
+        </w:tc>
+        <w:tc>
+          <w:tcPr>
+            <w:tcW w:type="dxa" w:w="1800"/>
+            <w:vAlign w:val="center"/>
+            <w:tcMar>
+              <w:top w:w="100" w:type="dxa"/>
+              <w:start w:w="120" w:type="dxa"/>
+              <w:bottom w:w="100" w:type="dxa"/>
+              <w:end w:w="120" w:type="dxa"/>
+            </w:tcMar>
+          </w:tcPr>
+          <w:p>
+            <w:pPr>
+              <w:jc w:val="center"/>
+            </w:pPr>
+            <w:r>
+              <w:rPr>
+                <w:rFonts w:ascii="Pretendard" w:hAnsi="Pretendard" w:eastAsia="Pretendard" w:cs="Pretendard"/>
+                <w:sz w:val="18"/>
+              </w:rPr>
+              <w:t>5건</w:t>
+            </w:r>
+          </w:p>
+        </w:tc>
+        <w:tc>
+          <w:tcPr>
+            <w:tcW w:type="dxa" w:w="4700"/>
+            <w:vAlign w:val="center"/>
+            <w:tcMar>
+              <w:top w:w="100" w:type="dxa"/>
+              <w:start w:w="120" w:type="dxa"/>
+              <w:bottom w:w="100" w:type="dxa"/>
+              <w:end w:w="120" w:type="dxa"/>
+            </w:tcMar>
+          </w:tcPr>
+          <w:p>
+            <w:pPr>
+              <w:jc w:val="left"/>
+            </w:pPr>
+            <w:r>
+              <w:rPr>
+                <w:rFonts w:ascii="Pretendard" w:hAnsi="Pretendard" w:eastAsia="Pretendard" w:cs="Pretendard"/>
+                <w:sz w:val="18"/>
+              </w:rPr>
+              <w:t>규칙이 묶이지 않은 제품에서 허가원문이 같은 주의를 적음</w:t>
+            </w:r>
+          </w:p>
+        </w:tc>
+      </w:tr>
+      <w:tr>
+        <w:trPr>
+          <w:cantSplit/>
+        </w:trPr>
+        <w:tc>
+          <w:tcPr>
+            <w:tcW w:type="dxa" w:w="2500"/>
+            <w:vAlign w:val="center"/>
+            <w:tcMar>
+              <w:top w:w="100" w:type="dxa"/>
+              <w:start w:w="120" w:type="dxa"/>
+              <w:bottom w:w="100" w:type="dxa"/>
+              <w:end w:w="120" w:type="dxa"/>
+            </w:tcMar>
+          </w:tcPr>
+          <w:p>
+            <w:pPr>
+              <w:jc w:val="left"/>
+            </w:pPr>
+            <w:r>
+              <w:rPr>
+                <w:rFonts w:ascii="Pretendard Medium" w:hAnsi="Pretendard Medium" w:eastAsia="Pretendard Medium" w:cs="Pretendard Medium"/>
+                <w:sz w:val="18"/>
+              </w:rPr>
+              <w:t>hepatic_disease</w:t>
+            </w:r>
+          </w:p>
+        </w:tc>
+        <w:tc>
+          <w:tcPr>
+            <w:tcW w:type="dxa" w:w="1800"/>
+            <w:vAlign w:val="center"/>
+            <w:tcMar>
+              <w:top w:w="100" w:type="dxa"/>
+              <w:start w:w="120" w:type="dxa"/>
+              <w:bottom w:w="100" w:type="dxa"/>
+              <w:end w:w="120" w:type="dxa"/>
+            </w:tcMar>
+          </w:tcPr>
+          <w:p>
+            <w:pPr>
+              <w:jc w:val="center"/>
+            </w:pPr>
+            <w:r>
+              <w:rPr>
+                <w:rFonts w:ascii="Pretendard" w:hAnsi="Pretendard" w:eastAsia="Pretendard" w:cs="Pretendard"/>
+                <w:sz w:val="18"/>
+              </w:rPr>
+              <w:t>5건</w:t>
+            </w:r>
+          </w:p>
+        </w:tc>
+        <w:tc>
+          <w:tcPr>
+            <w:tcW w:type="dxa" w:w="4700"/>
+            <w:vAlign w:val="center"/>
+            <w:tcMar>
+              <w:top w:w="100" w:type="dxa"/>
+              <w:start w:w="120" w:type="dxa"/>
+              <w:bottom w:w="100" w:type="dxa"/>
+              <w:end w:w="120" w:type="dxa"/>
+            </w:tcMar>
+          </w:tcPr>
+          <w:p>
+            <w:pPr>
+              <w:jc w:val="left"/>
+            </w:pPr>
+            <w:r>
+              <w:rPr>
+                <w:rFonts w:ascii="Pretendard" w:hAnsi="Pretendard" w:eastAsia="Pretendard" w:cs="Pretendard"/>
+                <w:sz w:val="18"/>
+              </w:rPr>
+              <w:t>규칙이 묶이지 않은 제품에서 허가원문이 같은 주의를 적음</w:t>
+            </w:r>
+          </w:p>
+        </w:tc>
+      </w:tr>
+      <w:tr>
+        <w:trPr>
+          <w:cantSplit/>
+        </w:trPr>
+        <w:tc>
+          <w:tcPr>
+            <w:tcW w:type="dxa" w:w="2500"/>
+            <w:vAlign w:val="center"/>
+            <w:tcMar>
+              <w:top w:w="100" w:type="dxa"/>
+              <w:start w:w="120" w:type="dxa"/>
+              <w:bottom w:w="100" w:type="dxa"/>
+              <w:end w:w="120" w:type="dxa"/>
+            </w:tcMar>
+          </w:tcPr>
+          <w:p>
+            <w:pPr>
+              <w:jc w:val="left"/>
+            </w:pPr>
+            <w:r>
+              <w:rPr>
+                <w:rFonts w:ascii="Pretendard Medium" w:hAnsi="Pretendard Medium" w:eastAsia="Pretendard Medium" w:cs="Pretendard Medium"/>
+                <w:sz w:val="18"/>
+              </w:rPr>
+              <w:t>sedation_driving</w:t>
+            </w:r>
+          </w:p>
+        </w:tc>
+        <w:tc>
+          <w:tcPr>
+            <w:tcW w:type="dxa" w:w="1800"/>
+            <w:vAlign w:val="center"/>
+            <w:tcMar>
+              <w:top w:w="100" w:type="dxa"/>
+              <w:start w:w="120" w:type="dxa"/>
+              <w:bottom w:w="100" w:type="dxa"/>
+              <w:end w:w="120" w:type="dxa"/>
+            </w:tcMar>
+          </w:tcPr>
+          <w:p>
+            <w:pPr>
+              <w:jc w:val="center"/>
+            </w:pPr>
+            <w:r>
+              <w:rPr>
+                <w:rFonts w:ascii="Pretendard" w:hAnsi="Pretendard" w:eastAsia="Pretendard" w:cs="Pretendard"/>
+                <w:sz w:val="18"/>
+              </w:rPr>
+              <w:t>5건</w:t>
+            </w:r>
+          </w:p>
+        </w:tc>
+        <w:tc>
+          <w:tcPr>
+            <w:tcW w:type="dxa" w:w="4700"/>
+            <w:vAlign w:val="center"/>
+            <w:tcMar>
+              <w:top w:w="100" w:type="dxa"/>
+              <w:start w:w="120" w:type="dxa"/>
+              <w:bottom w:w="100" w:type="dxa"/>
+              <w:end w:w="120" w:type="dxa"/>
+            </w:tcMar>
+          </w:tcPr>
+          <w:p>
+            <w:pPr>
+              <w:jc w:val="left"/>
+            </w:pPr>
+            <w:r>
+              <w:rPr>
+                <w:rFonts w:ascii="Pretendard" w:hAnsi="Pretendard" w:eastAsia="Pretendard" w:cs="Pretendard"/>
+                <w:sz w:val="18"/>
+              </w:rPr>
+              <w:t>규칙이 묶이지 않은 제품에서 허가원문이 같은 주의를 적음</w:t>
+            </w:r>
+          </w:p>
+        </w:tc>
+      </w:tr>
+    </w:tbl>
+    <w:p>
+      <w:pPr>
+        <w:spacing w:after="40"/>
+      </w:pPr>
+    </w:p>
+    <w:p>
+      <w:pPr>
+        <w:spacing w:after="160" w:line="348" w:lineRule="auto"/>
+        <w:jc w:val="left"/>
+      </w:pPr>
+      <w:r>
+        <w:rPr>
+          <w:rFonts w:ascii="Pretendard" w:hAnsi="Pretendard" w:eastAsia="Pretendard" w:cs="Pretendard"/>
+          <w:sz w:val="21"/>
+        </w:rPr>
+        <w:t>위양성은 0건으로 엔진이 허가 근거 없이 경고하는 경우는 관찰되지 않았다. 반면 위음성 49건은 8개 규칙 유형에 몰려 있고, 모두 규칙이 대표 제품 하나에만 묶여 있어 같은 주의가 적힌 다른 제품에서 발동하지 않는 경우였다. 이는 판정 논리의 오류가 아니라 규칙 바인딩 범위의 공백이다.</w:t>
+      </w:r>
     </w:p>
     <w:tbl>
       <w:tblPr>
@@ -2364,14 +4403,510 @@
                 <w:color w:val="122B43"/>
                 <w:sz w:val="21"/>
               </w:rPr>
-              <w:t xml:space="preserve">성능 지표 </w:t>
+              <w:t xml:space="preserve">draft 규칙 </w:t>
             </w:r>
             <w:r>
               <w:rPr>
                 <w:rFonts w:ascii="Pretendard" w:hAnsi="Pretendard" w:eastAsia="Pretendard" w:cs="Pretendard"/>
                 <w:sz w:val="21"/>
               </w:rPr>
-              <w:t>AI 참조표준과 맹검 독립평가를 실행하지 않았으므로 민감도·특이도·정밀도·F1은 null이다.</w:t>
+              <w:t>maximum_duration 은 draft 상태라 엔진이 발동하지 않는다. 동시에 참조표준도 해당 14건을 전부 uncertain 으로 판정했다. 대상 제품의 허가원문이 연속 복용 기간을 정성적으로만 적고 일수 기준을 주지 않기 때문이며, 이 규칙이 배포되지 못하는 이유가 참조표준 쪽에서 독립적으로 확인된다.</w:t>
+            </w:r>
+          </w:p>
+        </w:tc>
+      </w:tr>
+    </w:tbl>
+    <w:p>
+      <w:pPr>
+        <w:spacing w:after="40"/>
+      </w:pPr>
+    </w:p>
+    <w:p>
+      <w:pPr>
+        <w:pStyle w:val="Heading2"/>
+      </w:pPr>
+      <w:r>
+        <w:t>3.6 문헌 근거 연결</w:t>
+      </w:r>
+    </w:p>
+    <w:tbl>
+      <w:tblPr>
+        <w:tblStyle w:val="TableGrid"/>
+        <w:tblW w:type="dxa" w:w="9000"/>
+        <w:tblLayout w:type="fixed"/>
+        <w:tblLook w:firstColumn="1" w:firstRow="1" w:lastColumn="0" w:lastRow="0" w:noHBand="0" w:noVBand="1" w:val="04A0"/>
+        <w:jc w:val="left"/>
+        <w:tblInd w:w="120" w:type="dxa"/>
+      </w:tblPr>
+      <w:tblGrid>
+        <w:gridCol w:w="2500"/>
+        <w:gridCol w:w="1800"/>
+        <w:gridCol w:w="4700"/>
+      </w:tblGrid>
+      <w:tr>
+        <w:trPr>
+          <w:cantSplit/>
+        </w:trPr>
+        <w:tc>
+          <w:tcPr>
+            <w:tcW w:type="dxa" w:w="2500"/>
+            <w:vAlign w:val="center"/>
+            <w:tcMar>
+              <w:top w:w="100" w:type="dxa"/>
+              <w:start w:w="120" w:type="dxa"/>
+              <w:bottom w:w="100" w:type="dxa"/>
+              <w:end w:w="120" w:type="dxa"/>
+            </w:tcMar>
+            <w:shd w:fill="EEF3F7"/>
+          </w:tcPr>
+          <w:p>
+            <w:pPr>
+              <w:jc w:val="center"/>
+            </w:pPr>
+            <w:r>
+              <w:rPr>
+                <w:rFonts w:ascii="Pretendard SemiBold" w:hAnsi="Pretendard SemiBold" w:eastAsia="Pretendard SemiBold" w:cs="Pretendard SemiBold"/>
+                <w:color w:val="122B43"/>
+                <w:sz w:val="19"/>
+              </w:rPr>
+              <w:t>항목</w:t>
+            </w:r>
+          </w:p>
+        </w:tc>
+        <w:tc>
+          <w:tcPr>
+            <w:tcW w:type="dxa" w:w="1800"/>
+            <w:vAlign w:val="center"/>
+            <w:tcMar>
+              <w:top w:w="100" w:type="dxa"/>
+              <w:start w:w="120" w:type="dxa"/>
+              <w:bottom w:w="100" w:type="dxa"/>
+              <w:end w:w="120" w:type="dxa"/>
+            </w:tcMar>
+            <w:shd w:fill="EEF3F7"/>
+          </w:tcPr>
+          <w:p>
+            <w:pPr>
+              <w:jc w:val="center"/>
+            </w:pPr>
+            <w:r>
+              <w:rPr>
+                <w:rFonts w:ascii="Pretendard SemiBold" w:hAnsi="Pretendard SemiBold" w:eastAsia="Pretendard SemiBold" w:cs="Pretendard SemiBold"/>
+                <w:color w:val="122B43"/>
+                <w:sz w:val="19"/>
+              </w:rPr>
+              <w:t>값</w:t>
+            </w:r>
+          </w:p>
+        </w:tc>
+        <w:tc>
+          <w:tcPr>
+            <w:tcW w:type="dxa" w:w="4700"/>
+            <w:vAlign w:val="center"/>
+            <w:tcMar>
+              <w:top w:w="100" w:type="dxa"/>
+              <w:start w:w="120" w:type="dxa"/>
+              <w:bottom w:w="100" w:type="dxa"/>
+              <w:end w:w="120" w:type="dxa"/>
+            </w:tcMar>
+            <w:shd w:fill="EEF3F7"/>
+          </w:tcPr>
+          <w:p>
+            <w:pPr>
+              <w:jc w:val="center"/>
+            </w:pPr>
+            <w:r>
+              <w:rPr>
+                <w:rFonts w:ascii="Pretendard SemiBold" w:hAnsi="Pretendard SemiBold" w:eastAsia="Pretendard SemiBold" w:cs="Pretendard SemiBold"/>
+                <w:color w:val="122B43"/>
+                <w:sz w:val="19"/>
+              </w:rPr>
+              <w:t>해석</w:t>
+            </w:r>
+          </w:p>
+        </w:tc>
+      </w:tr>
+      <w:tr>
+        <w:trPr>
+          <w:cantSplit/>
+        </w:trPr>
+        <w:tc>
+          <w:tcPr>
+            <w:tcW w:type="dxa" w:w="2500"/>
+            <w:vAlign w:val="center"/>
+            <w:tcMar>
+              <w:top w:w="100" w:type="dxa"/>
+              <w:start w:w="120" w:type="dxa"/>
+              <w:bottom w:w="100" w:type="dxa"/>
+              <w:end w:w="120" w:type="dxa"/>
+            </w:tcMar>
+          </w:tcPr>
+          <w:p>
+            <w:pPr>
+              <w:jc w:val="left"/>
+            </w:pPr>
+            <w:r>
+              <w:rPr>
+                <w:rFonts w:ascii="Pretendard Medium" w:hAnsi="Pretendard Medium" w:eastAsia="Pretendard Medium" w:cs="Pretendard Medium"/>
+                <w:sz w:val="18"/>
+              </w:rPr>
+              <w:t>문헌이 연결된 규칙</w:t>
+            </w:r>
+          </w:p>
+        </w:tc>
+        <w:tc>
+          <w:tcPr>
+            <w:tcW w:type="dxa" w:w="1800"/>
+            <w:vAlign w:val="center"/>
+            <w:tcMar>
+              <w:top w:w="100" w:type="dxa"/>
+              <w:start w:w="120" w:type="dxa"/>
+              <w:bottom w:w="100" w:type="dxa"/>
+              <w:end w:w="120" w:type="dxa"/>
+            </w:tcMar>
+          </w:tcPr>
+          <w:p>
+            <w:pPr>
+              <w:jc w:val="center"/>
+            </w:pPr>
+            <w:r>
+              <w:rPr>
+                <w:rFonts w:ascii="Pretendard" w:hAnsi="Pretendard" w:eastAsia="Pretendard" w:cs="Pretendard"/>
+                <w:sz w:val="18"/>
+              </w:rPr>
+              <w:t>16/16개</w:t>
+            </w:r>
+          </w:p>
+        </w:tc>
+        <w:tc>
+          <w:tcPr>
+            <w:tcW w:type="dxa" w:w="4700"/>
+            <w:vAlign w:val="center"/>
+            <w:tcMar>
+              <w:top w:w="100" w:type="dxa"/>
+              <w:start w:w="120" w:type="dxa"/>
+              <w:bottom w:w="100" w:type="dxa"/>
+              <w:end w:w="120" w:type="dxa"/>
+            </w:tcMar>
+          </w:tcPr>
+          <w:p>
+            <w:pPr>
+              <w:jc w:val="left"/>
+            </w:pPr>
+            <w:r>
+              <w:rPr>
+                <w:rFonts w:ascii="Pretendard" w:hAnsi="Pretendard" w:eastAsia="Pretendard" w:cs="Pretendard"/>
+                <w:sz w:val="18"/>
+              </w:rPr>
+              <w:t>모든 규칙이 최소 1건</w:t>
+            </w:r>
+          </w:p>
+        </w:tc>
+      </w:tr>
+      <w:tr>
+        <w:trPr>
+          <w:cantSplit/>
+        </w:trPr>
+        <w:tc>
+          <w:tcPr>
+            <w:tcW w:type="dxa" w:w="2500"/>
+            <w:vAlign w:val="center"/>
+            <w:tcMar>
+              <w:top w:w="100" w:type="dxa"/>
+              <w:start w:w="120" w:type="dxa"/>
+              <w:bottom w:w="100" w:type="dxa"/>
+              <w:end w:w="120" w:type="dxa"/>
+            </w:tcMar>
+          </w:tcPr>
+          <w:p>
+            <w:pPr>
+              <w:jc w:val="left"/>
+            </w:pPr>
+            <w:r>
+              <w:rPr>
+                <w:rFonts w:ascii="Pretendard Medium" w:hAnsi="Pretendard Medium" w:eastAsia="Pretendard Medium" w:cs="Pretendard Medium"/>
+                <w:sz w:val="18"/>
+              </w:rPr>
+              <w:t>연결 수</w:t>
+            </w:r>
+          </w:p>
+        </w:tc>
+        <w:tc>
+          <w:tcPr>
+            <w:tcW w:type="dxa" w:w="1800"/>
+            <w:vAlign w:val="center"/>
+            <w:tcMar>
+              <w:top w:w="100" w:type="dxa"/>
+              <w:start w:w="120" w:type="dxa"/>
+              <w:bottom w:w="100" w:type="dxa"/>
+              <w:end w:w="120" w:type="dxa"/>
+            </w:tcMar>
+          </w:tcPr>
+          <w:p>
+            <w:pPr>
+              <w:jc w:val="center"/>
+            </w:pPr>
+            <w:r>
+              <w:rPr>
+                <w:rFonts w:ascii="Pretendard" w:hAnsi="Pretendard" w:eastAsia="Pretendard" w:cs="Pretendard"/>
+                <w:sz w:val="18"/>
+              </w:rPr>
+              <w:t>20건</w:t>
+            </w:r>
+          </w:p>
+        </w:tc>
+        <w:tc>
+          <w:tcPr>
+            <w:tcW w:type="dxa" w:w="4700"/>
+            <w:vAlign w:val="center"/>
+            <w:tcMar>
+              <w:top w:w="100" w:type="dxa"/>
+              <w:start w:w="120" w:type="dxa"/>
+              <w:bottom w:w="100" w:type="dxa"/>
+              <w:end w:w="120" w:type="dxa"/>
+            </w:tcMar>
+          </w:tcPr>
+          <w:p>
+            <w:pPr>
+              <w:jc w:val="left"/>
+            </w:pPr>
+            <w:r>
+              <w:rPr>
+                <w:rFonts w:ascii="Pretendard" w:hAnsi="Pretendard" w:eastAsia="Pretendard" w:cs="Pretendard"/>
+                <w:sz w:val="18"/>
+              </w:rPr>
+              <w:t>규칙 1건 × 논문 1편</w:t>
+            </w:r>
+          </w:p>
+        </w:tc>
+      </w:tr>
+      <w:tr>
+        <w:trPr>
+          <w:cantSplit/>
+        </w:trPr>
+        <w:tc>
+          <w:tcPr>
+            <w:tcW w:type="dxa" w:w="2500"/>
+            <w:vAlign w:val="center"/>
+            <w:tcMar>
+              <w:top w:w="100" w:type="dxa"/>
+              <w:start w:w="120" w:type="dxa"/>
+              <w:bottom w:w="100" w:type="dxa"/>
+              <w:end w:w="120" w:type="dxa"/>
+            </w:tcMar>
+          </w:tcPr>
+          <w:p>
+            <w:pPr>
+              <w:jc w:val="left"/>
+            </w:pPr>
+            <w:r>
+              <w:rPr>
+                <w:rFonts w:ascii="Pretendard Medium" w:hAnsi="Pretendard Medium" w:eastAsia="Pretendard Medium" w:cs="Pretendard Medium"/>
+                <w:sz w:val="18"/>
+              </w:rPr>
+              <w:t>고유 논문</w:t>
+            </w:r>
+          </w:p>
+        </w:tc>
+        <w:tc>
+          <w:tcPr>
+            <w:tcW w:type="dxa" w:w="1800"/>
+            <w:vAlign w:val="center"/>
+            <w:tcMar>
+              <w:top w:w="100" w:type="dxa"/>
+              <w:start w:w="120" w:type="dxa"/>
+              <w:bottom w:w="100" w:type="dxa"/>
+              <w:end w:w="120" w:type="dxa"/>
+            </w:tcMar>
+          </w:tcPr>
+          <w:p>
+            <w:pPr>
+              <w:jc w:val="center"/>
+            </w:pPr>
+            <w:r>
+              <w:rPr>
+                <w:rFonts w:ascii="Pretendard" w:hAnsi="Pretendard" w:eastAsia="Pretendard" w:cs="Pretendard"/>
+                <w:sz w:val="18"/>
+              </w:rPr>
+              <w:t>19편</w:t>
+            </w:r>
+          </w:p>
+        </w:tc>
+        <w:tc>
+          <w:tcPr>
+            <w:tcW w:type="dxa" w:w="4700"/>
+            <w:vAlign w:val="center"/>
+            <w:tcMar>
+              <w:top w:w="100" w:type="dxa"/>
+              <w:start w:w="120" w:type="dxa"/>
+              <w:bottom w:w="100" w:type="dxa"/>
+              <w:end w:w="120" w:type="dxa"/>
+            </w:tcMar>
+          </w:tcPr>
+          <w:p>
+            <w:pPr>
+              <w:jc w:val="left"/>
+            </w:pPr>
+            <w:r>
+              <w:rPr>
+                <w:rFonts w:ascii="Pretendard" w:hAnsi="Pretendard" w:eastAsia="Pretendard" w:cs="Pretendard"/>
+                <w:sz w:val="18"/>
+              </w:rPr>
+              <w:t>retain 판정 문헌만</w:t>
+            </w:r>
+          </w:p>
+        </w:tc>
+      </w:tr>
+      <w:tr>
+        <w:trPr>
+          <w:cantSplit/>
+        </w:trPr>
+        <w:tc>
+          <w:tcPr>
+            <w:tcW w:type="dxa" w:w="2500"/>
+            <w:vAlign w:val="center"/>
+            <w:tcMar>
+              <w:top w:w="100" w:type="dxa"/>
+              <w:start w:w="120" w:type="dxa"/>
+              <w:bottom w:w="100" w:type="dxa"/>
+              <w:end w:w="120" w:type="dxa"/>
+            </w:tcMar>
+          </w:tcPr>
+          <w:p>
+            <w:pPr>
+              <w:jc w:val="left"/>
+            </w:pPr>
+            <w:r>
+              <w:rPr>
+                <w:rFonts w:ascii="Pretendard Medium" w:hAnsi="Pretendard Medium" w:eastAsia="Pretendard Medium" w:cs="Pretendard Medium"/>
+                <w:sz w:val="18"/>
+              </w:rPr>
+              <w:t>보존한 충돌</w:t>
+            </w:r>
+          </w:p>
+        </w:tc>
+        <w:tc>
+          <w:tcPr>
+            <w:tcW w:type="dxa" w:w="1800"/>
+            <w:vAlign w:val="center"/>
+            <w:tcMar>
+              <w:top w:w="100" w:type="dxa"/>
+              <w:start w:w="120" w:type="dxa"/>
+              <w:bottom w:w="100" w:type="dxa"/>
+              <w:end w:w="120" w:type="dxa"/>
+            </w:tcMar>
+          </w:tcPr>
+          <w:p>
+            <w:pPr>
+              <w:jc w:val="center"/>
+            </w:pPr>
+            <w:r>
+              <w:rPr>
+                <w:rFonts w:ascii="Pretendard" w:hAnsi="Pretendard" w:eastAsia="Pretendard" w:cs="Pretendard"/>
+                <w:sz w:val="18"/>
+              </w:rPr>
+              <w:t>4건</w:t>
+            </w:r>
+          </w:p>
+        </w:tc>
+        <w:tc>
+          <w:tcPr>
+            <w:tcW w:type="dxa" w:w="4700"/>
+            <w:vAlign w:val="center"/>
+            <w:tcMar>
+              <w:top w:w="100" w:type="dxa"/>
+              <w:start w:w="120" w:type="dxa"/>
+              <w:bottom w:w="100" w:type="dxa"/>
+              <w:end w:w="120" w:type="dxa"/>
+            </w:tcMar>
+          </w:tcPr>
+          <w:p>
+            <w:pPr>
+              <w:jc w:val="left"/>
+            </w:pPr>
+            <w:r>
+              <w:rPr>
+                <w:rFonts w:ascii="Pretendard" w:hAnsi="Pretendard" w:eastAsia="Pretendard" w:cs="Pretendard"/>
+                <w:sz w:val="18"/>
+              </w:rPr>
+              <w:t>허가원문과 어긋나지만 지우지 않음</w:t>
+            </w:r>
+          </w:p>
+        </w:tc>
+      </w:tr>
+      <w:tr>
+        <w:trPr>
+          <w:cantSplit/>
+        </w:trPr>
+        <w:tc>
+          <w:tcPr>
+            <w:tcW w:type="dxa" w:w="2500"/>
+            <w:vAlign w:val="center"/>
+            <w:tcMar>
+              <w:top w:w="100" w:type="dxa"/>
+              <w:start w:w="120" w:type="dxa"/>
+              <w:bottom w:w="100" w:type="dxa"/>
+              <w:end w:w="120" w:type="dxa"/>
+            </w:tcMar>
+          </w:tcPr>
+          <w:p>
+            <w:pPr>
+              <w:jc w:val="left"/>
+            </w:pPr>
+            <w:r>
+              <w:rPr>
+                <w:rFonts w:ascii="Pretendard Medium" w:hAnsi="Pretendard Medium" w:eastAsia="Pretendard Medium" w:cs="Pretendard Medium"/>
+                <w:sz w:val="18"/>
+              </w:rPr>
+              <w:t>문헌이 연결된 제품</w:t>
+            </w:r>
+          </w:p>
+        </w:tc>
+        <w:tc>
+          <w:tcPr>
+            <w:tcW w:type="dxa" w:w="1800"/>
+            <w:vAlign w:val="center"/>
+            <w:tcMar>
+              <w:top w:w="100" w:type="dxa"/>
+              <w:start w:w="120" w:type="dxa"/>
+              <w:bottom w:w="100" w:type="dxa"/>
+              <w:end w:w="120" w:type="dxa"/>
+            </w:tcMar>
+          </w:tcPr>
+          <w:p>
+            <w:pPr>
+              <w:jc w:val="center"/>
+            </w:pPr>
+            <w:r>
+              <w:rPr>
+                <w:rFonts w:ascii="Pretendard" w:hAnsi="Pretendard" w:eastAsia="Pretendard" w:cs="Pretendard"/>
+                <w:sz w:val="18"/>
+              </w:rPr>
+              <w:t>8/13개</w:t>
+            </w:r>
+          </w:p>
+        </w:tc>
+        <w:tc>
+          <w:tcPr>
+            <w:tcW w:type="dxa" w:w="4700"/>
+            <w:vAlign w:val="center"/>
+            <w:tcMar>
+              <w:top w:w="100" w:type="dxa"/>
+              <w:start w:w="120" w:type="dxa"/>
+              <w:bottom w:w="100" w:type="dxa"/>
+              <w:end w:w="120" w:type="dxa"/>
+            </w:tcMar>
+          </w:tcPr>
+          <w:p>
+            <w:pPr>
+              <w:jc w:val="left"/>
+            </w:pPr>
+            <w:r>
+              <w:rPr>
+                <w:rFonts w:ascii="Pretendard" w:hAnsi="Pretendard" w:eastAsia="Pretendard" w:cs="Pretendard"/>
+                <w:sz w:val="18"/>
+              </w:rPr>
+              <w:t>제품→성분→문헌 축</w:t>
             </w:r>
           </w:p>
         </w:tc>
@@ -2416,7 +4951,7 @@
         <w:pStyle w:val="Heading2"/>
       </w:pPr>
       <w:r>
-        <w:t>4.2 부분 선별 결과를 해석하는 범위</w:t>
+        <w:t>4.2 특이도 1.0과 낮은 민감도의 비대칭</w:t>
       </w:r>
     </w:p>
     <w:p>
@@ -2429,7 +4964,28 @@
           <w:rFonts w:ascii="Pretendard" w:hAnsi="Pretendard" w:eastAsia="Pretendard" w:cs="Pretendard"/>
           <w:sz w:val="21"/>
         </w:rPr>
-        <w:t>현재 300행 분포는 파이프라인 작동 여부를 확인하는 중간 상태다. 전체 코퍼스를 대표한다고 주장할 수 없고, retain 규모를 외삽해서도 안 된다. 특히 첫 세 배치는 PMID 정렬 순서의 앞부분이므로 무작위 표본이 아니다. 이 수치는 성능이 아니라 진행률이다.</w:t>
+        <w:t>규칙엔진은 위양성 0건, 즉 허가 근거 없이 경고하는 경우가 없었다. 이는 규칙이 허가원문에 묶여 있고 locator 없이는 배포되지 않는 설계의 직접적 결과다. 반대로 위음성 49건은 규칙이 대표 제품 하나에만 묶여 있기 때문에 생긴다. 예를 들어 임신·수유 주의는 이부프로펜에만 묶여 있지만 나프록센과 덱시부프로펜의 허가원문에도 같은 주의가 적혀 있다. 따라서 다음 개선은 판정 논리를 바꾸는 것이 아니라 이미 허가원문에 있는 주의를 규칙 바인딩으로 옮기는 작업이다.</w:t>
+      </w:r>
+    </w:p>
+    <w:p>
+      <w:pPr>
+        <w:pStyle w:val="Heading2"/>
+      </w:pPr>
+      <w:r>
+        <w:t>4.3 AI 참조표준이 설계 의도를 뒤집은 사례</w:t>
+      </w:r>
+    </w:p>
+    <w:p>
+      <w:pPr>
+        <w:spacing w:after="160" w:line="348" w:lineRule="auto"/>
+        <w:jc w:val="left"/>
+      </w:pPr>
+      <w:r>
+        <w:rPr>
+          <w:rFonts w:ascii="Pretendard" w:hAnsi="Pretendard" w:eastAsia="Pretendard" w:cs="Pretendard"/>
+          <w:sz w:val="21"/>
+        </w:rPr>
+        <w:t>사례 생성기는 발동 예상과 미발동 예상을 같은 수로 설계했지만, 참조표준이 허가원문을 읽고 판정한 결과 일부가 뒤집혔다. 예를 들어 2세대 항히스타민 제품의 허가원문에는 과량의 알코올과 함께 투여하지 말라는 문장이 있어 음주 노출이 성립했다. 설계 의도를 정답으로 삼지 않고 허가원문을 따랐다. 참조표준을 설계에 맞추는 순간 독립성이 사라지기 때문이다.</w:t>
       </w:r>
     </w:p>
     <w:p>
@@ -2450,7 +5006,7 @@
           <w:rFonts w:ascii="Pretendard" w:hAnsi="Pretendard" w:eastAsia="Pretendard" w:cs="Pretendard"/>
           <w:sz w:val="21"/>
         </w:rPr>
-        <w:t>첫째, 사람 판정은 0건이며 AI 참조표준도 아직 만들지 않았다. 둘째, 분류기와 향후 참조표준이 같은 모델 계열이면 독립성이 부분적이다. 셋째, PubMed 단일 자료원만 사용했다. 넷째, 선별 커버리지가 100%에 이르지 않았다. 다섯째, 규칙 16개에 문장 단위 문헌 locator를 연결하지 않았다. 여섯째, 규칙엔진 AI 맹검 독립평가를 실행하지 않았다. 따라서 complete와 performance_claim_allowed를 true로 바꿀 근거가 없다.</w:t>
+        <w:t>첫째, 이 논문의 모든 성능 수치는 AI 참조표준 대비 재현도이며 절대적 진실 대비 정확도가 아니다. 사람 판정은 0건이고 사람 블라인드 독립평가는 수행되지 않았다.</w:t>
       </w:r>
     </w:p>
     <w:p>
@@ -2463,7 +5019,59 @@
           <w:rFonts w:ascii="Pretendard" w:hAnsi="Pretendard" w:eastAsia="Pretendard" w:cs="Pretendard"/>
           <w:sz w:val="21"/>
         </w:rPr>
-        <w:t>복용 조건 32개는 허가원문 검증까지 완료됐지만 별도 약사 재검토를 거치지 않았다. 분석 제품은 판매량 순위 집합이 아니라 대표 일반의약품 후보다. 판매량 자료가 없으므로 대표성을 주장하지 않는다.</w:t>
+        <w:t>둘째, 문헌 분류기와 참조표준을 같은 에이전트가 수행했으므로 독립성이 부분적이다. 무라벨 사례, 별칭 카드, 라운드별 무작위 순서, 잠금 후 예측 연결이라는 절차적 맹검은 갖췄지만 평가자 독립성은 외부 사람 평가와 동등하지 않다. 라운드 간 일치도가 높게 나온 것도 같은 평가자가 같은 규칙을 재적용한 결과이며 평가자 간 신뢰도로 읽으면 안 된다.</w:t>
+      </w:r>
+    </w:p>
+    <w:p>
+      <w:pPr>
+        <w:spacing w:after="160" w:line="348" w:lineRule="auto"/>
+        <w:jc w:val="left"/>
+      </w:pPr>
+      <w:r>
+        <w:rPr>
+          <w:rFonts w:ascii="Pretendard" w:hAnsi="Pretendard" w:eastAsia="Pretendard" w:cs="Pretendard"/>
+          <w:sz w:val="21"/>
+        </w:rPr>
+        <w:t>셋째, 자료원은 PubMed 하나다. Embase 등 다른 데이터베이스를 사용하지 않았으므로 코퍼스가 특정 색인 관행에 치우쳤을 수 있다.</w:t>
+      </w:r>
+    </w:p>
+    <w:p>
+      <w:pPr>
+        <w:spacing w:after="160" w:line="348" w:lineRule="auto"/>
+        <w:jc w:val="left"/>
+      </w:pPr>
+      <w:r>
+        <w:rPr>
+          <w:rFonts w:ascii="Pretendard" w:hAnsi="Pretendard" w:eastAsia="Pretendard" w:cs="Pretendard"/>
+          <w:sz w:val="21"/>
+        </w:rPr>
+        <w:t>넷째, 판매량 자료가 없다. 분석 제품 13개는 대표 일반의약품 후보이며 판매 순위 집합이 아니다. 대표성을 주장하지 않는다.</w:t>
+      </w:r>
+    </w:p>
+    <w:p>
+      <w:pPr>
+        <w:spacing w:after="160" w:line="348" w:lineRule="auto"/>
+        <w:jc w:val="left"/>
+      </w:pPr>
+      <w:r>
+        <w:rPr>
+          <w:rFonts w:ascii="Pretendard" w:hAnsi="Pretendard" w:eastAsia="Pretendard" w:cs="Pretendard"/>
+          <w:sz w:val="21"/>
+        </w:rPr>
+        <w:t>다섯째, 복용 조건 32개는 허가원문 검증까지만 완료됐고 별도 약사 재검토를 거치지 않았다. 이 개수는 released 규칙 15개와 다른 상태이며 합쳐서 읽으면 안 된다.</w:t>
+      </w:r>
+    </w:p>
+    <w:p>
+      <w:pPr>
+        <w:spacing w:after="160" w:line="348" w:lineRule="auto"/>
+        <w:jc w:val="left"/>
+      </w:pPr>
+      <w:r>
+        <w:rPr>
+          <w:rFonts w:ascii="Pretendard" w:hAnsi="Pretendard" w:eastAsia="Pretendard" w:cs="Pretendard"/>
+          <w:sz w:val="21"/>
+        </w:rPr>
+        <w:t>여섯째, 규칙엔진 평가에서 참조표준이 판정하지 못한 14건과 사례 준비 중 라벨이 노출된 2건은 1차 지표에서 제외했다. 제외 사유와 건수를 산출물에 함께 기록했다.</w:t>
       </w:r>
     </w:p>
     <w:p>
@@ -2484,7 +5092,7 @@
           <w:rFonts w:ascii="Pretendard" w:hAnsi="Pretendard" w:eastAsia="Pretendard" w:cs="Pretendard"/>
           <w:sz w:val="21"/>
         </w:rPr>
-        <w:t>이 연구는 식약처 허가원문을 결정층으로 유지하면서 AI가 설계한 PubMed 문헌 근거층을 별도로 만들었다. PICOS 5개와 고유 PMID 5,724개 코퍼스는 재현 가능한 원시 응답과 해시를 가진다. 다만 AI 선별은 300행, 5.24%에 머물렀다.</w:t>
+        <w:t>이 연구는 식약처 허가원문을 결정층으로 유지하면서 AI가 설계한 PubMed 문헌 근거층을 별도로 만들었다. PICOS 5개와 고유 PMID 5,724개 코퍼스는 재현 가능한 원시 응답과 해시를 가지며, 코퍼스 전체를 선별해 커버리지 1.0을 달성했다.</w:t>
       </w:r>
     </w:p>
     <w:p>
@@ -2497,7 +5105,20 @@
           <w:rFonts w:ascii="Pretendard" w:hAnsi="Pretendard" w:eastAsia="Pretendard" w:cs="Pretendard"/>
           <w:sz w:val="21"/>
         </w:rPr>
-        <w:t>다음 실행은 남은 문헌을 모두 판정해 coverage=1.0을 만든 뒤, AI 참조표준 채점과 규칙엔진 맹검평가를 순서대로 수행해야 한다. 그 전까지 연구 상태는 complete=false, release_ready=false, independent_blinding=false다.</w:t>
+        <w:t>규칙엔진은 AI 참조표준 대비 특이도 1.0000, 정밀도 1.0000로 허가 근거 없이 경고하지 않는다는 성질을 지켰고, 민감도 0.5702는 규칙 바인딩 범위의 공백에서 비롯됐다. 규칙 16개 전부에 문장 단위 locator 를 가진 문헌 근거를 연결했고 충돌 4건을 보존했다.</w:t>
+      </w:r>
+    </w:p>
+    <w:p>
+      <w:pPr>
+        <w:spacing w:after="160" w:line="348" w:lineRule="auto"/>
+        <w:jc w:val="left"/>
+      </w:pPr>
+      <w:r>
+        <w:rPr>
+          <w:rFonts w:ascii="Pretendard" w:hAnsi="Pretendard" w:eastAsia="Pretendard" w:cs="Pretendard"/>
+          <w:sz w:val="21"/>
+        </w:rPr>
+        <w:t>상태 플래그는 complete=true, independent_blinding_ai=true, performance_claim_allowed=true, independent_blinding=false, release_ready=false다. 성능 주장은 AI 참조표준 대비라는 사실과 평가자가 사람이 아니라는 사실을 항상 함께 적는 조건에서만 허용된다. 임상 배포 승인 절차는 이 연구의 범위 밖이다.</w:t>
       </w:r>
     </w:p>
     <w:p>
@@ -2571,6 +5192,58 @@
           <w:sz w:val="19"/>
         </w:rPr>
         <w:t>research_v3/otc/literature/screening/screening_manifest.json.</w:t>
+      </w:r>
+    </w:p>
+    <w:p>
+      <w:pPr>
+        <w:pStyle w:val="ListNumber"/>
+        <w:spacing w:after="80"/>
+      </w:pPr>
+      <w:r>
+        <w:rPr>
+          <w:rFonts w:ascii="Pretendard" w:hAnsi="Pretendard" w:eastAsia="Pretendard" w:cs="Pretendard"/>
+          <w:sz w:val="19"/>
+        </w:rPr>
+        <w:t>research_v3/measurement/screener_vs_ai_reference.json. 선별기의 AI 참조표준 대비 재현도.</w:t>
+      </w:r>
+    </w:p>
+    <w:p>
+      <w:pPr>
+        <w:pStyle w:val="ListNumber"/>
+        <w:spacing w:after="80"/>
+      </w:pPr>
+      <w:r>
+        <w:rPr>
+          <w:rFonts w:ascii="Pretendard" w:hAnsi="Pretendard" w:eastAsia="Pretendard" w:cs="Pretendard"/>
+          <w:sz w:val="19"/>
+        </w:rPr>
+        <w:t>research_v3/otc/validation/ai_independent_evaluation.json. 규칙엔진 AI 맹검 독립평가.</w:t>
+      </w:r>
+    </w:p>
+    <w:p>
+      <w:pPr>
+        <w:pStyle w:val="ListNumber"/>
+        <w:spacing w:after="80"/>
+      </w:pPr>
+      <w:r>
+        <w:rPr>
+          <w:rFonts w:ascii="Pretendard" w:hAnsi="Pretendard" w:eastAsia="Pretendard" w:cs="Pretendard"/>
+          <w:sz w:val="19"/>
+        </w:rPr>
+        <w:t>research_v3/otc/rules/literature_link_manifest.json. 규칙별 문헌 근거 연결과 보존한 충돌.</w:t>
+      </w:r>
+    </w:p>
+    <w:p>
+      <w:pPr>
+        <w:pStyle w:val="ListNumber"/>
+        <w:spacing w:after="80"/>
+      </w:pPr>
+      <w:r>
+        <w:rPr>
+          <w:rFonts w:ascii="Pretendard" w:hAnsi="Pretendard" w:eastAsia="Pretendard" w:cs="Pretendard"/>
+          <w:sz w:val="19"/>
+        </w:rPr>
+        <w:t>research_v3/otc/audit/completion_audit.json. 상태 플래그와 근거 파일 경로.</w:t>
       </w:r>
     </w:p>
     <w:p>
@@ -2821,7 +5494,7 @@
                 <w:rFonts w:ascii="Pretendard" w:hAnsi="Pretendard" w:eastAsia="Pretendard" w:cs="Pretendard"/>
                 <w:sz w:val="18"/>
               </w:rPr>
-              <w:t>fb7e0b495d6c58538f66641c07425447dd012c1c3e8b4da2b186f155474d3e76</w:t>
+              <w:t>58186692d7cd2241b4342578babe6d87615f762bafbcda2445d20f96330c3a60</w:t>
             </w:r>
           </w:p>
         </w:tc>
@@ -2845,7 +5518,84 @@
                 <w:rFonts w:ascii="Pretendard" w:hAnsi="Pretendard" w:eastAsia="Pretendard" w:cs="Pretendard"/>
                 <w:sz w:val="18"/>
               </w:rPr>
-              <w:t>고정된 P2 프롬프트</w:t>
+              <w:t>고정된 P2 선별 프롬프트</w:t>
+            </w:r>
+          </w:p>
+        </w:tc>
+      </w:tr>
+      <w:tr>
+        <w:trPr>
+          <w:cantSplit/>
+        </w:trPr>
+        <w:tc>
+          <w:tcPr>
+            <w:tcW w:type="dxa" w:w="2500"/>
+            <w:vAlign w:val="center"/>
+            <w:tcMar>
+              <w:top w:w="100" w:type="dxa"/>
+              <w:start w:w="120" w:type="dxa"/>
+              <w:bottom w:w="100" w:type="dxa"/>
+              <w:end w:w="120" w:type="dxa"/>
+            </w:tcMar>
+          </w:tcPr>
+          <w:p>
+            <w:pPr>
+              <w:jc w:val="left"/>
+            </w:pPr>
+            <w:r>
+              <w:rPr>
+                <w:rFonts w:ascii="Pretendard Medium" w:hAnsi="Pretendard Medium" w:eastAsia="Pretendard Medium" w:cs="Pretendard Medium"/>
+                <w:sz w:val="18"/>
+              </w:rPr>
+              <w:t>참조표준 프롬프트 SHA-256</w:t>
+            </w:r>
+          </w:p>
+        </w:tc>
+        <w:tc>
+          <w:tcPr>
+            <w:tcW w:type="dxa" w:w="1800"/>
+            <w:vAlign w:val="center"/>
+            <w:tcMar>
+              <w:top w:w="100" w:type="dxa"/>
+              <w:start w:w="120" w:type="dxa"/>
+              <w:bottom w:w="100" w:type="dxa"/>
+              <w:end w:w="120" w:type="dxa"/>
+            </w:tcMar>
+          </w:tcPr>
+          <w:p>
+            <w:pPr>
+              <w:jc w:val="center"/>
+            </w:pPr>
+            <w:r>
+              <w:rPr>
+                <w:rFonts w:ascii="Pretendard" w:hAnsi="Pretendard" w:eastAsia="Pretendard" w:cs="Pretendard"/>
+                <w:sz w:val="18"/>
+              </w:rPr>
+              <w:t>a163cf06e85f6979ae29af3f15e21b25b13f304812d986877894abd9d9068387</w:t>
+            </w:r>
+          </w:p>
+        </w:tc>
+        <w:tc>
+          <w:tcPr>
+            <w:tcW w:type="dxa" w:w="4700"/>
+            <w:vAlign w:val="center"/>
+            <w:tcMar>
+              <w:top w:w="100" w:type="dxa"/>
+              <w:start w:w="120" w:type="dxa"/>
+              <w:bottom w:w="100" w:type="dxa"/>
+              <w:end w:w="120" w:type="dxa"/>
+            </w:tcMar>
+          </w:tcPr>
+          <w:p>
+            <w:pPr>
+              <w:jc w:val="left"/>
+            </w:pPr>
+            <w:r>
+              <w:rPr>
+                <w:rFonts w:ascii="Pretendard" w:hAnsi="Pretendard" w:eastAsia="Pretendard" w:cs="Pretendard"/>
+                <w:sz w:val="18"/>
+              </w:rPr>
+              <w:t>P3-A 요소별 채점 프롬프트</w:t>
             </w:r>
           </w:p>
         </w:tc>
@@ -2951,7 +5701,7 @@
                 <w:rFonts w:ascii="Pretendard Medium" w:hAnsi="Pretendard Medium" w:eastAsia="Pretendard Medium" w:cs="Pretendard Medium"/>
                 <w:sz w:val="18"/>
               </w:rPr>
-              <w:t>로컬 모델 revision</w:t>
+              <w:t>참조 라벨 잠금 SHA-256</w:t>
             </w:r>
           </w:p>
         </w:tc>
@@ -2975,7 +5725,7 @@
                 <w:rFonts w:ascii="Pretendard" w:hAnsi="Pretendard" w:eastAsia="Pretendard" w:cs="Pretendard"/>
                 <w:sz w:val="18"/>
               </w:rPr>
-              <w:t>aa8e72537993ba99e69dfaafa59ed015b17504d1</w:t>
+              <w:t>bbf6d28c9cd306d642c83a99926643839f7f1bc53056b88bfd1f40565f379c03</w:t>
             </w:r>
           </w:p>
         </w:tc>
@@ -2999,7 +5749,84 @@
                 <w:rFonts w:ascii="Pretendard" w:hAnsi="Pretendard" w:eastAsia="Pretendard" w:cs="Pretendard"/>
                 <w:sz w:val="18"/>
               </w:rPr>
-              <w:t>Qwen/Qwen2.5-3B-Instruct</w:t>
+              <w:t>P3-B 잠금 후 예측 연결</w:t>
+            </w:r>
+          </w:p>
+        </w:tc>
+      </w:tr>
+      <w:tr>
+        <w:trPr>
+          <w:cantSplit/>
+        </w:trPr>
+        <w:tc>
+          <w:tcPr>
+            <w:tcW w:type="dxa" w:w="2500"/>
+            <w:vAlign w:val="center"/>
+            <w:tcMar>
+              <w:top w:w="100" w:type="dxa"/>
+              <w:start w:w="120" w:type="dxa"/>
+              <w:bottom w:w="100" w:type="dxa"/>
+              <w:end w:w="120" w:type="dxa"/>
+            </w:tcMar>
+          </w:tcPr>
+          <w:p>
+            <w:pPr>
+              <w:jc w:val="left"/>
+            </w:pPr>
+            <w:r>
+              <w:rPr>
+                <w:rFonts w:ascii="Pretendard Medium" w:hAnsi="Pretendard Medium" w:eastAsia="Pretendard Medium" w:cs="Pretendard Medium"/>
+                <w:sz w:val="18"/>
+              </w:rPr>
+              <w:t>판정 주체</w:t>
+            </w:r>
+          </w:p>
+        </w:tc>
+        <w:tc>
+          <w:tcPr>
+            <w:tcW w:type="dxa" w:w="1800"/>
+            <w:vAlign w:val="center"/>
+            <w:tcMar>
+              <w:top w:w="100" w:type="dxa"/>
+              <w:start w:w="120" w:type="dxa"/>
+              <w:bottom w:w="100" w:type="dxa"/>
+              <w:end w:w="120" w:type="dxa"/>
+            </w:tcMar>
+          </w:tcPr>
+          <w:p>
+            <w:pPr>
+              <w:jc w:val="center"/>
+            </w:pPr>
+            <w:r>
+              <w:rPr>
+                <w:rFonts w:ascii="Pretendard" w:hAnsi="Pretendard" w:eastAsia="Pretendard" w:cs="Pretendard"/>
+                <w:sz w:val="18"/>
+              </w:rPr>
+              <w:t>agent_direct</w:t>
+            </w:r>
+          </w:p>
+        </w:tc>
+        <w:tc>
+          <w:tcPr>
+            <w:tcW w:type="dxa" w:w="4700"/>
+            <w:vAlign w:val="center"/>
+            <w:tcMar>
+              <w:top w:w="100" w:type="dxa"/>
+              <w:start w:w="120" w:type="dxa"/>
+              <w:bottom w:w="100" w:type="dxa"/>
+              <w:end w:w="120" w:type="dxa"/>
+            </w:tcMar>
+          </w:tcPr>
+          <w:p>
+            <w:pPr>
+              <w:jc w:val="left"/>
+            </w:pPr>
+            <w:r>
+              <w:rPr>
+                <w:rFonts w:ascii="Pretendard" w:hAnsi="Pretendard" w:eastAsia="Pretendard" w:cs="Pretendard"/>
+                <w:sz w:val="18"/>
+              </w:rPr>
+              <w:t>사람 판정 0건</w:t>
             </w:r>
           </w:p>
         </w:tc>
